--- a/shinmok1/pack/2510/H1MOGO25-10_40_SET.docx
+++ b/shinmok1/pack/2510/H1MOGO25-10_40_SET.docx
@@ -58,7 +58,7 @@
           <w:sz w:val="16"/>
           <w:u w:val="none"/>
         </w:rPr>
-        <w:t>(   )반 (   )번 이름(            )  CHECK ___/35  전용 ___/29.2점</w:t>
+        <w:t>(   )반 (   )번 이름(            )  CHECK ___/35  전용 ___/30.0점</w:t>
       </w:r>
     </w:p>
     <w:p>
@@ -1440,7 +1440,7 @@
           <w:sz w:val="18"/>
           <w:u w:val="none"/>
         </w:rPr>
-        <w:t>PART 2 · 전용문제  (선택형 8 · 서답형 2 · 29.2점)</w:t>
+        <w:t>PART 2 · 전용문제  (선택형 8 · 서답형 2 · 30.0점)</w:t>
       </w:r>
     </w:p>
     <w:p>
@@ -1465,7 +1465,25 @@
           <w:sz w:val="17"/>
           <w:u w:val="none"/>
         </w:rPr>
-        <w:t xml:space="preserve"> 다음 빈칸에 들어갈 말로 가장 적절한 것은? [2.7점]</w:t>
+        <w:t xml:space="preserve"> 다음 글에 대한 &lt;보기&gt;의 설명 중 </w:t>
+      </w:r>
+      <w:r>
+        <w:rPr>
+          <w:rFonts w:ascii="맑은 고딕" w:hAnsi="맑은 고딕" w:eastAsia="맑은 고딕"/>
+          <w:b w:val="0"/>
+          <w:sz w:val="17"/>
+          <w:u w:val="single"/>
+        </w:rPr>
+        <w:t>틀린</w:t>
+      </w:r>
+      <w:r>
+        <w:rPr>
+          <w:rFonts w:ascii="맑은 고딕" w:hAnsi="맑은 고딕" w:eastAsia="맑은 고딕"/>
+          <w:b w:val="0"/>
+          <w:sz w:val="17"/>
+          <w:u w:val="none"/>
+        </w:rPr>
+        <w:t xml:space="preserve"> 것만을 있는 대로 고른 것은? [3.3점]</w:t>
       </w:r>
     </w:p>
     <w:p>
@@ -1488,14 +1506,80 @@
           <w:sz w:val="17"/>
           <w:u w:val="none"/>
         </w:rPr>
-        <w:t>While half of the customers received a card with ten open slots, the other half got a card with twelve open slots. Yet the twelve-slot card had two preexisting “bonus” stamps, so every customer needed to make ten coffee purchases to get their free coffee. But the appeal of the free stamps was high. People who thought ______________________________ came back to the café more often, filling in their reward card more quickly than the others. When the card came with two out of twelve slots already filled, it felt to customers like they were already 16 percent finished with the goal before they’d even started.</w:t>
+        <w:t>Kivetz, Urminsky, and Zheng partnered with a café to test the motivating effect of ⓑ</w:t>
+      </w:r>
+      <w:r>
+        <w:rPr>
+          <w:rFonts w:ascii="맑은 고딕" w:hAnsi="맑은 고딕" w:eastAsia="맑은 고딕"/>
+          <w:b w:val="0"/>
+          <w:sz w:val="17"/>
+          <w:u w:val="single"/>
+        </w:rPr>
+        <w:t>illusory</w:t>
+      </w:r>
+      <w:r>
+        <w:rPr>
+          <w:rFonts w:ascii="맑은 고딕" w:hAnsi="맑은 고딕" w:eastAsia="맑은 고딕"/>
+          <w:b w:val="0"/>
+          <w:sz w:val="17"/>
+          <w:u w:val="none"/>
+        </w:rPr>
+        <w:t xml:space="preserve"> progress in an experiment. Customers received a reward card that offered one free coffee after they’d bought ten. While half of the customers received a card with ten open slots, the other half got a card with twelve open slots. (A) ________, the twelve-slot card had two preexisting “bonus” stamps, so, strictly speaking, these were identical reward programs. Every customer who got a card needed to make ten coffee purchases (and collect ten stamps) to get their free coffee. But the appeal of the free stamps was high. People who thought they’d gotten a head start came back to the café more often, filling in their reward card more quickly than the others. When the card came with two out of twelve slots already filled, it felt to customers like they were already 16 percent finished with the goal before they’d even started. ⓐ</w:t>
+      </w:r>
+      <w:r>
+        <w:rPr>
+          <w:rFonts w:ascii="맑은 고딕" w:hAnsi="맑은 고딕" w:eastAsia="맑은 고딕"/>
+          <w:b w:val="0"/>
+          <w:sz w:val="17"/>
+          <w:u w:val="single"/>
+        </w:rPr>
+        <w:t>Believing</w:t>
+      </w:r>
+      <w:r>
+        <w:rPr>
+          <w:rFonts w:ascii="맑은 고딕" w:hAnsi="맑은 고딕" w:eastAsia="맑은 고딕"/>
+          <w:b w:val="0"/>
+          <w:sz w:val="17"/>
+          <w:u w:val="none"/>
+        </w:rPr>
+        <w:t xml:space="preserve"> they were closer to the reward, they were more motivated to reach the finish line. According to the study above, customers were more driven to complete their goals when they perceived the reward as nearer.</w:t>
       </w:r>
     </w:p>
     <w:p>
       <w:pPr>
-        <w:spacing w:before="0" w:after="0" w:line="269" w:lineRule="auto"/>
-        <w:ind w:left="180" w:hanging="180"/>
+        <w:spacing w:before="0" w:after="0" w:line="288" w:lineRule="auto"/>
+        <w:ind w:left="40"/>
         <w:snapToGrid w:val="0"/>
+        <w:pBdr>
+          <w:top w:val="single" w:sz="4" w:space="2" w:color="9B6BD0"/>
+          <w:left w:val="single" w:sz="4" w:space="2" w:color="9B6BD0"/>
+          <w:bottom w:val="single" w:sz="4" w:space="2" w:color="9B6BD0"/>
+          <w:right w:val="single" w:sz="4" w:space="2" w:color="9B6BD0"/>
+        </w:pBdr>
+        <w:shd w:val="clear" w:color="auto" w:fill="FAF5FF"/>
+      </w:pPr>
+      <w:r>
+        <w:rPr>
+          <w:rFonts w:ascii="맑은 고딕" w:hAnsi="맑은 고딕" w:eastAsia="맑은 고딕"/>
+          <w:b/>
+          <w:sz w:val="17"/>
+          <w:u w:val="none"/>
+        </w:rPr>
+        <w:t>&lt;보 기&gt;</w:t>
+      </w:r>
+    </w:p>
+    <w:p>
+      <w:pPr>
+        <w:spacing w:before="0" w:after="0" w:line="288" w:lineRule="auto"/>
+        <w:ind w:left="40"/>
+        <w:snapToGrid w:val="0"/>
+        <w:pBdr>
+          <w:top w:val="single" w:sz="4" w:space="2" w:color="9B6BD0"/>
+          <w:left w:val="single" w:sz="4" w:space="2" w:color="9B6BD0"/>
+          <w:bottom w:val="single" w:sz="4" w:space="2" w:color="9B6BD0"/>
+          <w:right w:val="single" w:sz="4" w:space="2" w:color="9B6BD0"/>
+        </w:pBdr>
+        <w:shd w:val="clear" w:color="auto" w:fill="FAF5FF"/>
       </w:pPr>
       <w:r>
         <w:rPr>
@@ -1504,14 +1588,21 @@
           <w:sz w:val="17"/>
           <w:u w:val="none"/>
         </w:rPr>
-        <w:t>① the café would soon bring the program to an end</w:t>
+        <w:t>(a) Customers in both groups had to buy ten coffees to get a free one.</w:t>
       </w:r>
     </w:p>
     <w:p>
       <w:pPr>
-        <w:spacing w:before="0" w:after="0" w:line="269" w:lineRule="auto"/>
-        <w:ind w:left="180" w:hanging="180"/>
+        <w:spacing w:before="0" w:after="0" w:line="288" w:lineRule="auto"/>
+        <w:ind w:left="40"/>
         <w:snapToGrid w:val="0"/>
+        <w:pBdr>
+          <w:top w:val="single" w:sz="4" w:space="2" w:color="9B6BD0"/>
+          <w:left w:val="single" w:sz="4" w:space="2" w:color="9B6BD0"/>
+          <w:bottom w:val="single" w:sz="4" w:space="2" w:color="9B6BD0"/>
+          <w:right w:val="single" w:sz="4" w:space="2" w:color="9B6BD0"/>
+        </w:pBdr>
+        <w:shd w:val="clear" w:color="auto" w:fill="FAF5FF"/>
       </w:pPr>
       <w:r>
         <w:rPr>
@@ -1520,14 +1611,21 @@
           <w:sz w:val="17"/>
           <w:u w:val="none"/>
         </w:rPr>
-        <w:t>② they had more stamps left to collect than the others</w:t>
+        <w:t>(b) The appropriate expression for (A) is ‘For example’.</w:t>
       </w:r>
     </w:p>
     <w:p>
       <w:pPr>
-        <w:spacing w:before="0" w:after="0" w:line="269" w:lineRule="auto"/>
-        <w:ind w:left="180" w:hanging="180"/>
+        <w:spacing w:before="0" w:after="0" w:line="288" w:lineRule="auto"/>
+        <w:ind w:left="40"/>
         <w:snapToGrid w:val="0"/>
+        <w:pBdr>
+          <w:top w:val="single" w:sz="4" w:space="2" w:color="9B6BD0"/>
+          <w:left w:val="single" w:sz="4" w:space="2" w:color="9B6BD0"/>
+          <w:bottom w:val="single" w:sz="4" w:space="2" w:color="9B6BD0"/>
+          <w:right w:val="single" w:sz="4" w:space="2" w:color="9B6BD0"/>
+        </w:pBdr>
+        <w:shd w:val="clear" w:color="auto" w:fill="FAF5FF"/>
       </w:pPr>
       <w:r>
         <w:rPr>
@@ -1536,14 +1634,21 @@
           <w:sz w:val="17"/>
           <w:u w:val="none"/>
         </w:rPr>
-        <w:t>③ part of the way had already been covered for them</w:t>
+        <w:t>(c) In ⓐ, ‘Believing’ begins a participial phrase that means ‘Because they believed’.</w:t>
       </w:r>
     </w:p>
     <w:p>
       <w:pPr>
-        <w:spacing w:before="0" w:after="0" w:line="269" w:lineRule="auto"/>
-        <w:ind w:left="180" w:hanging="180"/>
+        <w:spacing w:before="0" w:after="0" w:line="288" w:lineRule="auto"/>
+        <w:ind w:left="40"/>
         <w:snapToGrid w:val="0"/>
+        <w:pBdr>
+          <w:top w:val="single" w:sz="4" w:space="2" w:color="9B6BD0"/>
+          <w:left w:val="single" w:sz="4" w:space="2" w:color="9B6BD0"/>
+          <w:bottom w:val="single" w:sz="4" w:space="2" w:color="9B6BD0"/>
+          <w:right w:val="single" w:sz="4" w:space="2" w:color="9B6BD0"/>
+        </w:pBdr>
+        <w:shd w:val="clear" w:color="auto" w:fill="FAF5FF"/>
       </w:pPr>
       <w:r>
         <w:rPr>
@@ -1552,14 +1657,21 @@
           <w:sz w:val="17"/>
           <w:u w:val="none"/>
         </w:rPr>
-        <w:t>④ the free coffee was worth more than ten purchases</w:t>
+        <w:t>(d) In the context, ⓑ ‘illusory’ can be replaced by ‘real’.</w:t>
       </w:r>
     </w:p>
     <w:p>
       <w:pPr>
-        <w:spacing w:before="0" w:after="0" w:line="269" w:lineRule="auto"/>
-        <w:ind w:left="180" w:hanging="180"/>
+        <w:spacing w:before="0" w:after="60" w:line="288" w:lineRule="auto"/>
+        <w:ind w:left="40"/>
         <w:snapToGrid w:val="0"/>
+        <w:pBdr>
+          <w:top w:val="single" w:sz="4" w:space="2" w:color="9B6BD0"/>
+          <w:left w:val="single" w:sz="4" w:space="2" w:color="9B6BD0"/>
+          <w:bottom w:val="single" w:sz="4" w:space="2" w:color="9B6BD0"/>
+          <w:right w:val="single" w:sz="4" w:space="2" w:color="9B6BD0"/>
+        </w:pBdr>
+        <w:shd w:val="clear" w:color="auto" w:fill="FAF5FF"/>
       </w:pPr>
       <w:r>
         <w:rPr>
@@ -1568,7 +1680,23 @@
           <w:sz w:val="17"/>
           <w:u w:val="none"/>
         </w:rPr>
-        <w:t>⑤ they were being rewarded for buying more quickly</w:t>
+        <w:t>(e) Customers with the twelve-slot card visited the café less often than the others.</w:t>
+      </w:r>
+    </w:p>
+    <w:p>
+      <w:pPr>
+        <w:spacing w:before="0" w:after="20" w:line="276" w:lineRule="auto"/>
+        <w:ind w:left="80"/>
+        <w:snapToGrid w:val="0"/>
+      </w:pPr>
+      <w:r>
+        <w:rPr>
+          <w:rFonts w:ascii="맑은 고딕" w:hAnsi="맑은 고딕" w:eastAsia="맑은 고딕"/>
+          <w:b w:val="0"/>
+          <w:sz w:val="17"/>
+          <w:u w:val="none"/>
+        </w:rPr>
+        <w:t>① (a), (c)    ② (b), (e)    ③ (c), (d), (e)    ④ (b), (d), (e)    ⑤ (a), (b), (d)</w:t>
       </w:r>
     </w:p>
     <w:p>
@@ -1593,25 +1721,25 @@
           <w:sz w:val="17"/>
           <w:u w:val="none"/>
         </w:rPr>
-        <w:t xml:space="preserve"> 밑줄 친 </w:t>
-      </w:r>
-      <w:r>
-        <w:rPr>
-          <w:rFonts w:ascii="맑은 고딕" w:hAnsi="맑은 고딕" w:eastAsia="맑은 고딕"/>
-          <w:b/>
-          <w:sz w:val="17"/>
-          <w:u w:val="none"/>
-        </w:rPr>
-        <w:t>illusory progress</w:t>
+        <w:t xml:space="preserve"> 다음 글의 밑줄 친 ⓐ ~ ⓕ 중, 어법상 </w:t>
       </w:r>
       <w:r>
         <w:rPr>
           <w:rFonts w:ascii="맑은 고딕" w:hAnsi="맑은 고딕" w:eastAsia="맑은 고딕"/>
           <w:b w:val="0"/>
           <w:sz w:val="17"/>
-          <w:u w:val="none"/>
-        </w:rPr>
-        <w:t>가 다음 글에서 의미하는 바로 가장 적절한 것은? [2.7점]</w:t>
+          <w:u w:val="single"/>
+        </w:rPr>
+        <w:t>틀린</w:t>
+      </w:r>
+      <w:r>
+        <w:rPr>
+          <w:rFonts w:ascii="맑은 고딕" w:hAnsi="맑은 고딕" w:eastAsia="맑은 고딕"/>
+          <w:b w:val="0"/>
+          <w:sz w:val="17"/>
+          <w:u w:val="none"/>
+        </w:rPr>
+        <w:t xml:space="preserve"> 것을 모두 고른 것은? [3.1점]</w:t>
       </w:r>
     </w:p>
     <w:p>
@@ -1634,7 +1762,7 @@
           <w:sz w:val="17"/>
           <w:u w:val="none"/>
         </w:rPr>
-        <w:t xml:space="preserve">Kivetz, Urminsky, and Zheng partnered with a café to test the motivating effect of </w:t>
+        <w:t>Kivetz, Urminsky, and Zheng partnered with a café to test the motivating effect of illusory progress in an experiment. Customers received a reward card that offered one free coffee after they’d bought ten. While half of the customers received a card with ten open slots, ⓐ</w:t>
       </w:r>
       <w:r>
         <w:rPr>
@@ -1643,7 +1771,7 @@
           <w:sz w:val="17"/>
           <w:u w:val="single"/>
         </w:rPr>
-        <w:t>illusory progress</w:t>
+        <w:t>another</w:t>
       </w:r>
       <w:r>
         <w:rPr>
@@ -1652,13 +1780,103 @@
           <w:sz w:val="17"/>
           <w:u w:val="none"/>
         </w:rPr>
-        <w:t xml:space="preserve"> in an experiment. Customers received a reward card that offered one free coffee after they’d bought ten. While half of the customers received a card with ten open slots, the other half got a card with twelve open slots. Yet the twelve-slot card had two preexisting “bonus” stamps. Every customer who got a card needed to make ten coffee purchases to get their free coffee. Still, with two out of twelve slots already filled, it felt to customers like they were already 16 percent finished with the goal.</w:t>
+        <w:t xml:space="preserve"> half got a card with twelve open slots. Yet the twelve-slot card had two preexisting “bonus” stamps, so, ⓑ</w:t>
+      </w:r>
+      <w:r>
+        <w:rPr>
+          <w:rFonts w:ascii="맑은 고딕" w:hAnsi="맑은 고딕" w:eastAsia="맑은 고딕"/>
+          <w:b w:val="0"/>
+          <w:sz w:val="17"/>
+          <w:u w:val="single"/>
+        </w:rPr>
+        <w:t>strictly</w:t>
+      </w:r>
+      <w:r>
+        <w:rPr>
+          <w:rFonts w:ascii="맑은 고딕" w:hAnsi="맑은 고딕" w:eastAsia="맑은 고딕"/>
+          <w:b w:val="0"/>
+          <w:sz w:val="17"/>
+          <w:u w:val="none"/>
+        </w:rPr>
+        <w:t xml:space="preserve"> speaking, these were identical reward programs. Every customer who got a card needed ⓒ</w:t>
+      </w:r>
+      <w:r>
+        <w:rPr>
+          <w:rFonts w:ascii="맑은 고딕" w:hAnsi="맑은 고딕" w:eastAsia="맑은 고딕"/>
+          <w:b w:val="0"/>
+          <w:sz w:val="17"/>
+          <w:u w:val="single"/>
+        </w:rPr>
+        <w:t>making</w:t>
+      </w:r>
+      <w:r>
+        <w:rPr>
+          <w:rFonts w:ascii="맑은 고딕" w:hAnsi="맑은 고딕" w:eastAsia="맑은 고딕"/>
+          <w:b w:val="0"/>
+          <w:sz w:val="17"/>
+          <w:u w:val="none"/>
+        </w:rPr>
+        <w:t xml:space="preserve"> ten coffee purchases (and collect ten stamps) to get their free coffee. But the appeal of the free stamps was high. People who thought they’d gotten a head start came back to the café more often, ⓓ</w:t>
+      </w:r>
+      <w:r>
+        <w:rPr>
+          <w:rFonts w:ascii="맑은 고딕" w:hAnsi="맑은 고딕" w:eastAsia="맑은 고딕"/>
+          <w:b w:val="0"/>
+          <w:sz w:val="17"/>
+          <w:u w:val="single"/>
+        </w:rPr>
+        <w:t>filled</w:t>
+      </w:r>
+      <w:r>
+        <w:rPr>
+          <w:rFonts w:ascii="맑은 고딕" w:hAnsi="맑은 고딕" w:eastAsia="맑은 고딕"/>
+          <w:b w:val="0"/>
+          <w:sz w:val="17"/>
+          <w:u w:val="none"/>
+        </w:rPr>
+        <w:t xml:space="preserve"> in their reward card more quickly than the others. When the card came with two out of twelve slots already ⓔ</w:t>
+      </w:r>
+      <w:r>
+        <w:rPr>
+          <w:rFonts w:ascii="맑은 고딕" w:hAnsi="맑은 고딕" w:eastAsia="맑은 고딕"/>
+          <w:b w:val="0"/>
+          <w:sz w:val="17"/>
+          <w:u w:val="single"/>
+        </w:rPr>
+        <w:t>filled</w:t>
+      </w:r>
+      <w:r>
+        <w:rPr>
+          <w:rFonts w:ascii="맑은 고딕" w:hAnsi="맑은 고딕" w:eastAsia="맑은 고딕"/>
+          <w:b w:val="0"/>
+          <w:sz w:val="17"/>
+          <w:u w:val="none"/>
+        </w:rPr>
+        <w:t>, it felt to customers like they were already 16 percent finished with the goal before they’d even started. Believing they were closer to the reward, they were more ⓕ</w:t>
+      </w:r>
+      <w:r>
+        <w:rPr>
+          <w:rFonts w:ascii="맑은 고딕" w:hAnsi="맑은 고딕" w:eastAsia="맑은 고딕"/>
+          <w:b w:val="0"/>
+          <w:sz w:val="17"/>
+          <w:u w:val="single"/>
+        </w:rPr>
+        <w:t>motivated</w:t>
+      </w:r>
+      <w:r>
+        <w:rPr>
+          <w:rFonts w:ascii="맑은 고딕" w:hAnsi="맑은 고딕" w:eastAsia="맑은 고딕"/>
+          <w:b w:val="0"/>
+          <w:sz w:val="17"/>
+          <w:u w:val="none"/>
+        </w:rPr>
+        <w:t xml:space="preserve"> to reach the finish line. According to the study above, customers were more driven to complete their goals when they perceived the reward as nearer.</w:t>
       </w:r>
     </w:p>
     <w:p>
       <w:pPr>
-        <w:spacing w:before="0" w:after="0" w:line="269" w:lineRule="auto"/>
-        <w:ind w:left="180" w:hanging="180"/>
+        <w:spacing w:before="0" w:after="20" w:line="276" w:lineRule="auto"/>
+        <w:ind w:left="80"/>
         <w:snapToGrid w:val="0"/>
       </w:pPr>
       <w:r>
@@ -1668,71 +1886,7 @@
           <w:sz w:val="17"/>
           <w:u w:val="none"/>
         </w:rPr>
-        <w:t>① steady improvement that comes from regular practice</w:t>
-      </w:r>
-    </w:p>
-    <w:p>
-      <w:pPr>
-        <w:spacing w:before="0" w:after="0" w:line="269" w:lineRule="auto"/>
-        <w:ind w:left="180" w:hanging="180"/>
-        <w:snapToGrid w:val="0"/>
-      </w:pPr>
-      <w:r>
-        <w:rPr>
-          <w:rFonts w:ascii="맑은 고딕" w:hAnsi="맑은 고딕" w:eastAsia="맑은 고딕"/>
-          <w:b w:val="0"/>
-          <w:sz w:val="17"/>
-          <w:u w:val="none"/>
-        </w:rPr>
-        <w:t>② progress that is real but too small to be noticed</w:t>
-      </w:r>
-    </w:p>
-    <w:p>
-      <w:pPr>
-        <w:spacing w:before="0" w:after="0" w:line="269" w:lineRule="auto"/>
-        <w:ind w:left="180" w:hanging="180"/>
-        <w:snapToGrid w:val="0"/>
-      </w:pPr>
-      <w:r>
-        <w:rPr>
-          <w:rFonts w:ascii="맑은 고딕" w:hAnsi="맑은 고딕" w:eastAsia="맑은 고딕"/>
-          <w:b w:val="0"/>
-          <w:sz w:val="17"/>
-          <w:u w:val="none"/>
-        </w:rPr>
-        <w:t>③ rapid progress made by customers who buy more coffee</w:t>
-      </w:r>
-    </w:p>
-    <w:p>
-      <w:pPr>
-        <w:spacing w:before="0" w:after="0" w:line="269" w:lineRule="auto"/>
-        <w:ind w:left="180" w:hanging="180"/>
-        <w:snapToGrid w:val="0"/>
-      </w:pPr>
-      <w:r>
-        <w:rPr>
-          <w:rFonts w:ascii="맑은 고딕" w:hAnsi="맑은 고딕" w:eastAsia="맑은 고딕"/>
-          <w:b w:val="0"/>
-          <w:sz w:val="17"/>
-          <w:u w:val="none"/>
-        </w:rPr>
-        <w:t>④ a sense of being ahead that no real advantage lies behind</w:t>
-      </w:r>
-    </w:p>
-    <w:p>
-      <w:pPr>
-        <w:spacing w:before="0" w:after="0" w:line="269" w:lineRule="auto"/>
-        <w:ind w:left="180" w:hanging="180"/>
-        <w:snapToGrid w:val="0"/>
-      </w:pPr>
-      <w:r>
-        <w:rPr>
-          <w:rFonts w:ascii="맑은 고딕" w:hAnsi="맑은 고딕" w:eastAsia="맑은 고딕"/>
-          <w:b w:val="0"/>
-          <w:sz w:val="17"/>
-          <w:u w:val="none"/>
-        </w:rPr>
-        <w:t>⑤ a reward handed out before any goal has been set</w:t>
+        <w:t>① ⓐ, ⓒ, ⓓ    ② ⓑ, ⓔ    ③ ⓐ, ⓓ, ⓕ    ④ ⓒ, ⓔ    ⑤ ⓑ, ⓒ, ⓕ</w:t>
       </w:r>
     </w:p>
     <w:p>
@@ -1757,25 +1911,7 @@
           <w:sz w:val="17"/>
           <w:u w:val="none"/>
         </w:rPr>
-        <w:t xml:space="preserve"> 다음 [A]와 [B]에 대한 설명으로 적절하지 </w:t>
-      </w:r>
-      <w:r>
-        <w:rPr>
-          <w:rFonts w:ascii="맑은 고딕" w:hAnsi="맑은 고딕" w:eastAsia="맑은 고딕"/>
-          <w:b/>
-          <w:sz w:val="17"/>
-          <w:u w:val="none"/>
-        </w:rPr>
-        <w:t>않은</w:t>
-      </w:r>
-      <w:r>
-        <w:rPr>
-          <w:rFonts w:ascii="맑은 고딕" w:hAnsi="맑은 고딕" w:eastAsia="맑은 고딕"/>
-          <w:b w:val="0"/>
-          <w:sz w:val="17"/>
-          <w:u w:val="none"/>
-        </w:rPr>
-        <w:t xml:space="preserve"> 것은? [3.3점]</w:t>
+        <w:t xml:space="preserve"> 다음 글의 (A), (B), (C)의 각 네모 안에서 문맥에 맞는 낱말로 가장 적절한 것은? [3.0점]</w:t>
       </w:r>
     </w:p>
     <w:p>
@@ -1794,11 +1930,107 @@
       <w:r>
         <w:rPr>
           <w:rFonts w:ascii="맑은 고딕" w:hAnsi="맑은 고딕" w:eastAsia="맑은 고딕"/>
+          <w:b w:val="0"/>
+          <w:sz w:val="17"/>
+          <w:u w:val="none"/>
+        </w:rPr>
+        <w:t>Kivetz, Urminsky, and Zheng partnered with a café to test the motivating effect of illusory progress in an experiment. Customers received a reward card that offered one free coffee after they’d bought ten. While half of the customers received a card with ten open slots, the other half got a card with twelve open slots. Yet the twelve-slot card had two preexisting “bonus” stamps, so, strictly speaking, these were (A) [identical / different] reward programs. Every customer who got a card needed to make ten coffee purchases (and collect ten stamps) to get their free coffee. But the appeal of the free stamps was (B) [high / low]. People who thought they’d gotten a head start came back to the café more often, filling in their reward card more quickly than the others. When the card came with two out of twelve slots already filled, it felt to customers like they were already 16 percent finished with the goal before they’d even started. Believing they were (C) [closer / farther] to the reward, they were more motivated to reach the finish line. According to the study above, customers were more driven to complete their goals when they perceived the reward as nearer.</w:t>
+      </w:r>
+    </w:p>
+    <w:p>
+      <w:pPr>
+        <w:spacing w:before="0" w:after="0" w:line="269" w:lineRule="auto"/>
+        <w:ind w:left="180" w:hanging="180"/>
+        <w:snapToGrid w:val="0"/>
+      </w:pPr>
+      <w:r>
+        <w:rPr>
+          <w:rFonts w:ascii="맑은 고딕" w:hAnsi="맑은 고딕" w:eastAsia="맑은 고딕"/>
+          <w:b w:val="0"/>
+          <w:sz w:val="17"/>
+          <w:u w:val="none"/>
+        </w:rPr>
+        <w:t>① (A) different  (B) high  (C) closer</w:t>
+      </w:r>
+    </w:p>
+    <w:p>
+      <w:pPr>
+        <w:spacing w:before="0" w:after="0" w:line="269" w:lineRule="auto"/>
+        <w:ind w:left="180" w:hanging="180"/>
+        <w:snapToGrid w:val="0"/>
+      </w:pPr>
+      <w:r>
+        <w:rPr>
+          <w:rFonts w:ascii="맑은 고딕" w:hAnsi="맑은 고딕" w:eastAsia="맑은 고딕"/>
+          <w:b w:val="0"/>
+          <w:sz w:val="17"/>
+          <w:u w:val="none"/>
+        </w:rPr>
+        <w:t>② (A) identical  (B) high  (C) closer</w:t>
+      </w:r>
+    </w:p>
+    <w:p>
+      <w:pPr>
+        <w:spacing w:before="0" w:after="0" w:line="269" w:lineRule="auto"/>
+        <w:ind w:left="180" w:hanging="180"/>
+        <w:snapToGrid w:val="0"/>
+      </w:pPr>
+      <w:r>
+        <w:rPr>
+          <w:rFonts w:ascii="맑은 고딕" w:hAnsi="맑은 고딕" w:eastAsia="맑은 고딕"/>
+          <w:b w:val="0"/>
+          <w:sz w:val="17"/>
+          <w:u w:val="none"/>
+        </w:rPr>
+        <w:t>③ (A) identical  (B) low  (C) farther</w:t>
+      </w:r>
+    </w:p>
+    <w:p>
+      <w:pPr>
+        <w:spacing w:before="0" w:after="0" w:line="269" w:lineRule="auto"/>
+        <w:ind w:left="180" w:hanging="180"/>
+        <w:snapToGrid w:val="0"/>
+      </w:pPr>
+      <w:r>
+        <w:rPr>
+          <w:rFonts w:ascii="맑은 고딕" w:hAnsi="맑은 고딕" w:eastAsia="맑은 고딕"/>
+          <w:b w:val="0"/>
+          <w:sz w:val="17"/>
+          <w:u w:val="none"/>
+        </w:rPr>
+        <w:t>④ (A) different  (B) low  (C) closer</w:t>
+      </w:r>
+    </w:p>
+    <w:p>
+      <w:pPr>
+        <w:spacing w:before="0" w:after="0" w:line="269" w:lineRule="auto"/>
+        <w:ind w:left="180" w:hanging="180"/>
+        <w:snapToGrid w:val="0"/>
+      </w:pPr>
+      <w:r>
+        <w:rPr>
+          <w:rFonts w:ascii="맑은 고딕" w:hAnsi="맑은 고딕" w:eastAsia="맑은 고딕"/>
+          <w:b w:val="0"/>
+          <w:sz w:val="17"/>
+          <w:u w:val="none"/>
+        </w:rPr>
+        <w:t>⑤ (A) identical  (B) high  (C) farther</w:t>
+      </w:r>
+    </w:p>
+    <w:p>
+      <w:pPr>
+        <w:keepNext/>
+        <w:spacing w:before="80" w:after="20" w:line="276" w:lineRule="auto"/>
+        <w:snapToGrid w:val="0"/>
+      </w:pPr>
+      <w:r>
+        <w:rPr>
+          <w:rFonts w:ascii="맑은 고딕" w:hAnsi="맑은 고딕" w:eastAsia="맑은 고딕"/>
           <w:b/>
           <w:sz w:val="17"/>
           <w:u w:val="none"/>
         </w:rPr>
-        <w:t>[A]</w:t>
+        <w:t>40-4.</w:t>
       </w:r>
       <w:r>
         <w:rPr>
@@ -1807,7 +2039,176 @@
           <w:sz w:val="17"/>
           <w:u w:val="none"/>
         </w:rPr>
-        <w:t xml:space="preserve"> In a café experiment, half of the customers received a reward card with ten open slots, and the other half got a card with twelve slots, two of which already had “bonus” stamps. Every customer needed to make ten purchases to get a free coffee. Yet people who thought they’d gotten a head start came back more often and filled in their card more quickly.</w:t>
+        <w:t xml:space="preserve"> 윗글의 내용과 일치하지 </w:t>
+      </w:r>
+      <w:r>
+        <w:rPr>
+          <w:rFonts w:ascii="맑은 고딕" w:hAnsi="맑은 고딕" w:eastAsia="맑은 고딕"/>
+          <w:b w:val="0"/>
+          <w:sz w:val="17"/>
+          <w:u w:val="single"/>
+        </w:rPr>
+        <w:t>않는</w:t>
+      </w:r>
+      <w:r>
+        <w:rPr>
+          <w:rFonts w:ascii="맑은 고딕" w:hAnsi="맑은 고딕" w:eastAsia="맑은 고딕"/>
+          <w:b w:val="0"/>
+          <w:sz w:val="17"/>
+          <w:u w:val="none"/>
+        </w:rPr>
+        <w:t xml:space="preserve"> 것은? [2.8점]</w:t>
+      </w:r>
+    </w:p>
+    <w:p>
+      <w:pPr>
+        <w:spacing w:before="0" w:after="60" w:line="288" w:lineRule="auto"/>
+        <w:ind w:left="40"/>
+        <w:snapToGrid w:val="0"/>
+        <w:pBdr>
+          <w:top w:val="single" w:sz="4" w:space="2" w:color="999999"/>
+          <w:left w:val="single" w:sz="4" w:space="2" w:color="999999"/>
+          <w:bottom w:val="single" w:sz="4" w:space="2" w:color="999999"/>
+          <w:right w:val="single" w:sz="4" w:space="2" w:color="999999"/>
+        </w:pBdr>
+        <w:shd w:val="clear" w:color="auto" w:fill="F6F3EA"/>
+      </w:pPr>
+      <w:r>
+        <w:rPr>
+          <w:rFonts w:ascii="맑은 고딕" w:hAnsi="맑은 고딕" w:eastAsia="맑은 고딕"/>
+          <w:b w:val="0"/>
+          <w:sz w:val="17"/>
+          <w:u w:val="none"/>
+        </w:rPr>
+        <w:t>Kivetz, Urminsky, and Zheng partnered with a café to test the motivating effect of illusory progress in an experiment. Customers received a reward card that offered one free coffee after they’d bought ten. While half of the customers received a card with ten open slots, the other half got a card with twelve open slots. Yet the twelve-slot card had two preexisting “bonus” stamps, so, strictly speaking, these were identical reward programs. Every customer who got a card needed to make ten coffee purchases (and collect ten stamps) to get their free coffee. But the appeal of the free stamps was high. People who thought they’d gotten a head start came back to the café more often, filling in their reward card more quickly than the others. When the card came with two out of twelve slots already filled, it felt to customers like they were already 16 percent finished with the goal before they’d even started. Believing they were closer to the reward, they were more motivated to reach the finish line. According to the study above, customers were more driven to complete their goals when they perceived the reward as nearer.</w:t>
+      </w:r>
+    </w:p>
+    <w:p>
+      <w:pPr>
+        <w:spacing w:before="0" w:after="0" w:line="269" w:lineRule="auto"/>
+        <w:ind w:left="180" w:hanging="180"/>
+        <w:snapToGrid w:val="0"/>
+      </w:pPr>
+      <w:r>
+        <w:rPr>
+          <w:rFonts w:ascii="맑은 고딕" w:hAnsi="맑은 고딕" w:eastAsia="맑은 고딕"/>
+          <w:b w:val="0"/>
+          <w:sz w:val="17"/>
+          <w:u w:val="none"/>
+        </w:rPr>
+        <w:t>① 연구자들은 카페와 협력하여 실험을 진행했다.</w:t>
+      </w:r>
+    </w:p>
+    <w:p>
+      <w:pPr>
+        <w:spacing w:before="0" w:after="0" w:line="269" w:lineRule="auto"/>
+        <w:ind w:left="180" w:hanging="180"/>
+        <w:snapToGrid w:val="0"/>
+      </w:pPr>
+      <w:r>
+        <w:rPr>
+          <w:rFonts w:ascii="맑은 고딕" w:hAnsi="맑은 고딕" w:eastAsia="맑은 고딕"/>
+          <w:b w:val="0"/>
+          <w:sz w:val="17"/>
+          <w:u w:val="none"/>
+        </w:rPr>
+        <w:t>② 고객의 절반은 빈칸이 10개인 카드를 받았다.</w:t>
+      </w:r>
+    </w:p>
+    <w:p>
+      <w:pPr>
+        <w:spacing w:before="0" w:after="0" w:line="269" w:lineRule="auto"/>
+        <w:ind w:left="180" w:hanging="180"/>
+        <w:snapToGrid w:val="0"/>
+      </w:pPr>
+      <w:r>
+        <w:rPr>
+          <w:rFonts w:ascii="맑은 고딕" w:hAnsi="맑은 고딕" w:eastAsia="맑은 고딕"/>
+          <w:b w:val="0"/>
+          <w:sz w:val="17"/>
+          <w:u w:val="none"/>
+        </w:rPr>
+        <w:t>③ 12칸 카드를 받은 고객은 무료 커피를 받기 위해 12잔을 사야 했다.</w:t>
+      </w:r>
+    </w:p>
+    <w:p>
+      <w:pPr>
+        <w:spacing w:before="0" w:after="0" w:line="269" w:lineRule="auto"/>
+        <w:ind w:left="180" w:hanging="180"/>
+        <w:snapToGrid w:val="0"/>
+      </w:pPr>
+      <w:r>
+        <w:rPr>
+          <w:rFonts w:ascii="맑은 고딕" w:hAnsi="맑은 고딕" w:eastAsia="맑은 고딕"/>
+          <w:b w:val="0"/>
+          <w:sz w:val="17"/>
+          <w:u w:val="none"/>
+        </w:rPr>
+        <w:t>④ 앞서 출발했다고 생각한 고객은 카드를 더 빨리 채웠다.</w:t>
+      </w:r>
+    </w:p>
+    <w:p>
+      <w:pPr>
+        <w:spacing w:before="0" w:after="0" w:line="269" w:lineRule="auto"/>
+        <w:ind w:left="180" w:hanging="180"/>
+        <w:snapToGrid w:val="0"/>
+      </w:pPr>
+      <w:r>
+        <w:rPr>
+          <w:rFonts w:ascii="맑은 고딕" w:hAnsi="맑은 고딕" w:eastAsia="맑은 고딕"/>
+          <w:b w:val="0"/>
+          <w:sz w:val="17"/>
+          <w:u w:val="none"/>
+        </w:rPr>
+        <w:t>⑤ 고객은 보상이 더 가깝다고 느낄 때 목표 달성에 더 의욕을 보였다.</w:t>
+      </w:r>
+    </w:p>
+    <w:p>
+      <w:pPr>
+        <w:keepNext/>
+        <w:spacing w:before="80" w:after="20" w:line="276" w:lineRule="auto"/>
+        <w:snapToGrid w:val="0"/>
+      </w:pPr>
+      <w:r>
+        <w:rPr>
+          <w:rFonts w:ascii="맑은 고딕" w:hAnsi="맑은 고딕" w:eastAsia="맑은 고딕"/>
+          <w:b/>
+          <w:sz w:val="17"/>
+          <w:u w:val="none"/>
+        </w:rPr>
+        <w:t>40-5.</w:t>
+      </w:r>
+      <w:r>
+        <w:rPr>
+          <w:rFonts w:ascii="맑은 고딕" w:hAnsi="맑은 고딕" w:eastAsia="맑은 고딕"/>
+          <w:b w:val="0"/>
+          <w:sz w:val="17"/>
+          <w:u w:val="none"/>
+        </w:rPr>
+        <w:t xml:space="preserve"> [A]와 [B]를 읽고 이해한 것으로 가장 적절한 것은? [3.2점]</w:t>
+      </w:r>
+    </w:p>
+    <w:p>
+      <w:pPr>
+        <w:spacing w:before="0" w:after="60" w:line="288" w:lineRule="auto"/>
+        <w:ind w:left="40"/>
+        <w:snapToGrid w:val="0"/>
+        <w:pBdr>
+          <w:top w:val="single" w:sz="4" w:space="2" w:color="999999"/>
+          <w:left w:val="single" w:sz="4" w:space="2" w:color="999999"/>
+          <w:bottom w:val="single" w:sz="4" w:space="2" w:color="999999"/>
+          <w:right w:val="single" w:sz="4" w:space="2" w:color="999999"/>
+        </w:pBdr>
+        <w:shd w:val="clear" w:color="auto" w:fill="F6F3EA"/>
+      </w:pPr>
+      <w:r>
+        <w:rPr>
+          <w:rFonts w:ascii="맑은 고딕" w:hAnsi="맑은 고딕" w:eastAsia="맑은 고딕"/>
+          <w:b w:val="0"/>
+          <w:sz w:val="17"/>
+          <w:u w:val="none"/>
+        </w:rPr>
+        <w:t>[A] When the card came with two out of twelve slots already filled, it felt to customers like they were already 16 percent finished with the goal before they’d even started. Believing they were closer to the reward, they were more motivated to reach the finish line.</w:t>
       </w:r>
     </w:p>
     <w:p>
@@ -1826,20 +2227,11 @@
       <w:r>
         <w:rPr>
           <w:rFonts w:ascii="맑은 고딕" w:hAnsi="맑은 고딕" w:eastAsia="맑은 고딕"/>
-          <w:b/>
-          <w:sz w:val="17"/>
-          <w:u w:val="none"/>
-        </w:rPr>
-        <w:t>[B]</w:t>
-      </w:r>
-      <w:r>
-        <w:rPr>
-          <w:rFonts w:ascii="맑은 고딕" w:hAnsi="맑은 고딕" w:eastAsia="맑은 고딕"/>
           <w:b w:val="0"/>
           <w:sz w:val="17"/>
           <w:u w:val="none"/>
         </w:rPr>
-        <w:t xml:space="preserve"> Suppose a language app sets a goal of thirty lessons. One version shows new users an empty progress bar. Another version sets the goal at thirty-five lessons but marks the first five as already completed “for signing up.” If the idea in [A] holds, users of the second version would be expected to reach the goal sooner, although both groups have exactly the same number of lessons to take.</w:t>
+        <w:t>[B] A reading app counts setting up a profile as the first step of a reading challenge, so new users see their progress bar already at 10 percent. Users who see this early progress are more likely to finish the challenge than those whose bars start at zero, although the books they must read are the same.</w:t>
       </w:r>
     </w:p>
     <w:p>
@@ -1855,7 +2247,7 @@
           <w:sz w:val="17"/>
           <w:u w:val="none"/>
         </w:rPr>
-        <w:t>① [A]와 [B] 모두 두 집단이 실제로 해야 하는 일의 양은 같다.</w:t>
+        <w:t>① Both texts show that feeling already partway to a goal can increase people’s effort to reach it.</w:t>
       </w:r>
     </w:p>
     <w:p>
@@ -1871,7 +2263,7 @@
           <w:sz w:val="17"/>
           <w:u w:val="none"/>
         </w:rPr>
-        <w:t>② [A]의 ‘보너스 도장 2개’는 [B]의 ‘완료로 표시된 첫 5개 수업’에 대응한다.</w:t>
+        <w:t>② [B] suggests that users read fewer books when their bars start at 10 percent.</w:t>
       </w:r>
     </w:p>
     <w:p>
@@ -1887,7 +2279,7 @@
           <w:sz w:val="17"/>
           <w:u w:val="none"/>
         </w:rPr>
-        <w:t>③ [A]의 10칸 카드는 [B]의 빈 진행 막대를 보여 주는 버전에 대응한다.</w:t>
+        <w:t>③ [A] argues that free gifts make customers spend less money.</w:t>
       </w:r>
     </w:p>
     <w:p>
@@ -1903,7 +2295,7 @@
           <w:sz w:val="17"/>
           <w:u w:val="none"/>
         </w:rPr>
-        <w:t>④ [A]와 [B] 모두 목표에 더 가까이 있다고 느끼는 쪽이 더 빨리 목표에 이를 것으로 본다.</w:t>
+        <w:t>④ Both texts claim that real progress matters more than how progress feels.</w:t>
       </w:r>
     </w:p>
     <w:p>
@@ -1919,7 +2311,7 @@
           <w:sz w:val="17"/>
           <w:u w:val="none"/>
         </w:rPr>
-        <w:t>⑤ [B]에서 두 번째 버전의 사용자는 첫 번째 버전의 사용자보다 실제로 5개 적은 수업을 듣는다.</w:t>
+        <w:t>⑤ [A] focuses on the taste of coffee, while [B] focuses on the quality of books.</w:t>
       </w:r>
     </w:p>
     <w:p>
@@ -1935,7 +2327,7 @@
           <w:sz w:val="17"/>
           <w:u w:val="none"/>
         </w:rPr>
-        <w:t>40-4.</w:t>
+        <w:t>40-6.</w:t>
       </w:r>
       <w:r>
         <w:rPr>
@@ -1944,25 +2336,25 @@
           <w:sz w:val="17"/>
           <w:u w:val="none"/>
         </w:rPr>
-        <w:t xml:space="preserve"> 다음 글의 밑줄 친 부분 중, 문맥상 낱말의 쓰임이 적절하지 </w:t>
-      </w:r>
-      <w:r>
-        <w:rPr>
-          <w:rFonts w:ascii="맑은 고딕" w:hAnsi="맑은 고딕" w:eastAsia="맑은 고딕"/>
-          <w:b/>
-          <w:sz w:val="17"/>
-          <w:u w:val="none"/>
-        </w:rPr>
-        <w:t>않은</w:t>
+        <w:t xml:space="preserve"> 윗글의 밑줄 친 </w:t>
       </w:r>
       <w:r>
         <w:rPr>
           <w:rFonts w:ascii="맑은 고딕" w:hAnsi="맑은 고딕" w:eastAsia="맑은 고딕"/>
           <w:b w:val="0"/>
           <w:sz w:val="17"/>
-          <w:u w:val="none"/>
-        </w:rPr>
-        <w:t xml:space="preserve"> 것은? [3.0점]</w:t>
+          <w:u w:val="single"/>
+        </w:rPr>
+        <w:t>illusory progress</w:t>
+      </w:r>
+      <w:r>
+        <w:rPr>
+          <w:rFonts w:ascii="맑은 고딕" w:hAnsi="맑은 고딕" w:eastAsia="맑은 고딕"/>
+          <w:b w:val="0"/>
+          <w:sz w:val="17"/>
+          <w:u w:val="none"/>
+        </w:rPr>
+        <w:t>가 의미하는 바로 가장 적절한 것은? [2.9점]</w:t>
       </w:r>
     </w:p>
     <w:p>
@@ -1985,7 +2377,7 @@
           <w:sz w:val="17"/>
           <w:u w:val="none"/>
         </w:rPr>
-        <w:t>Kivetz, Urminsky, and Zheng partnered with a café to test the motivating effect of ①</w:t>
+        <w:t xml:space="preserve">Kivetz, Urminsky, and Zheng partnered with a café to test the motivating effect of </w:t>
       </w:r>
       <w:r>
         <w:rPr>
@@ -1994,7 +2386,7 @@
           <w:sz w:val="17"/>
           <w:u w:val="single"/>
         </w:rPr>
-        <w:t>illusory</w:t>
+        <w:t>illusory progress</w:t>
       </w:r>
       <w:r>
         <w:rPr>
@@ -2003,7 +2395,112 @@
           <w:sz w:val="17"/>
           <w:u w:val="none"/>
         </w:rPr>
-        <w:t xml:space="preserve"> progress in an experiment. Customers received a reward card that offered one free coffee after they’d bought ten. While half of the customers received a card with ten open slots, the other half got a card with twelve open slots. Yet the twelve-slot card had two preexisting “bonus” stamps, so, strictly speaking, these were ②</w:t>
+        <w:t xml:space="preserve"> in an experiment. Customers received a reward card that offered one free coffee after they’d bought ten. While half of the customers received a card with ten open slots, the other half got a card with twelve open slots. Yet the twelve-slot card had two preexisting “bonus” stamps, so, strictly speaking, these were identical reward programs. Every customer who got a card needed to make ten coffee purchases (and collect ten stamps) to get their free coffee. But the appeal of the free stamps was high. People who thought they’d gotten a head start came back to the café more often, filling in their reward card more quickly than the others. When the card came with two out of twelve slots already filled, it felt to customers like they were already 16 percent finished with the goal before they’d even started. Believing they were closer to the reward, they were more motivated to reach the finish line. According to the study above, customers were more driven to complete their goals when they perceived the reward as nearer.</w:t>
+      </w:r>
+    </w:p>
+    <w:p>
+      <w:pPr>
+        <w:spacing w:before="0" w:after="0" w:line="269" w:lineRule="auto"/>
+        <w:ind w:left="180" w:hanging="180"/>
+        <w:snapToGrid w:val="0"/>
+      </w:pPr>
+      <w:r>
+        <w:rPr>
+          <w:rFonts w:ascii="맑은 고딕" w:hAnsi="맑은 고딕" w:eastAsia="맑은 고딕"/>
+          <w:b w:val="0"/>
+          <w:sz w:val="17"/>
+          <w:u w:val="none"/>
+        </w:rPr>
+        <w:t>① the real advantage of buying more coffee at once</w:t>
+      </w:r>
+    </w:p>
+    <w:p>
+      <w:pPr>
+        <w:spacing w:before="0" w:after="0" w:line="269" w:lineRule="auto"/>
+        <w:ind w:left="180" w:hanging="180"/>
+        <w:snapToGrid w:val="0"/>
+      </w:pPr>
+      <w:r>
+        <w:rPr>
+          <w:rFonts w:ascii="맑은 고딕" w:hAnsi="맑은 고딕" w:eastAsia="맑은 고딕"/>
+          <w:b w:val="0"/>
+          <w:sz w:val="17"/>
+          <w:u w:val="none"/>
+        </w:rPr>
+        <w:t>② a reward that is given before any purchase is made</w:t>
+      </w:r>
+    </w:p>
+    <w:p>
+      <w:pPr>
+        <w:spacing w:before="0" w:after="0" w:line="269" w:lineRule="auto"/>
+        <w:ind w:left="180" w:hanging="180"/>
+        <w:snapToGrid w:val="0"/>
+      </w:pPr>
+      <w:r>
+        <w:rPr>
+          <w:rFonts w:ascii="맑은 고딕" w:hAnsi="맑은 고딕" w:eastAsia="맑은 고딕"/>
+          <w:b w:val="0"/>
+          <w:sz w:val="17"/>
+          <w:u w:val="none"/>
+        </w:rPr>
+        <w:t>③ the speed at which customers drink their coffee</w:t>
+      </w:r>
+    </w:p>
+    <w:p>
+      <w:pPr>
+        <w:spacing w:before="0" w:after="0" w:line="269" w:lineRule="auto"/>
+        <w:ind w:left="180" w:hanging="180"/>
+        <w:snapToGrid w:val="0"/>
+      </w:pPr>
+      <w:r>
+        <w:rPr>
+          <w:rFonts w:ascii="맑은 고딕" w:hAnsi="맑은 고딕" w:eastAsia="맑은 고딕"/>
+          <w:b w:val="0"/>
+          <w:sz w:val="17"/>
+          <w:u w:val="none"/>
+        </w:rPr>
+        <w:t>④ the effort a café makes to improve its service</w:t>
+      </w:r>
+    </w:p>
+    <w:p>
+      <w:pPr>
+        <w:spacing w:before="0" w:after="0" w:line="269" w:lineRule="auto"/>
+        <w:ind w:left="180" w:hanging="180"/>
+        <w:snapToGrid w:val="0"/>
+      </w:pPr>
+      <w:r>
+        <w:rPr>
+          <w:rFonts w:ascii="맑은 고딕" w:hAnsi="맑은 고딕" w:eastAsia="맑은 고딕"/>
+          <w:b w:val="0"/>
+          <w:sz w:val="17"/>
+          <w:u w:val="none"/>
+        </w:rPr>
+        <w:t>⑤ a feeling of having moved toward a goal without actually doing so</w:t>
+      </w:r>
+    </w:p>
+    <w:p>
+      <w:pPr>
+        <w:keepNext/>
+        <w:spacing w:before="80" w:after="20" w:line="276" w:lineRule="auto"/>
+        <w:snapToGrid w:val="0"/>
+      </w:pPr>
+      <w:r>
+        <w:rPr>
+          <w:rFonts w:ascii="맑은 고딕" w:hAnsi="맑은 고딕" w:eastAsia="맑은 고딕"/>
+          <w:b/>
+          <w:sz w:val="17"/>
+          <w:u w:val="none"/>
+        </w:rPr>
+        <w:t>40-7.</w:t>
+      </w:r>
+      <w:r>
+        <w:rPr>
+          <w:rFonts w:ascii="맑은 고딕" w:hAnsi="맑은 고딕" w:eastAsia="맑은 고딕"/>
+          <w:b w:val="0"/>
+          <w:sz w:val="17"/>
+          <w:u w:val="none"/>
+        </w:rPr>
+        <w:t xml:space="preserve"> 윗글을 읽고 학생들이 보인 반응으로 적절하지 </w:t>
       </w:r>
       <w:r>
         <w:rPr>
@@ -2012,7 +2509,7 @@
           <w:sz w:val="17"/>
           <w:u w:val="single"/>
         </w:rPr>
-        <w:t>different</w:t>
+        <w:t>않은</w:t>
       </w:r>
       <w:r>
         <w:rPr>
@@ -2021,104 +2518,7 @@
           <w:sz w:val="17"/>
           <w:u w:val="none"/>
         </w:rPr>
-        <w:t xml:space="preserve"> reward programs. Every customer who got a card needed to make ten coffee purchases to get their free coffee. But the appeal of the free stamps was ③</w:t>
-      </w:r>
-      <w:r>
-        <w:rPr>
-          <w:rFonts w:ascii="맑은 고딕" w:hAnsi="맑은 고딕" w:eastAsia="맑은 고딕"/>
-          <w:b w:val="0"/>
-          <w:sz w:val="17"/>
-          <w:u w:val="single"/>
-        </w:rPr>
-        <w:t>high</w:t>
-      </w:r>
-      <w:r>
-        <w:rPr>
-          <w:rFonts w:ascii="맑은 고딕" w:hAnsi="맑은 고딕" w:eastAsia="맑은 고딕"/>
-          <w:b w:val="0"/>
-          <w:sz w:val="17"/>
-          <w:u w:val="none"/>
-        </w:rPr>
-        <w:t>. People who thought they’d gotten a head start came back to the café more often, filling in their reward card more ④</w:t>
-      </w:r>
-      <w:r>
-        <w:rPr>
-          <w:rFonts w:ascii="맑은 고딕" w:hAnsi="맑은 고딕" w:eastAsia="맑은 고딕"/>
-          <w:b w:val="0"/>
-          <w:sz w:val="17"/>
-          <w:u w:val="single"/>
-        </w:rPr>
-        <w:t>quickly</w:t>
-      </w:r>
-      <w:r>
-        <w:rPr>
-          <w:rFonts w:ascii="맑은 고딕" w:hAnsi="맑은 고딕" w:eastAsia="맑은 고딕"/>
-          <w:b w:val="0"/>
-          <w:sz w:val="17"/>
-          <w:u w:val="none"/>
-        </w:rPr>
-        <w:t xml:space="preserve"> than the others. Believing they were ⑤</w:t>
-      </w:r>
-      <w:r>
-        <w:rPr>
-          <w:rFonts w:ascii="맑은 고딕" w:hAnsi="맑은 고딕" w:eastAsia="맑은 고딕"/>
-          <w:b w:val="0"/>
-          <w:sz w:val="17"/>
-          <w:u w:val="single"/>
-        </w:rPr>
-        <w:t>closer</w:t>
-      </w:r>
-      <w:r>
-        <w:rPr>
-          <w:rFonts w:ascii="맑은 고딕" w:hAnsi="맑은 고딕" w:eastAsia="맑은 고딕"/>
-          <w:b w:val="0"/>
-          <w:sz w:val="17"/>
-          <w:u w:val="none"/>
-        </w:rPr>
-        <w:t xml:space="preserve"> to the reward, they were more motivated to reach the finish line.</w:t>
-      </w:r>
-    </w:p>
-    <w:p>
-      <w:pPr>
-        <w:keepNext/>
-        <w:spacing w:before="80" w:after="20" w:line="276" w:lineRule="auto"/>
-        <w:snapToGrid w:val="0"/>
-      </w:pPr>
-      <w:r>
-        <w:rPr>
-          <w:rFonts w:ascii="맑은 고딕" w:hAnsi="맑은 고딕" w:eastAsia="맑은 고딕"/>
-          <w:b/>
-          <w:sz w:val="17"/>
-          <w:u w:val="none"/>
-        </w:rPr>
-        <w:t>40-5.</w:t>
-      </w:r>
-      <w:r>
-        <w:rPr>
-          <w:rFonts w:ascii="맑은 고딕" w:hAnsi="맑은 고딕" w:eastAsia="맑은 고딕"/>
-          <w:b w:val="0"/>
-          <w:sz w:val="17"/>
-          <w:u w:val="none"/>
-        </w:rPr>
-        <w:t xml:space="preserve"> 다음 글에 대한 &lt;보기&gt;의 설명 중 옳은 것만을 </w:t>
-      </w:r>
-      <w:r>
-        <w:rPr>
-          <w:rFonts w:ascii="맑은 고딕" w:hAnsi="맑은 고딕" w:eastAsia="맑은 고딕"/>
-          <w:b/>
-          <w:sz w:val="17"/>
-          <w:u w:val="none"/>
-        </w:rPr>
-        <w:t>있는 대로</w:t>
-      </w:r>
-      <w:r>
-        <w:rPr>
-          <w:rFonts w:ascii="맑은 고딕" w:hAnsi="맑은 고딕" w:eastAsia="맑은 고딕"/>
-          <w:b w:val="0"/>
-          <w:sz w:val="17"/>
-          <w:u w:val="none"/>
-        </w:rPr>
-        <w:t xml:space="preserve"> 고른 것은? [3.1점]</w:t>
+        <w:t xml:space="preserve"> 것은? [3.0점]</w:t>
       </w:r>
     </w:p>
     <w:p>
@@ -2141,8 +2541,113 @@
           <w:sz w:val="17"/>
           <w:u w:val="none"/>
         </w:rPr>
-        <w:t>Researchers worked with a café to see whether progress that only seems real can motivate people. Some customers got a card with ten empty slots; others got a twelve-slot card on which two stamps ⓐ</w:t>
-      </w:r>
+        <w:t>Kivetz, Urminsky, and Zheng partnered with a café to test the motivating effect of illusory progress in an experiment. Customers received a reward card that offered one free coffee after they’d bought ten. While half of the customers received a card with ten open slots, the other half got a card with twelve open slots. Yet the twelve-slot card had two preexisting “bonus” stamps, so, strictly speaking, these were identical reward programs. Every customer who got a card needed to make ten coffee purchases (and collect ten stamps) to get their free coffee. But the appeal of the free stamps was high. People who thought they’d gotten a head start came back to the café more often, filling in their reward card more quickly than the others. When the card came with two out of twelve slots already filled, it felt to customers like they were already 16 percent finished with the goal before they’d even started. Believing they were closer to the reward, they were more motivated to reach the finish line. According to the study above, customers were more driven to complete their goals when they perceived the reward as nearer.</w:t>
+      </w:r>
+    </w:p>
+    <w:p>
+      <w:pPr>
+        <w:spacing w:before="0" w:after="0" w:line="269" w:lineRule="auto"/>
+        <w:ind w:left="180" w:hanging="180"/>
+        <w:snapToGrid w:val="0"/>
+      </w:pPr>
+      <w:r>
+        <w:rPr>
+          <w:rFonts w:ascii="맑은 고딕" w:hAnsi="맑은 고딕" w:eastAsia="맑은 고딕"/>
+          <w:b w:val="0"/>
+          <w:sz w:val="17"/>
+          <w:u w:val="none"/>
+        </w:rPr>
+        <w:t>① 공부 계획표에 이미 끝낸 일을 먼저 체크해 두면 남은 일에 더 의욕이 생기겠어.</w:t>
+      </w:r>
+    </w:p>
+    <w:p>
+      <w:pPr>
+        <w:spacing w:before="0" w:after="0" w:line="269" w:lineRule="auto"/>
+        <w:ind w:left="180" w:hanging="180"/>
+        <w:snapToGrid w:val="0"/>
+      </w:pPr>
+      <w:r>
+        <w:rPr>
+          <w:rFonts w:ascii="맑은 고딕" w:hAnsi="맑은 고딕" w:eastAsia="맑은 고딕"/>
+          <w:b w:val="0"/>
+          <w:sz w:val="17"/>
+          <w:u w:val="none"/>
+        </w:rPr>
+        <w:t>② 보너스 도장을 주면 무료 커피까지 필요한 구매 횟수가 실제로 줄어드니 고객이 좋아하겠구나.</w:t>
+      </w:r>
+    </w:p>
+    <w:p>
+      <w:pPr>
+        <w:spacing w:before="0" w:after="0" w:line="269" w:lineRule="auto"/>
+        <w:ind w:left="180" w:hanging="180"/>
+        <w:snapToGrid w:val="0"/>
+      </w:pPr>
+      <w:r>
+        <w:rPr>
+          <w:rFonts w:ascii="맑은 고딕" w:hAnsi="맑은 고딕" w:eastAsia="맑은 고딕"/>
+          <w:b w:val="0"/>
+          <w:sz w:val="17"/>
+          <w:u w:val="none"/>
+        </w:rPr>
+        <w:t>③ 마라톤에서 ‘벌써 절반 왔다’는 표지판을 보면 힘이 나는 것도 비슷한 원리겠네.</w:t>
+      </w:r>
+    </w:p>
+    <w:p>
+      <w:pPr>
+        <w:spacing w:before="0" w:after="0" w:line="269" w:lineRule="auto"/>
+        <w:ind w:left="180" w:hanging="180"/>
+        <w:snapToGrid w:val="0"/>
+      </w:pPr>
+      <w:r>
+        <w:rPr>
+          <w:rFonts w:ascii="맑은 고딕" w:hAnsi="맑은 고딕" w:eastAsia="맑은 고딕"/>
+          <w:b w:val="0"/>
+          <w:sz w:val="17"/>
+          <w:u w:val="none"/>
+        </w:rPr>
+        <w:t>④ 같은 조건이라도 출발선이 앞에 있는 것처럼 느끼게 하면 행동이 달라질 수 있구나.</w:t>
+      </w:r>
+    </w:p>
+    <w:p>
+      <w:pPr>
+        <w:spacing w:before="0" w:after="0" w:line="269" w:lineRule="auto"/>
+        <w:ind w:left="180" w:hanging="180"/>
+        <w:snapToGrid w:val="0"/>
+      </w:pPr>
+      <w:r>
+        <w:rPr>
+          <w:rFonts w:ascii="맑은 고딕" w:hAnsi="맑은 고딕" w:eastAsia="맑은 고딕"/>
+          <w:b w:val="0"/>
+          <w:sz w:val="17"/>
+          <w:u w:val="none"/>
+        </w:rPr>
+        <w:t>⑤ 가게들이 첫 방문 때 도장을 하나 찍어 주는 것도 이 효과를 노린 거겠다.</w:t>
+      </w:r>
+    </w:p>
+    <w:p>
+      <w:pPr>
+        <w:keepNext/>
+        <w:spacing w:before="80" w:after="40" w:line="276" w:lineRule="auto"/>
+        <w:snapToGrid w:val="0"/>
+        <w:shd w:val="clear" w:color="auto" w:fill="8A3A12"/>
+      </w:pPr>
+      <w:r>
+        <w:rPr>
+          <w:rFonts w:ascii="맑은 고딕" w:hAnsi="맑은 고딕" w:eastAsia="맑은 고딕"/>
+          <w:b/>
+          <w:color w:val="FFFFFF"/>
+          <w:sz w:val="17"/>
+          <w:u w:val="none"/>
+        </w:rPr>
+        <w:t>서답형  40-서1 ~ 40-서2</w:t>
+      </w:r>
+    </w:p>
+    <w:p>
+      <w:pPr>
+        <w:keepNext/>
+        <w:spacing w:before="80" w:after="20" w:line="276" w:lineRule="auto"/>
+        <w:snapToGrid w:val="0"/>
+      </w:pPr>
       <w:r>
         <w:rPr>
           <w:rFonts w:ascii="맑은 고딕" w:hAnsi="맑은 고딕" w:eastAsia="맑은 고딕"/>
@@ -2150,7 +2655,7 @@
           <w:sz w:val="17"/>
           <w:u w:val="none"/>
         </w:rPr>
-        <w:t>[ had / had been ]</w:t>
+        <w:t>40-서1.</w:t>
       </w:r>
       <w:r>
         <w:rPr>
@@ -2159,7 +2664,7 @@
           <w:sz w:val="17"/>
           <w:u w:val="none"/>
         </w:rPr>
-        <w:t xml:space="preserve"> already placed. Both groups therefore had to buy ten coffees. ⓑ</w:t>
+        <w:t xml:space="preserve"> 다음 글의 내용을 요약하고자 한다. 빈칸 (1)~(3)에 들어갈 말을 본문에서 찾아 </w:t>
       </w:r>
       <w:r>
         <w:rPr>
@@ -2168,7 +2673,7 @@
           <w:sz w:val="17"/>
           <w:u w:val="single"/>
         </w:rPr>
-        <w:t>Even so, those who started with the two stamps returned more often and completed their cards sooner</w:t>
+        <w:t>반드시 변형하여</w:t>
       </w:r>
       <w:r>
         <w:rPr>
@@ -2177,7 +2682,53 @@
           <w:sz w:val="17"/>
           <w:u w:val="none"/>
         </w:rPr>
-        <w:t>. Feeling that the reward was nearer, they worked harder to reach it.</w:t>
+        <w:t xml:space="preserve"> 쓰시오. (한 칸에 한 단어) [각 1점, 총 3점] [3.0점]</w:t>
+      </w:r>
+    </w:p>
+    <w:p>
+      <w:pPr>
+        <w:spacing w:before="0" w:after="60" w:line="288" w:lineRule="auto"/>
+        <w:ind w:left="40"/>
+        <w:snapToGrid w:val="0"/>
+        <w:pBdr>
+          <w:top w:val="single" w:sz="4" w:space="2" w:color="999999"/>
+          <w:left w:val="single" w:sz="4" w:space="2" w:color="999999"/>
+          <w:bottom w:val="single" w:sz="4" w:space="2" w:color="999999"/>
+          <w:right w:val="single" w:sz="4" w:space="2" w:color="999999"/>
+        </w:pBdr>
+        <w:shd w:val="clear" w:color="auto" w:fill="F6F3EA"/>
+      </w:pPr>
+      <w:r>
+        <w:rPr>
+          <w:rFonts w:ascii="맑은 고딕" w:hAnsi="맑은 고딕" w:eastAsia="맑은 고딕"/>
+          <w:b w:val="0"/>
+          <w:sz w:val="17"/>
+          <w:u w:val="none"/>
+        </w:rPr>
+        <w:t>Kivetz, Urminsky, and Zheng partnered with a café to test the motivating effect of illusory progress in an experiment. Customers received a reward card that offered one free coffee after they’d bought ten. While half of the customers received a card with ten open slots, the other half got a card with twelve open slots. Yet the twelve-slot card had two preexisting “bonus” stamps, so, strictly speaking, these were identical reward programs. Every customer who got a card needed to make ten coffee purchases (and collect ten stamps) to get their free coffee. But the appeal of the free stamps was high. People who thought they’d gotten a head start came back to the café more often, filling in their reward card more quickly than the others. When the card came with two out of twelve slots already filled, it felt to customers like they were already 16 percent finished with the goal before they’d even started. Believing they were closer to the reward, they were more motivated to reach the finish line. According to the study above, customers were more driven to complete their goals when they perceived the reward as nearer.</w:t>
+      </w:r>
+    </w:p>
+    <w:p>
+      <w:pPr>
+        <w:spacing w:before="0" w:after="60" w:line="288" w:lineRule="auto"/>
+        <w:ind w:left="40"/>
+        <w:snapToGrid w:val="0"/>
+        <w:pBdr>
+          <w:top w:val="single" w:sz="4" w:space="2" w:color="C99B4E"/>
+          <w:left w:val="single" w:sz="4" w:space="2" w:color="C99B4E"/>
+          <w:bottom w:val="single" w:sz="4" w:space="2" w:color="C99B4E"/>
+          <w:right w:val="single" w:sz="4" w:space="2" w:color="C99B4E"/>
+        </w:pBdr>
+        <w:shd w:val="clear" w:color="auto" w:fill="FFF8E1"/>
+      </w:pPr>
+      <w:r>
+        <w:rPr>
+          <w:rFonts w:ascii="맑은 고딕" w:hAnsi="맑은 고딕" w:eastAsia="맑은 고딕"/>
+          <w:b w:val="0"/>
+          <w:sz w:val="17"/>
+          <w:u w:val="none"/>
+        </w:rPr>
+        <w:t>Giving customers an (1) ________ of progress increased their (2) ________, because the reward seemed (3) ________ even though the actual task was the same.</w:t>
       </w:r>
     </w:p>
     <w:p>
@@ -2200,7 +2751,30 @@
           <w:sz w:val="17"/>
           <w:u w:val="none"/>
         </w:rPr>
-        <w:t>&lt;보 기&gt;</w:t>
+        <w:t>&lt;조 건&gt;</w:t>
+      </w:r>
+    </w:p>
+    <w:p>
+      <w:pPr>
+        <w:spacing w:before="0" w:after="0" w:line="288" w:lineRule="auto"/>
+        <w:ind w:left="40"/>
+        <w:snapToGrid w:val="0"/>
+        <w:pBdr>
+          <w:top w:val="single" w:sz="4" w:space="2" w:color="9B6BD0"/>
+          <w:left w:val="single" w:sz="4" w:space="2" w:color="9B6BD0"/>
+          <w:bottom w:val="single" w:sz="4" w:space="2" w:color="9B6BD0"/>
+          <w:right w:val="single" w:sz="4" w:space="2" w:color="9B6BD0"/>
+        </w:pBdr>
+        <w:shd w:val="clear" w:color="auto" w:fill="FAF5FF"/>
+      </w:pPr>
+      <w:r>
+        <w:rPr>
+          <w:rFonts w:ascii="맑은 고딕" w:hAnsi="맑은 고딕" w:eastAsia="맑은 고딕"/>
+          <w:b w:val="0"/>
+          <w:sz w:val="17"/>
+          <w:u w:val="none"/>
+        </w:rPr>
+        <w:t>1. 본문의 단어를 반드시 변형(품사·어형)하여 쓸 것 — 본문 형태 그대로 쓰면 0점</w:t>
       </w:r>
     </w:p>
     <w:p>
@@ -2223,13 +2797,12 @@
           <w:sz w:val="17"/>
           <w:u w:val="none"/>
         </w:rPr>
-        <w:t>(A) 윗글에서 two stamps는 실제 이점이 아니라 진전했다는 느낌을 주는 장치이다.</w:t>
+        <w:t>2. 답안지에 소문항 번호를 정확하게 기입할 것  예) 1-(1) 1-(2) 1-(3)</w:t>
       </w:r>
     </w:p>
     <w:p>
       <w:pPr>
-        <w:spacing w:before="0" w:after="20" w:line="276" w:lineRule="auto"/>
-        <w:ind w:left="80"/>
+        <w:spacing w:before="0" w:after="40" w:line="360" w:lineRule="auto"/>
         <w:snapToGrid w:val="0"/>
       </w:pPr>
       <w:r>
@@ -2239,7 +2812,7 @@
           <w:sz w:val="17"/>
           <w:u w:val="none"/>
         </w:rPr>
-        <w:t>① (A), (B)    ② (A), (C)    ③ (B), (D)    ④ (A), (B), (D)    ⑤ (B), (C), (D)</w:t>
+        <w:t>(1) ______________   (2) ______________   (3) ______________</w:t>
       </w:r>
     </w:p>
     <w:p>
@@ -2255,7 +2828,7 @@
           <w:sz w:val="17"/>
           <w:u w:val="none"/>
         </w:rPr>
-        <w:t>40-6.</w:t>
+        <w:t>40-서2.</w:t>
       </w:r>
       <w:r>
         <w:rPr>
@@ -2264,25 +2837,7 @@
           <w:sz w:val="17"/>
           <w:u w:val="none"/>
         </w:rPr>
-        <w:t xml:space="preserve"> 다음 글의 내용과 일치하지 </w:t>
-      </w:r>
-      <w:r>
-        <w:rPr>
-          <w:rFonts w:ascii="맑은 고딕" w:hAnsi="맑은 고딕" w:eastAsia="맑은 고딕"/>
-          <w:b/>
-          <w:sz w:val="17"/>
-          <w:u w:val="none"/>
-        </w:rPr>
-        <w:t>않는</w:t>
-      </w:r>
-      <w:r>
-        <w:rPr>
-          <w:rFonts w:ascii="맑은 고딕" w:hAnsi="맑은 고딕" w:eastAsia="맑은 고딕"/>
-          <w:b w:val="0"/>
-          <w:sz w:val="17"/>
-          <w:u w:val="none"/>
-        </w:rPr>
-        <w:t xml:space="preserve"> 것은? [2.7점]</w:t>
+        <w:t xml:space="preserve"> 다음 글의 밑줄 친 문장과 같은 뜻이 되도록 &lt;보기&gt;의 표현을 모두 사용하여 &lt;조건&gt;에 맞게 영작하시오. [3점] [3.0점]</w:t>
       </w:r>
     </w:p>
     <w:p>
@@ -2305,15 +2860,40 @@
           <w:sz w:val="17"/>
           <w:u w:val="none"/>
         </w:rPr>
-        <w:t>Kivetz, Urminsky, and Zheng partnered with a café to test the motivating effect of illusory progress. Customers received a reward card that offered one free coffee after they’d bought ten. Half of the customers received a card with ten open slots, and the other half got a card with twelve open slots and two preexisting “bonus” stamps. Every customer who got a card needed to make ten coffee purchases to get their free coffee. People who thought they’d gotten a head start came back to the café more often, filling in their reward card more quickly than the others.</w:t>
+        <w:t xml:space="preserve">When the card came with two out of twelve slots already filled, it felt to customers like they were already 16 percent finished with the goal. </w:t>
+      </w:r>
+      <w:r>
+        <w:rPr>
+          <w:rFonts w:ascii="맑은 고딕" w:hAnsi="맑은 고딕" w:eastAsia="맑은 고딕"/>
+          <w:b w:val="0"/>
+          <w:sz w:val="17"/>
+          <w:u w:val="single"/>
+        </w:rPr>
+        <w:t>Believing they were closer to the reward, they were more motivated to reach the finish line.</w:t>
       </w:r>
     </w:p>
     <w:p>
       <w:pPr>
-        <w:spacing w:before="0" w:after="0" w:line="269" w:lineRule="auto"/>
-        <w:ind w:left="180" w:hanging="180"/>
+        <w:spacing w:before="0" w:after="60" w:line="288" w:lineRule="auto"/>
+        <w:ind w:left="40"/>
         <w:snapToGrid w:val="0"/>
-      </w:pPr>
+        <w:pBdr>
+          <w:top w:val="single" w:sz="4" w:space="2" w:color="9B6BD0"/>
+          <w:left w:val="single" w:sz="4" w:space="2" w:color="9B6BD0"/>
+          <w:bottom w:val="single" w:sz="4" w:space="2" w:color="9B6BD0"/>
+          <w:right w:val="single" w:sz="4" w:space="2" w:color="9B6BD0"/>
+        </w:pBdr>
+        <w:shd w:val="clear" w:color="auto" w:fill="FAF5FF"/>
+      </w:pPr>
+      <w:r>
+        <w:rPr>
+          <w:rFonts w:ascii="맑은 고딕" w:hAnsi="맑은 고딕" w:eastAsia="맑은 고딕"/>
+          <w:b/>
+          <w:sz w:val="17"/>
+          <w:u w:val="none"/>
+        </w:rPr>
+        <w:t>&lt;보 기&gt;</w:t>
+      </w:r>
       <w:r>
         <w:rPr>
           <w:rFonts w:ascii="맑은 고딕" w:hAnsi="맑은 고딕" w:eastAsia="맑은 고딕"/>
@@ -2321,14 +2901,44 @@
           <w:sz w:val="17"/>
           <w:u w:val="none"/>
         </w:rPr>
-        <w:t>① The experiment was carried out together with a café.</w:t>
+        <w:t xml:space="preserve"> because / they / believe / they / were / closer / to the reward / they / were / more motivated / to reach / the finish line</w:t>
       </w:r>
     </w:p>
     <w:p>
       <w:pPr>
-        <w:spacing w:before="0" w:after="0" w:line="269" w:lineRule="auto"/>
-        <w:ind w:left="180" w:hanging="180"/>
+        <w:spacing w:before="0" w:after="0" w:line="288" w:lineRule="auto"/>
+        <w:ind w:left="40"/>
         <w:snapToGrid w:val="0"/>
+        <w:pBdr>
+          <w:top w:val="single" w:sz="4" w:space="2" w:color="9B6BD0"/>
+          <w:left w:val="single" w:sz="4" w:space="2" w:color="9B6BD0"/>
+          <w:bottom w:val="single" w:sz="4" w:space="2" w:color="9B6BD0"/>
+          <w:right w:val="single" w:sz="4" w:space="2" w:color="9B6BD0"/>
+        </w:pBdr>
+        <w:shd w:val="clear" w:color="auto" w:fill="FAF5FF"/>
+      </w:pPr>
+      <w:r>
+        <w:rPr>
+          <w:rFonts w:ascii="맑은 고딕" w:hAnsi="맑은 고딕" w:eastAsia="맑은 고딕"/>
+          <w:b/>
+          <w:sz w:val="17"/>
+          <w:u w:val="none"/>
+        </w:rPr>
+        <w:t>&lt;조 건&gt;</w:t>
+      </w:r>
+    </w:p>
+    <w:p>
+      <w:pPr>
+        <w:spacing w:before="0" w:after="0" w:line="288" w:lineRule="auto"/>
+        <w:ind w:left="40"/>
+        <w:snapToGrid w:val="0"/>
+        <w:pBdr>
+          <w:top w:val="single" w:sz="4" w:space="2" w:color="9B6BD0"/>
+          <w:left w:val="single" w:sz="4" w:space="2" w:color="9B6BD0"/>
+          <w:bottom w:val="single" w:sz="4" w:space="2" w:color="9B6BD0"/>
+          <w:right w:val="single" w:sz="4" w:space="2" w:color="9B6BD0"/>
+        </w:pBdr>
+        <w:shd w:val="clear" w:color="auto" w:fill="FAF5FF"/>
       </w:pPr>
       <w:r>
         <w:rPr>
@@ -2337,14 +2947,21 @@
           <w:sz w:val="17"/>
           <w:u w:val="none"/>
         </w:rPr>
-        <w:t>② A customer could get one free coffee after buying ten.</w:t>
+        <w:t>1. &lt;보기&gt;의 표현을 모두 한 번씩만 사용할 것</w:t>
       </w:r>
     </w:p>
     <w:p>
       <w:pPr>
-        <w:spacing w:before="0" w:after="0" w:line="269" w:lineRule="auto"/>
-        <w:ind w:left="180" w:hanging="180"/>
+        <w:spacing w:before="0" w:after="0" w:line="288" w:lineRule="auto"/>
+        <w:ind w:left="40"/>
         <w:snapToGrid w:val="0"/>
+        <w:pBdr>
+          <w:top w:val="single" w:sz="4" w:space="2" w:color="9B6BD0"/>
+          <w:left w:val="single" w:sz="4" w:space="2" w:color="9B6BD0"/>
+          <w:bottom w:val="single" w:sz="4" w:space="2" w:color="9B6BD0"/>
+          <w:right w:val="single" w:sz="4" w:space="2" w:color="9B6BD0"/>
+        </w:pBdr>
+        <w:shd w:val="clear" w:color="auto" w:fill="FAF5FF"/>
       </w:pPr>
       <w:r>
         <w:rPr>
@@ -2353,14 +2970,21 @@
           <w:sz w:val="17"/>
           <w:u w:val="none"/>
         </w:rPr>
-        <w:t>③ Customers with the twelve-slot card had to buy two more coffees than the others.</w:t>
+        <w:t>2. 어형은 한 단어만 바꾸고, 다른 단어를 추가하지 말 것</w:t>
       </w:r>
     </w:p>
     <w:p>
       <w:pPr>
-        <w:spacing w:before="0" w:after="0" w:line="269" w:lineRule="auto"/>
-        <w:ind w:left="180" w:hanging="180"/>
+        <w:spacing w:before="0" w:after="0" w:line="288" w:lineRule="auto"/>
+        <w:ind w:left="40"/>
         <w:snapToGrid w:val="0"/>
+        <w:pBdr>
+          <w:top w:val="single" w:sz="4" w:space="2" w:color="9B6BD0"/>
+          <w:left w:val="single" w:sz="4" w:space="2" w:color="9B6BD0"/>
+          <w:bottom w:val="single" w:sz="4" w:space="2" w:color="9B6BD0"/>
+          <w:right w:val="single" w:sz="4" w:space="2" w:color="9B6BD0"/>
+        </w:pBdr>
+        <w:shd w:val="clear" w:color="auto" w:fill="FAF5FF"/>
       </w:pPr>
       <w:r>
         <w:rPr>
@@ -2369,14 +2993,21 @@
           <w:sz w:val="17"/>
           <w:u w:val="none"/>
         </w:rPr>
-        <w:t>④ The twelve-slot card came with two stamps already on it.</w:t>
+        <w:t>3. 분사구문을 ‘Because’로 시작하는 부사절로 바꾸어 쓸 것</w:t>
       </w:r>
     </w:p>
     <w:p>
       <w:pPr>
-        <w:spacing w:before="0" w:after="0" w:line="269" w:lineRule="auto"/>
-        <w:ind w:left="180" w:hanging="180"/>
+        <w:spacing w:before="0" w:after="0" w:line="288" w:lineRule="auto"/>
+        <w:ind w:left="40"/>
         <w:snapToGrid w:val="0"/>
+        <w:pBdr>
+          <w:top w:val="single" w:sz="4" w:space="2" w:color="9B6BD0"/>
+          <w:left w:val="single" w:sz="4" w:space="2" w:color="9B6BD0"/>
+          <w:bottom w:val="single" w:sz="4" w:space="2" w:color="9B6BD0"/>
+          <w:right w:val="single" w:sz="4" w:space="2" w:color="9B6BD0"/>
+        </w:pBdr>
+        <w:shd w:val="clear" w:color="auto" w:fill="FAF5FF"/>
       </w:pPr>
       <w:r>
         <w:rPr>
@@ -2385,7 +3016,63 @@
           <w:sz w:val="17"/>
           <w:u w:val="none"/>
         </w:rPr>
-        <w:t>⑤ Customers who felt they had a head start filled their cards sooner.</w:t>
+        <w:t>4. 총 18단어로 쓸 것</w:t>
+      </w:r>
+    </w:p>
+    <w:p>
+      <w:pPr>
+        <w:spacing w:before="0" w:after="60" w:line="288" w:lineRule="auto"/>
+        <w:ind w:left="40"/>
+        <w:snapToGrid w:val="0"/>
+        <w:pBdr>
+          <w:top w:val="single" w:sz="4" w:space="2" w:color="9B6BD0"/>
+          <w:left w:val="single" w:sz="4" w:space="2" w:color="9B6BD0"/>
+          <w:bottom w:val="single" w:sz="4" w:space="2" w:color="9B6BD0"/>
+          <w:right w:val="single" w:sz="4" w:space="2" w:color="9B6BD0"/>
+        </w:pBdr>
+        <w:shd w:val="clear" w:color="auto" w:fill="FAF5FF"/>
+      </w:pPr>
+      <w:r>
+        <w:rPr>
+          <w:rFonts w:ascii="맑은 고딕" w:hAnsi="맑은 고딕" w:eastAsia="맑은 고딕"/>
+          <w:b w:val="0"/>
+          <w:sz w:val="17"/>
+          <w:u w:val="none"/>
+        </w:rPr>
+        <w:t>5. 답안지에 소문항 번호를 정확하게 기입할 것</w:t>
+      </w:r>
+    </w:p>
+    <w:p>
+      <w:pPr>
+        <w:spacing w:before="0" w:after="40" w:line="360" w:lineRule="auto"/>
+        <w:snapToGrid w:val="0"/>
+      </w:pPr>
+      <w:r>
+        <w:rPr>
+          <w:rFonts w:ascii="맑은 고딕" w:hAnsi="맑은 고딕" w:eastAsia="맑은 고딕"/>
+          <w:b w:val="0"/>
+          <w:sz w:val="17"/>
+          <w:u w:val="none"/>
+        </w:rPr>
+        <w:t>⇒ Because ______________________________________________________________ .</w:t>
+      </w:r>
+    </w:p>
+    <w:p>
+      <w:pPr>
+        <w:keepNext/>
+        <w:spacing w:before="80" w:after="40" w:line="276" w:lineRule="auto"/>
+        <w:snapToGrid w:val="0"/>
+        <w:shd w:val="clear" w:color="auto" w:fill="6B21A8"/>
+      </w:pPr>
+      <w:r>
+        <w:rPr>
+          <w:rFonts w:ascii="맑은 고딕" w:hAnsi="맑은 고딕" w:eastAsia="맑은 고딕"/>
+          <w:b/>
+          <w:color w:val="FFFFFF"/>
+          <w:sz w:val="17"/>
+          <w:u w:val="none"/>
+        </w:rPr>
+        <w:t>[지문 구조]  ※ 앞 문항을 모두 푼 뒤에 풀 것</w:t>
       </w:r>
     </w:p>
     <w:p>
@@ -2401,7 +3088,7 @@
           <w:sz w:val="17"/>
           <w:u w:val="none"/>
         </w:rPr>
-        <w:t>40-7.</w:t>
+        <w:t>40-8.</w:t>
       </w:r>
       <w:r>
         <w:rPr>
@@ -2410,7 +3097,30 @@
           <w:sz w:val="17"/>
           <w:u w:val="none"/>
         </w:rPr>
-        <w:t xml:space="preserve"> 다음 글의 제목으로 가장 적절한 것은? [3.0점]</w:t>
+        <w:t xml:space="preserve"> 글의 흐름으로 보아, 주어진 문장이 들어가기에 가장 적절한 곳은? [2.7점]</w:t>
+      </w:r>
+    </w:p>
+    <w:p>
+      <w:pPr>
+        <w:spacing w:before="0" w:after="60" w:line="288" w:lineRule="auto"/>
+        <w:ind w:left="40"/>
+        <w:snapToGrid w:val="0"/>
+        <w:pBdr>
+          <w:top w:val="single" w:sz="4" w:space="2" w:color="C99B4E"/>
+          <w:left w:val="single" w:sz="4" w:space="2" w:color="C99B4E"/>
+          <w:bottom w:val="single" w:sz="4" w:space="2" w:color="C99B4E"/>
+          <w:right w:val="single" w:sz="4" w:space="2" w:color="C99B4E"/>
+        </w:pBdr>
+        <w:shd w:val="clear" w:color="auto" w:fill="FFF8E1"/>
+      </w:pPr>
+      <w:r>
+        <w:rPr>
+          <w:rFonts w:ascii="맑은 고딕" w:hAnsi="맑은 고딕" w:eastAsia="맑은 고딕"/>
+          <w:b w:val="0"/>
+          <w:sz w:val="17"/>
+          <w:u w:val="none"/>
+        </w:rPr>
+        <w:t>Yet the twelve-slot card had two preexisting “bonus” stamps, so, strictly speaking, these were identical reward programs.</w:t>
       </w:r>
     </w:p>
     <w:p>
@@ -2433,13 +3143,13 @@
           <w:sz w:val="17"/>
           <w:u w:val="none"/>
         </w:rPr>
-        <w:t>In an experiment at a café, customers received a reward card that offered one free coffee after they’d bought ten. Half of them received a card with ten open slots, while the other half got a card with twelve open slots, two of which already had “bonus” stamps. Every customer therefore needed to make ten coffee purchases. But people who thought they’d gotten a head start came back more often, filling in their card more quickly than the others. It felt to them like they were already 16 percent finished with the goal before they’d even started. Believing they were closer to the reward, they were more motivated to reach the finish line.</w:t>
+        <w:t>Kivetz, Urminsky, and Zheng partnered with a café to test the motivating effect of illusory progress in an experiment. ( ① ) Customers received a reward card that offered one free coffee after they’d bought ten. ( ② ) While half of the customers received a card with ten open slots, the other half got a card with twelve open slots. ( ③ ) Every customer who got a card needed to make ten coffee purchases (and collect ten stamps) to get their free coffee. ( ④ ) But the appeal of the free stamps was high. ( ⑤ ) People who thought they’d gotten a head start came back to the café more often.</w:t>
       </w:r>
     </w:p>
     <w:p>
       <w:pPr>
-        <w:spacing w:before="0" w:after="0" w:line="269" w:lineRule="auto"/>
-        <w:ind w:left="180" w:hanging="180"/>
+        <w:spacing w:before="0" w:after="20" w:line="276" w:lineRule="auto"/>
+        <w:ind w:left="80"/>
         <w:snapToGrid w:val="0"/>
       </w:pPr>
       <w:r>
@@ -2449,606 +3159,7 @@
           <w:sz w:val="17"/>
           <w:u w:val="none"/>
         </w:rPr>
-        <w:t>① Why Free Coffee Makes Customers Less Loyal</w:t>
-      </w:r>
-    </w:p>
-    <w:p>
-      <w:pPr>
-        <w:spacing w:before="0" w:after="0" w:line="269" w:lineRule="auto"/>
-        <w:ind w:left="180" w:hanging="180"/>
-        <w:snapToGrid w:val="0"/>
-      </w:pPr>
-      <w:r>
-        <w:rPr>
-          <w:rFonts w:ascii="맑은 고딕" w:hAnsi="맑은 고딕" w:eastAsia="맑은 고딕"/>
-          <w:b w:val="0"/>
-          <w:sz w:val="17"/>
-          <w:u w:val="none"/>
-        </w:rPr>
-        <w:t>② A Head Start That Isn’t: How Felt Progress Drives Effort</w:t>
-      </w:r>
-    </w:p>
-    <w:p>
-      <w:pPr>
-        <w:spacing w:before="0" w:after="0" w:line="269" w:lineRule="auto"/>
-        <w:ind w:left="180" w:hanging="180"/>
-        <w:snapToGrid w:val="0"/>
-      </w:pPr>
-      <w:r>
-        <w:rPr>
-          <w:rFonts w:ascii="맑은 고딕" w:hAnsi="맑은 고딕" w:eastAsia="맑은 고딕"/>
-          <w:b w:val="0"/>
-          <w:sz w:val="17"/>
-          <w:u w:val="none"/>
-        </w:rPr>
-        <w:t>③ Bigger Rewards, Faster Customers: The Power of Prizes</w:t>
-      </w:r>
-    </w:p>
-    <w:p>
-      <w:pPr>
-        <w:spacing w:before="0" w:after="0" w:line="269" w:lineRule="auto"/>
-        <w:ind w:left="180" w:hanging="180"/>
-        <w:snapToGrid w:val="0"/>
-      </w:pPr>
-      <w:r>
-        <w:rPr>
-          <w:rFonts w:ascii="맑은 고딕" w:hAnsi="맑은 고딕" w:eastAsia="맑은 고딕"/>
-          <w:b w:val="0"/>
-          <w:sz w:val="17"/>
-          <w:u w:val="none"/>
-        </w:rPr>
-        <w:t>④ Ten Stamps or Twelve? Why Harder Goals Motivate More</w:t>
-      </w:r>
-    </w:p>
-    <w:p>
-      <w:pPr>
-        <w:spacing w:before="0" w:after="0" w:line="269" w:lineRule="auto"/>
-        <w:ind w:left="180" w:hanging="180"/>
-        <w:snapToGrid w:val="0"/>
-      </w:pPr>
-      <w:r>
-        <w:rPr>
-          <w:rFonts w:ascii="맑은 고딕" w:hAnsi="맑은 고딕" w:eastAsia="맑은 고딕"/>
-          <w:b w:val="0"/>
-          <w:sz w:val="17"/>
-          <w:u w:val="none"/>
-        </w:rPr>
-        <w:t>⑤ How Cafés Use Reward Cards to Cut Their Costs</w:t>
-      </w:r>
-    </w:p>
-    <w:p>
-      <w:pPr>
-        <w:keepNext/>
-        <w:spacing w:before="80" w:after="40" w:line="276" w:lineRule="auto"/>
-        <w:snapToGrid w:val="0"/>
-        <w:shd w:val="clear" w:color="auto" w:fill="8A3A12"/>
-      </w:pPr>
-      <w:r>
-        <w:rPr>
-          <w:rFonts w:ascii="맑은 고딕" w:hAnsi="맑은 고딕" w:eastAsia="맑은 고딕"/>
-          <w:b/>
-          <w:color w:val="FFFFFF"/>
-          <w:sz w:val="17"/>
-          <w:u w:val="none"/>
-        </w:rPr>
-        <w:t>서답형  40-서1 ~ 40-서2</w:t>
-      </w:r>
-    </w:p>
-    <w:p>
-      <w:pPr>
-        <w:keepNext/>
-        <w:spacing w:before="80" w:after="20" w:line="276" w:lineRule="auto"/>
-        <w:snapToGrid w:val="0"/>
-      </w:pPr>
-      <w:r>
-        <w:rPr>
-          <w:rFonts w:ascii="맑은 고딕" w:hAnsi="맑은 고딕" w:eastAsia="맑은 고딕"/>
-          <w:b/>
-          <w:sz w:val="17"/>
-          <w:u w:val="none"/>
-        </w:rPr>
-        <w:t>40-서1.</w:t>
-      </w:r>
-      <w:r>
-        <w:rPr>
-          <w:rFonts w:ascii="맑은 고딕" w:hAnsi="맑은 고딕" w:eastAsia="맑은 고딕"/>
-          <w:b w:val="0"/>
-          <w:sz w:val="17"/>
-          <w:u w:val="none"/>
-        </w:rPr>
-        <w:t xml:space="preserve"> 다음 글의 밑줄 친 부분과 의미가 통하도록 &lt;조건&gt;에 맞게 아래 문장을 완성하시오. [3.0점]</w:t>
-      </w:r>
-    </w:p>
-    <w:p>
-      <w:pPr>
-        <w:spacing w:before="0" w:after="60" w:line="288" w:lineRule="auto"/>
-        <w:ind w:left="40"/>
-        <w:snapToGrid w:val="0"/>
-        <w:pBdr>
-          <w:top w:val="single" w:sz="4" w:space="2" w:color="999999"/>
-          <w:left w:val="single" w:sz="4" w:space="2" w:color="999999"/>
-          <w:bottom w:val="single" w:sz="4" w:space="2" w:color="999999"/>
-          <w:right w:val="single" w:sz="4" w:space="2" w:color="999999"/>
-        </w:pBdr>
-        <w:shd w:val="clear" w:color="auto" w:fill="F6F3EA"/>
-      </w:pPr>
-      <w:r>
-        <w:rPr>
-          <w:rFonts w:ascii="맑은 고딕" w:hAnsi="맑은 고딕" w:eastAsia="맑은 고딕"/>
-          <w:b w:val="0"/>
-          <w:sz w:val="17"/>
-          <w:u w:val="none"/>
-        </w:rPr>
-        <w:t xml:space="preserve">When the card came with two out of twelve slots already filled, it felt to customers like they were already 16 percent finished with the goal. </w:t>
-      </w:r>
-      <w:r>
-        <w:rPr>
-          <w:rFonts w:ascii="맑은 고딕" w:hAnsi="맑은 고딕" w:eastAsia="맑은 고딕"/>
-          <w:b w:val="0"/>
-          <w:sz w:val="17"/>
-          <w:u w:val="single"/>
-        </w:rPr>
-        <w:t>Believing they were closer to the reward</w:t>
-      </w:r>
-      <w:r>
-        <w:rPr>
-          <w:rFonts w:ascii="맑은 고딕" w:hAnsi="맑은 고딕" w:eastAsia="맑은 고딕"/>
-          <w:b w:val="0"/>
-          <w:sz w:val="17"/>
-          <w:u w:val="none"/>
-        </w:rPr>
-        <w:t>, they were more motivated to reach the finish line.</w:t>
-      </w:r>
-    </w:p>
-    <w:p>
-      <w:pPr>
-        <w:spacing w:before="0" w:after="0" w:line="288" w:lineRule="auto"/>
-        <w:ind w:left="40"/>
-        <w:snapToGrid w:val="0"/>
-        <w:pBdr>
-          <w:top w:val="single" w:sz="4" w:space="2" w:color="9B6BD0"/>
-          <w:left w:val="single" w:sz="4" w:space="2" w:color="9B6BD0"/>
-          <w:bottom w:val="single" w:sz="4" w:space="2" w:color="9B6BD0"/>
-          <w:right w:val="single" w:sz="4" w:space="2" w:color="9B6BD0"/>
-        </w:pBdr>
-        <w:shd w:val="clear" w:color="auto" w:fill="FAF5FF"/>
-      </w:pPr>
-      <w:r>
-        <w:rPr>
-          <w:rFonts w:ascii="맑은 고딕" w:hAnsi="맑은 고딕" w:eastAsia="맑은 고딕"/>
-          <w:b/>
-          <w:sz w:val="17"/>
-          <w:u w:val="none"/>
-        </w:rPr>
-        <w:t>&lt;조 건&gt;</w:t>
-      </w:r>
-    </w:p>
-    <w:p>
-      <w:pPr>
-        <w:spacing w:before="0" w:after="60" w:line="288" w:lineRule="auto"/>
-        <w:ind w:left="40"/>
-        <w:snapToGrid w:val="0"/>
-        <w:pBdr>
-          <w:top w:val="single" w:sz="4" w:space="2" w:color="9B6BD0"/>
-          <w:left w:val="single" w:sz="4" w:space="2" w:color="9B6BD0"/>
-          <w:bottom w:val="single" w:sz="4" w:space="2" w:color="9B6BD0"/>
-          <w:right w:val="single" w:sz="4" w:space="2" w:color="9B6BD0"/>
-        </w:pBdr>
-        <w:shd w:val="clear" w:color="auto" w:fill="FAF5FF"/>
-      </w:pPr>
-      <w:r>
-        <w:rPr>
-          <w:rFonts w:ascii="맑은 고딕" w:hAnsi="맑은 고딕" w:eastAsia="맑은 고딕"/>
-          <w:b w:val="0"/>
-          <w:sz w:val="17"/>
-          <w:u w:val="none"/>
-        </w:rPr>
-        <w:t>1. 이유를 나타내는 접속사 as로 시작하는 절(주어 + 동사)로 쓸 것</w:t>
-      </w:r>
-    </w:p>
-    <w:p>
-      <w:pPr>
-        <w:spacing w:before="0" w:after="40" w:line="360" w:lineRule="auto"/>
-        <w:snapToGrid w:val="0"/>
-      </w:pPr>
-      <w:r>
-        <w:rPr>
-          <w:rFonts w:ascii="맑은 고딕" w:hAnsi="맑은 고딕" w:eastAsia="맑은 고딕"/>
-          <w:b w:val="0"/>
-          <w:sz w:val="17"/>
-          <w:u w:val="none"/>
-        </w:rPr>
-        <w:t>→ ________  ________  ________  ________  ________</w:t>
-      </w:r>
-    </w:p>
-    <w:p>
-      <w:pPr>
-        <w:spacing w:before="0" w:after="40" w:line="360" w:lineRule="auto"/>
-        <w:snapToGrid w:val="0"/>
-      </w:pPr>
-      <w:r>
-        <w:rPr>
-          <w:rFonts w:ascii="맑은 고딕" w:hAnsi="맑은 고딕" w:eastAsia="맑은 고딕"/>
-          <w:b w:val="0"/>
-          <w:sz w:val="17"/>
-          <w:u w:val="none"/>
-        </w:rPr>
-        <w:t>________  ________  ________  ________ ,</w:t>
-      </w:r>
-    </w:p>
-    <w:p>
-      <w:pPr>
-        <w:spacing w:before="0" w:after="40" w:line="360" w:lineRule="auto"/>
-        <w:snapToGrid w:val="0"/>
-      </w:pPr>
-      <w:r>
-        <w:rPr>
-          <w:rFonts w:ascii="맑은 고딕" w:hAnsi="맑은 고딕" w:eastAsia="맑은 고딕"/>
-          <w:b w:val="0"/>
-          <w:sz w:val="17"/>
-          <w:u w:val="none"/>
-        </w:rPr>
-        <w:t>they were more motivated to reach the finish line.</w:t>
-      </w:r>
-    </w:p>
-    <w:p>
-      <w:pPr>
-        <w:keepNext/>
-        <w:spacing w:before="80" w:after="20" w:line="276" w:lineRule="auto"/>
-        <w:snapToGrid w:val="0"/>
-      </w:pPr>
-      <w:r>
-        <w:rPr>
-          <w:rFonts w:ascii="맑은 고딕" w:hAnsi="맑은 고딕" w:eastAsia="맑은 고딕"/>
-          <w:b/>
-          <w:sz w:val="17"/>
-          <w:u w:val="none"/>
-        </w:rPr>
-        <w:t>40-서2.</w:t>
-      </w:r>
-      <w:r>
-        <w:rPr>
-          <w:rFonts w:ascii="맑은 고딕" w:hAnsi="맑은 고딕" w:eastAsia="맑은 고딕"/>
-          <w:b w:val="0"/>
-          <w:sz w:val="17"/>
-          <w:u w:val="none"/>
-        </w:rPr>
-        <w:t xml:space="preserve"> 다음 글의 내용을 요약한 문장의 빈칸 (A)~(C)에 들어갈 말을 &lt;보기&gt;에서 골라 쓰시오. (단, 필요한 경우 어형을 바꾸고, 각 빈칸에 한 단어만 쓸 것) [3.0점]</w:t>
-      </w:r>
-    </w:p>
-    <w:p>
-      <w:pPr>
-        <w:spacing w:before="0" w:after="60" w:line="288" w:lineRule="auto"/>
-        <w:ind w:left="40"/>
-        <w:snapToGrid w:val="0"/>
-        <w:pBdr>
-          <w:top w:val="single" w:sz="4" w:space="2" w:color="999999"/>
-          <w:left w:val="single" w:sz="4" w:space="2" w:color="999999"/>
-          <w:bottom w:val="single" w:sz="4" w:space="2" w:color="999999"/>
-          <w:right w:val="single" w:sz="4" w:space="2" w:color="999999"/>
-        </w:pBdr>
-        <w:shd w:val="clear" w:color="auto" w:fill="F6F3EA"/>
-      </w:pPr>
-      <w:r>
-        <w:rPr>
-          <w:rFonts w:ascii="맑은 고딕" w:hAnsi="맑은 고딕" w:eastAsia="맑은 고딕"/>
-          <w:b w:val="0"/>
-          <w:sz w:val="17"/>
-          <w:u w:val="none"/>
-        </w:rPr>
-        <w:t>One card had ten open slots. The other had twelve slots, but two “bonus” stamps were already on it, so customers had to make ten purchases with either card. Still, those who got the bonus stamps thought the free coffee was nearer and came back more often to fill in their card.</w:t>
-      </w:r>
-    </w:p>
-    <w:p>
-      <w:pPr>
-        <w:spacing w:before="0" w:after="60" w:line="288" w:lineRule="auto"/>
-        <w:ind w:left="40"/>
-        <w:snapToGrid w:val="0"/>
-        <w:pBdr>
-          <w:top w:val="single" w:sz="4" w:space="2" w:color="C99B4E"/>
-          <w:left w:val="single" w:sz="4" w:space="2" w:color="C99B4E"/>
-          <w:bottom w:val="single" w:sz="4" w:space="2" w:color="C99B4E"/>
-          <w:right w:val="single" w:sz="4" w:space="2" w:color="C99B4E"/>
-        </w:pBdr>
-        <w:shd w:val="clear" w:color="auto" w:fill="FFF8E1"/>
-      </w:pPr>
-      <w:r>
-        <w:rPr>
-          <w:rFonts w:ascii="맑은 고딕" w:hAnsi="맑은 고딕" w:eastAsia="맑은 고딕"/>
-          <w:b w:val="0"/>
-          <w:sz w:val="17"/>
-          <w:u w:val="none"/>
-        </w:rPr>
-        <w:t>Although the two cards ___(A)___ the same number of purchases, customers ___(B)___ two bonus stamps felt closer to the reward and were more ___(C)___ to finish.</w:t>
-      </w:r>
-    </w:p>
-    <w:p>
-      <w:pPr>
-        <w:spacing w:before="0" w:after="60" w:line="288" w:lineRule="auto"/>
-        <w:ind w:left="40"/>
-        <w:snapToGrid w:val="0"/>
-        <w:pBdr>
-          <w:top w:val="single" w:sz="4" w:space="2" w:color="9B6BD0"/>
-          <w:left w:val="single" w:sz="4" w:space="2" w:color="9B6BD0"/>
-          <w:bottom w:val="single" w:sz="4" w:space="2" w:color="9B6BD0"/>
-          <w:right w:val="single" w:sz="4" w:space="2" w:color="9B6BD0"/>
-        </w:pBdr>
-        <w:shd w:val="clear" w:color="auto" w:fill="FAF5FF"/>
-      </w:pPr>
-      <w:r>
-        <w:rPr>
-          <w:rFonts w:ascii="맑은 고딕" w:hAnsi="맑은 고딕" w:eastAsia="맑은 고딕"/>
-          <w:b/>
-          <w:sz w:val="17"/>
-          <w:u w:val="none"/>
-        </w:rPr>
-        <w:t>&lt;보 기&gt;</w:t>
-      </w:r>
-      <w:r>
-        <w:rPr>
-          <w:rFonts w:ascii="맑은 고딕" w:hAnsi="맑은 고딕" w:eastAsia="맑은 고딕"/>
-          <w:b w:val="0"/>
-          <w:sz w:val="17"/>
-          <w:u w:val="none"/>
-        </w:rPr>
-        <w:t xml:space="preserve"> require / give / motivate / believe / come / fill / partner / test / start / return / buy / reach</w:t>
-      </w:r>
-    </w:p>
-    <w:p>
-      <w:pPr>
-        <w:spacing w:before="0" w:after="40" w:line="360" w:lineRule="auto"/>
-        <w:snapToGrid w:val="0"/>
-      </w:pPr>
-      <w:r>
-        <w:rPr>
-          <w:rFonts w:ascii="맑은 고딕" w:hAnsi="맑은 고딕" w:eastAsia="맑은 고딕"/>
-          <w:b w:val="0"/>
-          <w:sz w:val="17"/>
-          <w:u w:val="none"/>
-        </w:rPr>
-        <w:t>(A) ______________   (B) ______________   (C) ______________</w:t>
-      </w:r>
-    </w:p>
-    <w:p>
-      <w:pPr>
-        <w:keepNext/>
-        <w:spacing w:before="80" w:after="40" w:line="276" w:lineRule="auto"/>
-        <w:snapToGrid w:val="0"/>
-        <w:shd w:val="clear" w:color="auto" w:fill="6B21A8"/>
-      </w:pPr>
-      <w:r>
-        <w:rPr>
-          <w:rFonts w:ascii="맑은 고딕" w:hAnsi="맑은 고딕" w:eastAsia="맑은 고딕"/>
-          <w:b/>
-          <w:color w:val="FFFFFF"/>
-          <w:sz w:val="17"/>
-          <w:u w:val="none"/>
-        </w:rPr>
-        <w:t>[지문 구조]  ※ 앞 문항을 모두 푼 뒤에 풀 것</w:t>
-      </w:r>
-    </w:p>
-    <w:p>
-      <w:pPr>
-        <w:keepNext/>
-        <w:spacing w:before="80" w:after="20" w:line="276" w:lineRule="auto"/>
-        <w:snapToGrid w:val="0"/>
-      </w:pPr>
-      <w:r>
-        <w:rPr>
-          <w:rFonts w:ascii="맑은 고딕" w:hAnsi="맑은 고딕" w:eastAsia="맑은 고딕"/>
-          <w:b/>
-          <w:sz w:val="17"/>
-          <w:u w:val="none"/>
-        </w:rPr>
-        <w:t>40-8.</w:t>
-      </w:r>
-      <w:r>
-        <w:rPr>
-          <w:rFonts w:ascii="맑은 고딕" w:hAnsi="맑은 고딕" w:eastAsia="맑은 고딕"/>
-          <w:b w:val="0"/>
-          <w:sz w:val="17"/>
-          <w:u w:val="none"/>
-        </w:rPr>
-        <w:t xml:space="preserve"> 주어진 글 다음에 이어질 글의 순서로 가장 적절한 것은? [2.7점]</w:t>
-      </w:r>
-    </w:p>
-    <w:p>
-      <w:pPr>
-        <w:spacing w:before="0" w:after="60" w:line="288" w:lineRule="auto"/>
-        <w:ind w:left="40"/>
-        <w:snapToGrid w:val="0"/>
-        <w:pBdr>
-          <w:top w:val="single" w:sz="4" w:space="2" w:color="C99B4E"/>
-          <w:left w:val="single" w:sz="4" w:space="2" w:color="C99B4E"/>
-          <w:bottom w:val="single" w:sz="4" w:space="2" w:color="C99B4E"/>
-          <w:right w:val="single" w:sz="4" w:space="2" w:color="C99B4E"/>
-        </w:pBdr>
-        <w:shd w:val="clear" w:color="auto" w:fill="FFF8E1"/>
-      </w:pPr>
-      <w:r>
-        <w:rPr>
-          <w:rFonts w:ascii="맑은 고딕" w:hAnsi="맑은 고딕" w:eastAsia="맑은 고딕"/>
-          <w:b w:val="0"/>
-          <w:sz w:val="17"/>
-          <w:u w:val="none"/>
-        </w:rPr>
-        <w:t>Kivetz, Urminsky, and Zheng partnered with a café to test the motivating effect of illusory progress in an experiment. Customers received a reward card that offered one free coffee after they’d bought ten.</w:t>
-      </w:r>
-    </w:p>
-    <w:p>
-      <w:pPr>
-        <w:spacing w:before="0" w:after="0" w:line="288" w:lineRule="auto"/>
-        <w:ind w:left="40"/>
-        <w:snapToGrid w:val="0"/>
-        <w:pBdr>
-          <w:top w:val="single" w:sz="4" w:space="2" w:color="999999"/>
-          <w:left w:val="single" w:sz="4" w:space="2" w:color="999999"/>
-          <w:bottom w:val="single" w:sz="4" w:space="2" w:color="999999"/>
-          <w:right w:val="single" w:sz="4" w:space="2" w:color="999999"/>
-        </w:pBdr>
-        <w:shd w:val="clear" w:color="auto" w:fill="F6F3EA"/>
-      </w:pPr>
-      <w:r>
-        <w:rPr>
-          <w:rFonts w:ascii="맑은 고딕" w:hAnsi="맑은 고딕" w:eastAsia="맑은 고딕"/>
-          <w:b/>
-          <w:sz w:val="17"/>
-          <w:u w:val="none"/>
-        </w:rPr>
-        <w:t>(A)</w:t>
-      </w:r>
-      <w:r>
-        <w:rPr>
-          <w:rFonts w:ascii="맑은 고딕" w:hAnsi="맑은 고딕" w:eastAsia="맑은 고딕"/>
-          <w:b w:val="0"/>
-          <w:sz w:val="17"/>
-          <w:u w:val="none"/>
-        </w:rPr>
-        <w:t xml:space="preserve"> When the card came with two out of twelve slots already filled, it felt to customers like they were already 16 percent finished with the goal before they’d even started. Believing they were closer to the reward, they were more motivated to reach the finish line.</w:t>
-      </w:r>
-    </w:p>
-    <w:p>
-      <w:pPr>
-        <w:spacing w:before="0" w:after="0" w:line="288" w:lineRule="auto"/>
-        <w:ind w:left="40"/>
-        <w:snapToGrid w:val="0"/>
-        <w:pBdr>
-          <w:top w:val="single" w:sz="4" w:space="2" w:color="999999"/>
-          <w:left w:val="single" w:sz="4" w:space="2" w:color="999999"/>
-          <w:bottom w:val="single" w:sz="4" w:space="2" w:color="999999"/>
-          <w:right w:val="single" w:sz="4" w:space="2" w:color="999999"/>
-        </w:pBdr>
-        <w:shd w:val="clear" w:color="auto" w:fill="F6F3EA"/>
-      </w:pPr>
-      <w:r>
-        <w:rPr>
-          <w:rFonts w:ascii="맑은 고딕" w:hAnsi="맑은 고딕" w:eastAsia="맑은 고딕"/>
-          <w:b/>
-          <w:sz w:val="17"/>
-          <w:u w:val="none"/>
-        </w:rPr>
-        <w:t>(B)</w:t>
-      </w:r>
-      <w:r>
-        <w:rPr>
-          <w:rFonts w:ascii="맑은 고딕" w:hAnsi="맑은 고딕" w:eastAsia="맑은 고딕"/>
-          <w:b w:val="0"/>
-          <w:sz w:val="17"/>
-          <w:u w:val="none"/>
-        </w:rPr>
-        <w:t xml:space="preserve"> Every customer who got a card needed to make ten coffee purchases to get their free coffee. But the appeal of the free stamps was high. People who thought they’d gotten a head start came back to the café more often, filling in their reward card more quickly than the others.</w:t>
-      </w:r>
-    </w:p>
-    <w:p>
-      <w:pPr>
-        <w:spacing w:before="0" w:after="60" w:line="288" w:lineRule="auto"/>
-        <w:ind w:left="40"/>
-        <w:snapToGrid w:val="0"/>
-        <w:pBdr>
-          <w:top w:val="single" w:sz="4" w:space="2" w:color="999999"/>
-          <w:left w:val="single" w:sz="4" w:space="2" w:color="999999"/>
-          <w:bottom w:val="single" w:sz="4" w:space="2" w:color="999999"/>
-          <w:right w:val="single" w:sz="4" w:space="2" w:color="999999"/>
-        </w:pBdr>
-        <w:shd w:val="clear" w:color="auto" w:fill="F6F3EA"/>
-      </w:pPr>
-      <w:r>
-        <w:rPr>
-          <w:rFonts w:ascii="맑은 고딕" w:hAnsi="맑은 고딕" w:eastAsia="맑은 고딕"/>
-          <w:b/>
-          <w:sz w:val="17"/>
-          <w:u w:val="none"/>
-        </w:rPr>
-        <w:t>(C)</w:t>
-      </w:r>
-      <w:r>
-        <w:rPr>
-          <w:rFonts w:ascii="맑은 고딕" w:hAnsi="맑은 고딕" w:eastAsia="맑은 고딕"/>
-          <w:b w:val="0"/>
-          <w:sz w:val="17"/>
-          <w:u w:val="none"/>
-        </w:rPr>
-        <w:t xml:space="preserve"> While half of the customers received a card with ten open slots, the other half got a card with twelve open slots. Yet the twelve-slot card had two preexisting “bonus” stamps, so, strictly speaking, the two reward programs were the same.</w:t>
-      </w:r>
-    </w:p>
-    <w:p>
-      <w:pPr>
-        <w:spacing w:before="0" w:after="0" w:line="269" w:lineRule="auto"/>
-        <w:ind w:left="180" w:hanging="180"/>
-        <w:snapToGrid w:val="0"/>
-      </w:pPr>
-      <w:r>
-        <w:rPr>
-          <w:rFonts w:ascii="맑은 고딕" w:hAnsi="맑은 고딕" w:eastAsia="맑은 고딕"/>
-          <w:b w:val="0"/>
-          <w:sz w:val="17"/>
-          <w:u w:val="none"/>
-        </w:rPr>
-        <w:t>① (A) – (C) – (B)</w:t>
-      </w:r>
-    </w:p>
-    <w:p>
-      <w:pPr>
-        <w:spacing w:before="0" w:after="0" w:line="269" w:lineRule="auto"/>
-        <w:ind w:left="180" w:hanging="180"/>
-        <w:snapToGrid w:val="0"/>
-      </w:pPr>
-      <w:r>
-        <w:rPr>
-          <w:rFonts w:ascii="맑은 고딕" w:hAnsi="맑은 고딕" w:eastAsia="맑은 고딕"/>
-          <w:b w:val="0"/>
-          <w:sz w:val="17"/>
-          <w:u w:val="none"/>
-        </w:rPr>
-        <w:t>② (B) – (A) – (C)</w:t>
-      </w:r>
-    </w:p>
-    <w:p>
-      <w:pPr>
-        <w:spacing w:before="0" w:after="0" w:line="269" w:lineRule="auto"/>
-        <w:ind w:left="180" w:hanging="180"/>
-        <w:snapToGrid w:val="0"/>
-      </w:pPr>
-      <w:r>
-        <w:rPr>
-          <w:rFonts w:ascii="맑은 고딕" w:hAnsi="맑은 고딕" w:eastAsia="맑은 고딕"/>
-          <w:b w:val="0"/>
-          <w:sz w:val="17"/>
-          <w:u w:val="none"/>
-        </w:rPr>
-        <w:t>③ (B) – (C) – (A)</w:t>
-      </w:r>
-    </w:p>
-    <w:p>
-      <w:pPr>
-        <w:spacing w:before="0" w:after="0" w:line="269" w:lineRule="auto"/>
-        <w:ind w:left="180" w:hanging="180"/>
-        <w:snapToGrid w:val="0"/>
-      </w:pPr>
-      <w:r>
-        <w:rPr>
-          <w:rFonts w:ascii="맑은 고딕" w:hAnsi="맑은 고딕" w:eastAsia="맑은 고딕"/>
-          <w:b w:val="0"/>
-          <w:sz w:val="17"/>
-          <w:u w:val="none"/>
-        </w:rPr>
-        <w:t>④ (C) – (A) – (B)</w:t>
-      </w:r>
-    </w:p>
-    <w:p>
-      <w:pPr>
-        <w:spacing w:before="0" w:after="0" w:line="269" w:lineRule="auto"/>
-        <w:ind w:left="180" w:hanging="180"/>
-        <w:snapToGrid w:val="0"/>
-      </w:pPr>
-      <w:r>
-        <w:rPr>
-          <w:rFonts w:ascii="맑은 고딕" w:hAnsi="맑은 고딕" w:eastAsia="맑은 고딕"/>
-          <w:b w:val="0"/>
-          <w:sz w:val="17"/>
-          <w:u w:val="none"/>
-        </w:rPr>
-        <w:t>⑤ (C) – (B) – (A)</w:t>
+        <w:t>① ①    ② ②    ③ ③    ④ ④    ⑤ ⑤</w:t>
       </w:r>
     </w:p>
     <w:p>
@@ -4017,7 +4128,7 @@
           <w:sz w:val="15"/>
           <w:u w:val="none"/>
         </w:rPr>
-        <w:t xml:space="preserve"> 정답 ③</w:t>
+        <w:t xml:space="preserve"> 정답 ④ — (a) ○ (b) ✕ (c) ○ (d) ✕ (e) ✕</w:t>
       </w:r>
     </w:p>
     <w:p>
@@ -4042,7 +4153,7 @@
           <w:sz w:val="15"/>
           <w:u w:val="none"/>
         </w:rPr>
-        <w:t xml:space="preserve"> 정답 ④</w:t>
+        <w:t xml:space="preserve"> 정답 ① — ⓐ another → the other / ⓒ making → to make / ⓓ filled → filling</w:t>
       </w:r>
     </w:p>
     <w:p>
@@ -4067,7 +4178,7 @@
           <w:sz w:val="15"/>
           <w:u w:val="none"/>
         </w:rPr>
-        <w:t xml:space="preserve"> 정답 ⑤</w:t>
+        <w:t xml:space="preserve"> 정답 ② — identical · high · closer</w:t>
       </w:r>
     </w:p>
     <w:p>
@@ -4092,7 +4203,7 @@
           <w:sz w:val="15"/>
           <w:u w:val="none"/>
         </w:rPr>
-        <w:t xml:space="preserve"> 정답 ② (different → identical)</w:t>
+        <w:t xml:space="preserve"> 정답 ③</w:t>
       </w:r>
     </w:p>
     <w:p>
@@ -4117,7 +4228,7 @@
           <w:sz w:val="15"/>
           <w:u w:val="none"/>
         </w:rPr>
-        <w:t xml:space="preserve"> 정답 ① — (A) ○ (B) ○ (C) ✕ (D) ✕</w:t>
+        <w:t xml:space="preserve"> 정답 ①</w:t>
       </w:r>
     </w:p>
     <w:p>
@@ -4142,7 +4253,7 @@
           <w:sz w:val="15"/>
           <w:u w:val="none"/>
         </w:rPr>
-        <w:t xml:space="preserve"> 정답 ③</w:t>
+        <w:t xml:space="preserve"> 정답 ⑤</w:t>
       </w:r>
     </w:p>
     <w:p>
@@ -4192,7 +4303,7 @@
           <w:sz w:val="15"/>
           <w:u w:val="none"/>
         </w:rPr>
-        <w:t xml:space="preserve"> As they believed they were closer to the reward</w:t>
+        <w:t xml:space="preserve"> (1) illusion  (2) motivation  (3) near</w:t>
       </w:r>
     </w:p>
     <w:p>
@@ -4217,7 +4328,7 @@
           <w:sz w:val="15"/>
           <w:u w:val="none"/>
         </w:rPr>
-        <w:t xml:space="preserve"> (A) required  (B) given  (C) motivated</w:t>
+        <w:t xml:space="preserve"> Because they believed they were closer to the reward, they were more motivated to reach the finish line.</w:t>
       </w:r>
     </w:p>
     <w:p>
@@ -4242,7 +4353,7 @@
           <w:sz w:val="15"/>
           <w:u w:val="none"/>
         </w:rPr>
-        <w:t xml:space="preserve"> 정답 ⑤ (C) – (B) – (A)</w:t>
+        <w:t xml:space="preserve"> 정답 ③</w:t>
       </w:r>
     </w:p>
     <w:p>
@@ -4283,7 +4394,7 @@
           <w:sz w:val="14"/>
           <w:u w:val="none"/>
         </w:rPr>
-        <w:t xml:space="preserve"> 원문 they’d gotten a head start(먼저 출발했다)를 ‘길의 일부가 이미 지나와져 있다’로 환언 — 뒤 문장 already … finished가 같은 내용. </w:t>
+        <w:t xml:space="preserve"> </w:t>
       </w:r>
       <w:r>
         <w:rPr>
@@ -4292,7 +4403,7 @@
           <w:sz w:val="14"/>
           <w:u w:val="none"/>
         </w:rPr>
-        <w:t>② [한 끗·방향 반전]</w:t>
+        <w:t>(c) [어법 decoy]</w:t>
       </w:r>
       <w:r>
         <w:rPr>
@@ -4301,7 +4412,7 @@
           <w:sz w:val="14"/>
           <w:u w:val="none"/>
         </w:rPr>
-        <w:t xml:space="preserve"> 12칸이라 ‘더 많다’고 읽을 수 있지만 남은 도장은 똑같이 10개이고, 그렇게 생각했다면 의욕이 줄었을 것. </w:t>
+        <w:t xml:space="preserve"> 옳은 진술 — 이것까지 고르면 ③. </w:t>
       </w:r>
       <w:r>
         <w:rPr>
@@ -4310,7 +4421,7 @@
           <w:sz w:val="14"/>
           <w:u w:val="none"/>
         </w:rPr>
-        <w:t>⑤ [인과 뒤집기]</w:t>
+        <w:t>(a) [숫자 함정]</w:t>
       </w:r>
       <w:r>
         <w:rPr>
@@ -4319,7 +4430,25 @@
           <w:sz w:val="14"/>
           <w:u w:val="none"/>
         </w:rPr>
-        <w:t xml:space="preserve"> 빨리 산 것은 결과이지 도장을 받은 이유가 아니다.</w:t>
+        <w:t xml:space="preserve"> twelve-slot에 끌려 ‘12잔’으로 오해하면 (a)를 틀렸다고 판단(⑤). </w:t>
+      </w:r>
+      <w:r>
+        <w:rPr>
+          <w:rFonts w:ascii="맑은 고딕" w:hAnsi="맑은 고딕" w:eastAsia="맑은 고딕"/>
+          <w:b/>
+          <w:sz w:val="14"/>
+          <w:u w:val="none"/>
+        </w:rPr>
+        <w:t>(d)</w:t>
+      </w:r>
+      <w:r>
+        <w:rPr>
+          <w:rFonts w:ascii="맑은 고딕" w:hAnsi="맑은 고딕" w:eastAsia="맑은 고딕"/>
+          <w:b w:val="0"/>
+          <w:sz w:val="14"/>
+          <w:u w:val="none"/>
+        </w:rPr>
+        <w:t xml:space="preserve"> illusory를 모르면 판정 불가.</w:t>
       </w:r>
     </w:p>
     <w:p>
@@ -4344,7 +4473,7 @@
           <w:sz w:val="14"/>
           <w:u w:val="none"/>
         </w:rPr>
-        <w:t xml:space="preserve"> illusory = 실제가 아닌, 착각의. 느낌(앞서 있음)과 실제(남은 구매 횟수 동일)의 차이가 핵심. </w:t>
+        <w:t xml:space="preserve"> </w:t>
       </w:r>
       <w:r>
         <w:rPr>
@@ -4353,7 +4482,7 @@
           <w:sz w:val="14"/>
           <w:u w:val="none"/>
         </w:rPr>
-        <w:t>② [한 끗]</w:t>
+        <w:t>ⓔ [decoy]</w:t>
       </w:r>
       <w:r>
         <w:rPr>
@@ -4362,7 +4491,7 @@
           <w:sz w:val="14"/>
           <w:u w:val="none"/>
         </w:rPr>
-        <w:t xml:space="preserve"> ‘진전이 작다’가 아니라 실제 진전이 </w:t>
+        <w:t xml:space="preserve"> ⓓ와 같은 단어(filled)라 함께 틀렸다고 보기 쉽다 — 칸은 ‘채워지는’ 대상이라 수동이 맞다. </w:t>
       </w:r>
       <w:r>
         <w:rPr>
@@ -4371,7 +4500,7 @@
           <w:sz w:val="14"/>
           <w:u w:val="none"/>
         </w:rPr>
-        <w:t>없다</w:t>
+        <w:t>ⓐ</w:t>
       </w:r>
       <w:r>
         <w:rPr>
@@ -4380,25 +4509,7 @@
           <w:sz w:val="14"/>
           <w:u w:val="none"/>
         </w:rPr>
-        <w:t xml:space="preserve"> — real이라고 한 순간 틀린다. </w:t>
-      </w:r>
-      <w:r>
-        <w:rPr>
-          <w:rFonts w:ascii="맑은 고딕" w:hAnsi="맑은 고딕" w:eastAsia="맑은 고딕"/>
-          <w:b/>
-          <w:sz w:val="14"/>
-          <w:u w:val="none"/>
-        </w:rPr>
-        <w:t>③</w:t>
-      </w:r>
-      <w:r>
-        <w:rPr>
-          <w:rFonts w:ascii="맑은 고딕" w:hAnsi="맑은 고딕" w:eastAsia="맑은 고딕"/>
-          <w:b w:val="0"/>
-          <w:sz w:val="14"/>
-          <w:u w:val="none"/>
-        </w:rPr>
-        <w:t xml:space="preserve"> 빨리 채운 것은 착각의 결과로 생긴 실제 행동이지 illusory progress 자체가 아니다.</w:t>
+        <w:t xml:space="preserve"> half가 둘뿐이라는 점을 놓치면 another를 옳다고 착각.</w:t>
       </w:r>
     </w:p>
     <w:p>
@@ -4432,7 +4543,7 @@
           <w:sz w:val="14"/>
           <w:u w:val="none"/>
         </w:rPr>
-        <w:t>⑤</w:t>
+        <w:t>① [한 끗]</w:t>
       </w:r>
       <w:r>
         <w:rPr>
@@ -4441,7 +4552,7 @@
           <w:sz w:val="14"/>
           <w:u w:val="none"/>
         </w:rPr>
-        <w:t xml:space="preserve"> 35 − 5 = 30 — both groups have </w:t>
+        <w:t xml:space="preserve"> (B)(C)는 맞고 (A)만 different — strictly speaking(엄밀히 말하면)이 ‘같다’는 신호. </w:t>
       </w:r>
       <w:r>
         <w:rPr>
@@ -4450,7 +4561,7 @@
           <w:sz w:val="14"/>
           <w:u w:val="none"/>
         </w:rPr>
-        <w:t>exactly the same number</w:t>
+        <w:t>⑤</w:t>
       </w:r>
       <w:r>
         <w:rPr>
@@ -4459,25 +4570,7 @@
           <w:sz w:val="14"/>
           <w:u w:val="none"/>
         </w:rPr>
-        <w:t xml:space="preserve"> of lessons. ‘5개가 완료 처리됨’을 실제로 덜 듣는 것으로 착각하게 만든 선지로, 바로 실험 참가자가 빠진 착각과 같다. </w:t>
-      </w:r>
-      <w:r>
-        <w:rPr>
-          <w:rFonts w:ascii="맑은 고딕" w:hAnsi="맑은 고딕" w:eastAsia="맑은 고딕"/>
-          <w:b/>
-          <w:sz w:val="14"/>
-          <w:u w:val="none"/>
-        </w:rPr>
-        <w:t>④ [한 끗]</w:t>
-      </w:r>
-      <w:r>
-        <w:rPr>
-          <w:rFonts w:ascii="맑은 고딕" w:hAnsi="맑은 고딕" w:eastAsia="맑은 고딕"/>
-          <w:b w:val="0"/>
-          <w:sz w:val="14"/>
-          <w:u w:val="none"/>
-        </w:rPr>
-        <w:t xml:space="preserve"> [B]는 would be expected(예상)이지만 ‘~할 것으로 본다’는 진술이므로 적절.</w:t>
+        <w:t xml:space="preserve"> farther면 마지막 문장 perceived the reward as nearer와 충돌.</w:t>
       </w:r>
     </w:p>
     <w:p>
@@ -4502,7 +4595,7 @@
           <w:sz w:val="14"/>
           <w:u w:val="none"/>
         </w:rPr>
-        <w:t xml:space="preserve"> 12 − 2 = 10이므로 두 프로그램은 ‘다른’ 것이 아니라 </w:t>
+        <w:t xml:space="preserve"> </w:t>
       </w:r>
       <w:r>
         <w:rPr>
@@ -4511,7 +4604,7 @@
           <w:sz w:val="14"/>
           <w:u w:val="none"/>
         </w:rPr>
-        <w:t>identical</w:t>
+        <w:t>③ [숫자 함정]</w:t>
       </w:r>
       <w:r>
         <w:rPr>
@@ -4520,7 +4613,7 @@
           <w:sz w:val="14"/>
           <w:u w:val="none"/>
         </w:rPr>
-        <w:t xml:space="preserve">(똑같은). 10칸과 12칸이라는 겉모습이 달라 different가 자연스럽게 읽히는 것이 함정 — Yet과 strictly speaking이 ‘겉보기와 달리’라는 신호다. </w:t>
+        <w:t xml:space="preserve"> twelve-slot이라는 표면 숫자를 구매 횟수로 착각. </w:t>
       </w:r>
       <w:r>
         <w:rPr>
@@ -4529,7 +4622,7 @@
           <w:sz w:val="14"/>
           <w:u w:val="none"/>
         </w:rPr>
-        <w:t>③ [한 끗 함정]</w:t>
+        <w:t>⑤</w:t>
       </w:r>
       <w:r>
         <w:rPr>
@@ -4538,7 +4631,7 @@
           <w:sz w:val="14"/>
           <w:u w:val="none"/>
         </w:rPr>
-        <w:t xml:space="preserve"> But 뒤이므로 ‘실제로는 같지만 매력은 컸다’ — high가 맞다.</w:t>
+        <w:t xml:space="preserve"> 마지막 문장의 환언 — 참.</w:t>
       </w:r>
     </w:p>
     <w:p>
@@ -4572,7 +4665,7 @@
           <w:sz w:val="14"/>
           <w:u w:val="none"/>
         </w:rPr>
-        <w:t>(A) ○</w:t>
+        <w:t>④ [방향 반전]</w:t>
       </w:r>
       <w:r>
         <w:rPr>
@@ -4581,7 +4674,7 @@
           <w:sz w:val="14"/>
           <w:u w:val="none"/>
         </w:rPr>
-        <w:t xml:space="preserve"> Both groups had to buy ten coffees — 실제 이점은 없다. </w:t>
+        <w:t xml:space="preserve"> 두 글 모두 실제 과제량은 같은데(the books … are the same / identical) ‘느낌’이 결과를 바꿨다. </w:t>
       </w:r>
       <w:r>
         <w:rPr>
@@ -4590,7 +4683,7 @@
           <w:sz w:val="14"/>
           <w:u w:val="none"/>
         </w:rPr>
-        <w:t>(B) ○</w:t>
+        <w:t>②</w:t>
       </w:r>
       <w:r>
         <w:rPr>
@@ -4599,43 +4692,7 @@
           <w:sz w:val="14"/>
           <w:u w:val="none"/>
         </w:rPr>
-        <w:t xml:space="preserve"> 도장은 찍는 대상 → had been placed. had placed는 목적어가 필요. </w:t>
-      </w:r>
-      <w:r>
-        <w:rPr>
-          <w:rFonts w:ascii="맑은 고딕" w:hAnsi="맑은 고딕" w:eastAsia="맑은 고딕"/>
-          <w:b/>
-          <w:sz w:val="14"/>
-          <w:u w:val="none"/>
-        </w:rPr>
-        <w:t>(C) ✕ [원인 왜곡]</w:t>
-      </w:r>
-      <w:r>
-        <w:rPr>
-          <w:rFonts w:ascii="맑은 고딕" w:hAnsi="맑은 고딕" w:eastAsia="맑은 고딕"/>
-          <w:b w:val="0"/>
-          <w:sz w:val="14"/>
-          <w:u w:val="none"/>
-        </w:rPr>
-        <w:t xml:space="preserve"> 사야 할 커피 수는 같았다 — 더 빨리 끝낸 이유는 ‘적게 사서’가 아니라 ‘더 자주 와서’. </w:t>
-      </w:r>
-      <w:r>
-        <w:rPr>
-          <w:rFonts w:ascii="맑은 고딕" w:hAnsi="맑은 고딕" w:eastAsia="맑은 고딕"/>
-          <w:b/>
-          <w:sz w:val="14"/>
-          <w:u w:val="none"/>
-        </w:rPr>
-        <w:t>(D) ✕</w:t>
-      </w:r>
-      <w:r>
-        <w:rPr>
-          <w:rFonts w:ascii="맑은 고딕" w:hAnsi="맑은 고딕" w:eastAsia="맑은 고딕"/>
-          <w:b w:val="0"/>
-          <w:sz w:val="14"/>
-          <w:u w:val="none"/>
-        </w:rPr>
-        <w:t xml:space="preserve"> 고객이 유리한 출발을 ‘받은’ 수동 → given.</w:t>
+        <w:t xml:space="preserve"> although 이하는 과제량이 같다는 뜻.</w:t>
       </w:r>
     </w:p>
     <w:p>
@@ -4669,7 +4726,7 @@
           <w:sz w:val="14"/>
           <w:u w:val="none"/>
         </w:rPr>
-        <w:t>③ [수치 함정]</w:t>
+        <w:t>② [표면 함정]</w:t>
       </w:r>
       <w:r>
         <w:rPr>
@@ -4678,25 +4735,7 @@
           <w:sz w:val="14"/>
           <w:u w:val="none"/>
         </w:rPr>
-        <w:t xml:space="preserve"> 12칸 − 도장 2개 = 10번. 칸 수(12)만 보고 ‘두 잔 더’라고 계산하게 만든 선지. </w:t>
-      </w:r>
-      <w:r>
-        <w:rPr>
-          <w:rFonts w:ascii="맑은 고딕" w:hAnsi="맑은 고딕" w:eastAsia="맑은 고딕"/>
-          <w:b/>
-          <w:sz w:val="14"/>
-          <w:u w:val="none"/>
-        </w:rPr>
-        <w:t>④ [한 끗]</w:t>
-      </w:r>
-      <w:r>
-        <w:rPr>
-          <w:rFonts w:ascii="맑은 고딕" w:hAnsi="맑은 고딕" w:eastAsia="맑은 고딕"/>
-          <w:b w:val="0"/>
-          <w:sz w:val="14"/>
-          <w:u w:val="none"/>
-        </w:rPr>
-        <w:t xml:space="preserve"> preexisting → already on it.</w:t>
+        <w:t xml:space="preserve"> 보너스 도장을 ‘미리 주는 보상’으로 보면 끌리지만, 무료 커피라는 보상은 여전히 10잔 뒤에 주어진다.</w:t>
       </w:r>
     </w:p>
     <w:p>
@@ -4721,7 +4760,7 @@
           <w:sz w:val="14"/>
           <w:u w:val="none"/>
         </w:rPr>
-        <w:t xml:space="preserve"> 핵심 두 요소 — ‘실제가 아닌 출발 이점’과 ‘느낌이 행동을 바꿈’ — 을 모두 담은 것은 ②. </w:t>
+        <w:t xml:space="preserve"> </w:t>
       </w:r>
       <w:r>
         <w:rPr>
@@ -4730,7 +4769,7 @@
           <w:sz w:val="14"/>
           <w:u w:val="none"/>
         </w:rPr>
-        <w:t>③ [한 끗]</w:t>
+        <w:t>② [핵심 반전]</w:t>
       </w:r>
       <w:r>
         <w:rPr>
@@ -4739,25 +4778,7 @@
           <w:sz w:val="14"/>
           <w:u w:val="none"/>
         </w:rPr>
-        <w:t xml:space="preserve"> ‘더 빨라졌다’는 맞지만 보상의 크기는 두 집단이 같았다(무료 커피 한 잔). </w:t>
-      </w:r>
-      <w:r>
-        <w:rPr>
-          <w:rFonts w:ascii="맑은 고딕" w:hAnsi="맑은 고딕" w:eastAsia="맑은 고딕"/>
-          <w:b/>
-          <w:sz w:val="14"/>
-          <w:u w:val="none"/>
-        </w:rPr>
-        <w:t>④ [한 끗·방향 반전]</w:t>
-      </w:r>
-      <w:r>
-        <w:rPr>
-          <w:rFonts w:ascii="맑은 고딕" w:hAnsi="맑은 고딕" w:eastAsia="맑은 고딕"/>
-          <w:b w:val="0"/>
-          <w:sz w:val="14"/>
-          <w:u w:val="none"/>
-        </w:rPr>
-        <w:t xml:space="preserve"> 두 목표의 난이도는 같았고, 동기를 높인 것은 더 ‘가깝다’는 느낌.</w:t>
+        <w:t xml:space="preserve"> illusory(착각의)를 실제 이득으로 바꿨다 — 실험 설계의 핵심(identical)을 놓친 반응.</w:t>
       </w:r>
     </w:p>
     <w:p>
@@ -4782,7 +4803,7 @@
           <w:sz w:val="14"/>
           <w:u w:val="none"/>
         </w:rPr>
-        <w:t xml:space="preserve"> 시제: Believing(단순 분사)은 주절과 같은 때 → believed. believe ✕ / had believed ✕(10단어). 주어 복원 없이 As believed … ✕. 9단어를 맞추려면 believed 뒤의 접속사 that은 넣지 않는다. [채점] As + 주어 1 · believed 시제 1 · 나머지 어순 1.</w:t>
+        <w:t xml:space="preserve"> (1) illusory ✕ — 관사 an 뒤 명사. (2) motivated ✕ — 소유격 뒤 명사. (3) nearer ✕ — 본문 형태 그대로, 비교 대상 없음. [채점] 각 1점.</w:t>
       </w:r>
     </w:p>
     <w:p>
@@ -4816,7 +4837,7 @@
           <w:sz w:val="14"/>
           <w:u w:val="none"/>
         </w:rPr>
-        <w:t>(A)</w:t>
+        <w:t>Because they believe</w:t>
       </w:r>
       <w:r>
         <w:rPr>
@@ -4825,7 +4846,7 @@
           <w:sz w:val="14"/>
           <w:u w:val="none"/>
         </w:rPr>
-        <w:t xml:space="preserve"> Although절의 동사, 과거 시제 → </w:t>
+        <w:t xml:space="preserve"> ✕ — 주절 were와 시제 불일치. </w:t>
       </w:r>
       <w:r>
         <w:rPr>
@@ -4834,7 +4855,7 @@
           <w:sz w:val="14"/>
           <w:u w:val="none"/>
         </w:rPr>
-        <w:t>required</w:t>
+        <w:t>Because believing</w:t>
       </w:r>
       <w:r>
         <w:rPr>
@@ -4843,79 +4864,7 @@
           <w:sz w:val="14"/>
           <w:u w:val="none"/>
         </w:rPr>
-        <w:t xml:space="preserve">(had to → require). </w:t>
-      </w:r>
-      <w:r>
-        <w:rPr>
-          <w:rFonts w:ascii="맑은 고딕" w:hAnsi="맑은 고딕" w:eastAsia="맑은 고딕"/>
-          <w:b/>
-          <w:sz w:val="14"/>
-          <w:u w:val="none"/>
-        </w:rPr>
-        <w:t>(B)</w:t>
-      </w:r>
-      <w:r>
-        <w:rPr>
-          <w:rFonts w:ascii="맑은 고딕" w:hAnsi="맑은 고딕" w:eastAsia="맑은 고딕"/>
-          <w:b w:val="0"/>
-          <w:sz w:val="14"/>
-          <w:u w:val="none"/>
-        </w:rPr>
-        <w:t xml:space="preserve"> customers를 뒤에서 수식, 도장을 ‘받은’ 수동 → </w:t>
-      </w:r>
-      <w:r>
-        <w:rPr>
-          <w:rFonts w:ascii="맑은 고딕" w:hAnsi="맑은 고딕" w:eastAsia="맑은 고딕"/>
-          <w:b/>
-          <w:sz w:val="14"/>
-          <w:u w:val="none"/>
-        </w:rPr>
-        <w:t>given</w:t>
-      </w:r>
-      <w:r>
-        <w:rPr>
-          <w:rFonts w:ascii="맑은 고딕" w:hAnsi="맑은 고딕" w:eastAsia="맑은 고딕"/>
-          <w:b w:val="0"/>
-          <w:sz w:val="14"/>
-          <w:u w:val="none"/>
-        </w:rPr>
-        <w:t xml:space="preserve">(got → be given). giving ✕. </w:t>
-      </w:r>
-      <w:r>
-        <w:rPr>
-          <w:rFonts w:ascii="맑은 고딕" w:hAnsi="맑은 고딕" w:eastAsia="맑은 고딕"/>
-          <w:b/>
-          <w:sz w:val="14"/>
-          <w:u w:val="none"/>
-        </w:rPr>
-        <w:t>(C)</w:t>
-      </w:r>
-      <w:r>
-        <w:rPr>
-          <w:rFonts w:ascii="맑은 고딕" w:hAnsi="맑은 고딕" w:eastAsia="맑은 고딕"/>
-          <w:b w:val="0"/>
-          <w:sz w:val="14"/>
-          <w:u w:val="none"/>
-        </w:rPr>
-        <w:t xml:space="preserve"> were more ___ to finish, 사람이 동기를 ‘부여받은’ → </w:t>
-      </w:r>
-      <w:r>
-        <w:rPr>
-          <w:rFonts w:ascii="맑은 고딕" w:hAnsi="맑은 고딕" w:eastAsia="맑은 고딕"/>
-          <w:b/>
-          <w:sz w:val="14"/>
-          <w:u w:val="none"/>
-        </w:rPr>
-        <w:t>motivated</w:t>
-      </w:r>
-      <w:r>
-        <w:rPr>
-          <w:rFonts w:ascii="맑은 고딕" w:hAnsi="맑은 고딕" w:eastAsia="맑은 고딕"/>
-          <w:b w:val="0"/>
-          <w:sz w:val="14"/>
-          <w:u w:val="none"/>
-        </w:rPr>
-        <w:t>. motivating ✕. 과거형 1 + 과거분사 2. [채점] 각 1점, 어형 오류 0점.</w:t>
+        <w:t xml:space="preserve"> ✕ — 접속사 뒤 주어 + 동사(조건 위반). [채점] 부사절 1.5 / 시제 1 / 단어 수·철자 0.5.</w:t>
       </w:r>
     </w:p>
     <w:p>
@@ -4940,7 +4889,7 @@
           <w:sz w:val="14"/>
           <w:u w:val="none"/>
         </w:rPr>
-        <w:t xml:space="preserve"> 설계 (C) → 결과 (B) → 해석 (A). </w:t>
+        <w:t xml:space="preserve"> </w:t>
       </w:r>
       <w:r>
         <w:rPr>
@@ -4958,7 +4907,7 @@
           <w:sz w:val="14"/>
           <w:u w:val="none"/>
         </w:rPr>
-        <w:t xml:space="preserve"> (C) 뒤에 (A)를 놓으면 two out of twelve slots already filled가 자연스럽게 이어지지만, 맨 뒤에 온 (B)가 ‘모두 10번 구매’라는 설계 설명으로 되돌아가고 결과가 해석 뒤에 놓인다.</w:t>
+        <w:t xml:space="preserve"> ‘모두 10잔’ 문장 뒤에 두면 identical의 근거가 결론보다 먼저 나와 순서가 뒤집힌다.</w:t>
       </w:r>
     </w:p>
     <w:p>

--- a/shinmok1/pack/2510/H1MOGO25-10_40_SET.docx
+++ b/shinmok1/pack/2510/H1MOGO25-10_40_SET.docx
@@ -107,7 +107,7 @@
     </w:p>
     <w:p>
       <w:pPr>
-        <w:spacing w:before="0" w:after="20" w:line="360" w:lineRule="auto"/>
+        <w:spacing w:before="0" w:after="20" w:line="300" w:lineRule="auto"/>
         <w:jc w:val="both"/>
         <w:snapToGrid w:val="0"/>
       </w:pPr>
@@ -118,7 +118,7 @@
           <w:sz w:val="17"/>
           <w:u w:val="none"/>
         </w:rPr>
-        <w:t xml:space="preserve">Kivetz, Urminsky, and Zheng partnered with a café to test the </w:t>
+        <w:t xml:space="preserve">Kivetz, Urminsky, and Zheng </w:t>
       </w:r>
       <w:r>
         <w:rPr>
@@ -138,7 +138,7 @@
           <w:sz w:val="17"/>
           <w:u w:val="none"/>
         </w:rPr>
-        <w:t>[ motivating / motivated ]</w:t>
+        <w:t>[ partnered / partnering ]</w:t>
       </w:r>
       <w:r>
         <w:rPr>
@@ -147,7 +147,7 @@
           <w:sz w:val="17"/>
           <w:u w:val="none"/>
         </w:rPr>
-        <w:t xml:space="preserve"> effect of </w:t>
+        <w:t xml:space="preserve"> with a café to test the </w:t>
       </w:r>
       <w:r>
         <w:rPr>
@@ -167,7 +167,7 @@
           <w:sz w:val="17"/>
           <w:u w:val="none"/>
         </w:rPr>
-        <w:t xml:space="preserve">________(illusion) progress in an experiment. Customers received a reward card </w:t>
+        <w:t xml:space="preserve">________(motivate) effect of </w:t>
       </w:r>
       <w:r>
         <w:rPr>
@@ -183,20 +183,11 @@
       <w:r>
         <w:rPr>
           <w:rFonts w:ascii="맑은 고딕" w:hAnsi="맑은 고딕" w:eastAsia="맑은 고딕"/>
-          <w:b/>
-          <w:sz w:val="17"/>
-          <w:u w:val="none"/>
-        </w:rPr>
-        <w:t>[ that / what ]</w:t>
-      </w:r>
-      <w:r>
-        <w:rPr>
-          <w:rFonts w:ascii="맑은 고딕" w:hAnsi="맑은 고딕" w:eastAsia="맑은 고딕"/>
           <w:b w:val="0"/>
           <w:sz w:val="17"/>
           <w:u w:val="none"/>
         </w:rPr>
-        <w:t xml:space="preserve"> offered one free coffee after they’d </w:t>
+        <w:t xml:space="preserve">i________ progress in an experiment. Customers received a reward card </w:t>
       </w:r>
       <w:r>
         <w:rPr>
@@ -216,7 +207,7 @@
           <w:sz w:val="17"/>
           <w:u w:val="none"/>
         </w:rPr>
-        <w:t>[ bought / buying ]</w:t>
+        <w:t>[ that / what ]</w:t>
       </w:r>
       <w:r>
         <w:rPr>
@@ -225,7 +216,7 @@
           <w:sz w:val="17"/>
           <w:u w:val="none"/>
         </w:rPr>
-        <w:t xml:space="preserve"> ten. While half of the customers received a card with </w:t>
+        <w:t xml:space="preserve"> offered one free coffee after they’d bought </w:t>
       </w:r>
       <w:r>
         <w:rPr>
@@ -245,7 +236,7 @@
           <w:sz w:val="17"/>
           <w:u w:val="none"/>
         </w:rPr>
-        <w:t xml:space="preserve">t________ open slots, the other half got a card with </w:t>
+        <w:t xml:space="preserve">t________. While half of the customers received a card with ten open slots, the other half got a card with twelve open </w:t>
       </w:r>
       <w:r>
         <w:rPr>
@@ -265,7 +256,7 @@
           <w:sz w:val="17"/>
           <w:u w:val="none"/>
         </w:rPr>
-        <w:t xml:space="preserve">t________ open slots. Yet the twelve-slot card had two </w:t>
+        <w:t xml:space="preserve">s________. Yet the twelve-slot card had two </w:t>
       </w:r>
       <w:r>
         <w:rPr>
@@ -281,20 +272,11 @@
       <w:r>
         <w:rPr>
           <w:rFonts w:ascii="맑은 고딕" w:hAnsi="맑은 고딕" w:eastAsia="맑은 고딕"/>
-          <w:b/>
-          <w:sz w:val="17"/>
-          <w:u w:val="none"/>
-        </w:rPr>
-        <w:t>[ preexisting / missing ]</w:t>
-      </w:r>
-      <w:r>
-        <w:rPr>
-          <w:rFonts w:ascii="맑은 고딕" w:hAnsi="맑은 고딕" w:eastAsia="맑은 고딕"/>
           <w:b w:val="0"/>
           <w:sz w:val="17"/>
           <w:u w:val="none"/>
         </w:rPr>
-        <w:t xml:space="preserve"> “bonus” stamps, so, </w:t>
+        <w:t xml:space="preserve">________(preexist) “bonus” stamps, so, strictly speaking, these </w:t>
       </w:r>
       <w:r>
         <w:rPr>
@@ -310,11 +292,20 @@
       <w:r>
         <w:rPr>
           <w:rFonts w:ascii="맑은 고딕" w:hAnsi="맑은 고딕" w:eastAsia="맑은 고딕"/>
+          <w:b/>
+          <w:sz w:val="17"/>
+          <w:u w:val="none"/>
+        </w:rPr>
+        <w:t>[ were / was ]</w:t>
+      </w:r>
+      <w:r>
+        <w:rPr>
+          <w:rFonts w:ascii="맑은 고딕" w:hAnsi="맑은 고딕" w:eastAsia="맑은 고딕"/>
           <w:b w:val="0"/>
           <w:sz w:val="17"/>
           <w:u w:val="none"/>
         </w:rPr>
-        <w:t xml:space="preserve">________(strict) speaking, these were </w:t>
+        <w:t xml:space="preserve"> </w:t>
       </w:r>
       <w:r>
         <w:rPr>
@@ -343,7 +334,7 @@
           <w:sz w:val="17"/>
           <w:u w:val="none"/>
         </w:rPr>
-        <w:t xml:space="preserve"> reward programs. Every customer who got a card </w:t>
+        <w:t xml:space="preserve"> reward programs. Every customer who got a card needed </w:t>
       </w:r>
       <w:r>
         <w:rPr>
@@ -363,7 +354,7 @@
           <w:sz w:val="17"/>
           <w:u w:val="none"/>
         </w:rPr>
-        <w:t>[ needed / need ]</w:t>
+        <w:t>[ to make / making ]</w:t>
       </w:r>
       <w:r>
         <w:rPr>
@@ -372,7 +363,7 @@
           <w:sz w:val="17"/>
           <w:u w:val="none"/>
         </w:rPr>
-        <w:t xml:space="preserve"> to make ten coffee purchases (and collect ten stamps) to get their free coffee. But the </w:t>
+        <w:t xml:space="preserve"> ten coffee purchases (and collect ten stamps) to get their free coffee. But the appeal of the free stamps was </w:t>
       </w:r>
       <w:r>
         <w:rPr>
@@ -388,11 +379,20 @@
       <w:r>
         <w:rPr>
           <w:rFonts w:ascii="맑은 고딕" w:hAnsi="맑은 고딕" w:eastAsia="맑은 고딕"/>
+          <w:b/>
+          <w:sz w:val="17"/>
+          <w:u w:val="none"/>
+        </w:rPr>
+        <w:t>[ high / low ]</w:t>
+      </w:r>
+      <w:r>
+        <w:rPr>
+          <w:rFonts w:ascii="맑은 고딕" w:hAnsi="맑은 고딕" w:eastAsia="맑은 고딕"/>
           <w:b w:val="0"/>
           <w:sz w:val="17"/>
           <w:u w:val="none"/>
         </w:rPr>
-        <w:t xml:space="preserve">a________ of the free stamps was </w:t>
+        <w:t xml:space="preserve">. People who thought they’d gotten a head start came back to the café more often, </w:t>
       </w:r>
       <w:r>
         <w:rPr>
@@ -412,7 +412,7 @@
           <w:sz w:val="17"/>
           <w:u w:val="none"/>
         </w:rPr>
-        <w:t>[ high / low ]</w:t>
+        <w:t>[ filling / filled ]</w:t>
       </w:r>
       <w:r>
         <w:rPr>
@@ -421,7 +421,7 @@
           <w:sz w:val="17"/>
           <w:u w:val="none"/>
         </w:rPr>
-        <w:t xml:space="preserve">. People who thought they’d </w:t>
+        <w:t xml:space="preserve"> in their reward card more </w:t>
       </w:r>
       <w:r>
         <w:rPr>
@@ -437,20 +437,11 @@
       <w:r>
         <w:rPr>
           <w:rFonts w:ascii="맑은 고딕" w:hAnsi="맑은 고딕" w:eastAsia="맑은 고딕"/>
-          <w:b/>
-          <w:sz w:val="17"/>
-          <w:u w:val="none"/>
-        </w:rPr>
-        <w:t>[ gotten / getting ]</w:t>
-      </w:r>
-      <w:r>
-        <w:rPr>
-          <w:rFonts w:ascii="맑은 고딕" w:hAnsi="맑은 고딕" w:eastAsia="맑은 고딕"/>
           <w:b w:val="0"/>
           <w:sz w:val="17"/>
           <w:u w:val="none"/>
         </w:rPr>
-        <w:t xml:space="preserve"> a </w:t>
+        <w:t xml:space="preserve">________(quick) than the others. When the card came with two out of twelve slots already filled, it felt to customers like they were already 16 </w:t>
       </w:r>
       <w:r>
         <w:rPr>
@@ -470,7 +461,7 @@
           <w:sz w:val="17"/>
           <w:u w:val="none"/>
         </w:rPr>
-        <w:t xml:space="preserve">h________ start came back to the café more often, </w:t>
+        <w:t xml:space="preserve">p________ finished with the goal before they’d even </w:t>
       </w:r>
       <w:r>
         <w:rPr>
@@ -490,7 +481,7 @@
           <w:sz w:val="17"/>
           <w:u w:val="none"/>
         </w:rPr>
-        <w:t>[ filling / filled ]</w:t>
+        <w:t>[ started / start ]</w:t>
       </w:r>
       <w:r>
         <w:rPr>
@@ -499,7 +490,7 @@
           <w:sz w:val="17"/>
           <w:u w:val="none"/>
         </w:rPr>
-        <w:t xml:space="preserve"> in their reward card more </w:t>
+        <w:t xml:space="preserve">. </w:t>
       </w:r>
       <w:r>
         <w:rPr>
@@ -519,7 +510,7 @@
           <w:sz w:val="17"/>
           <w:u w:val="none"/>
         </w:rPr>
-        <w:t>[ quickly / quick ]</w:t>
+        <w:t>[ Believing / Believed ]</w:t>
       </w:r>
       <w:r>
         <w:rPr>
@@ -528,7 +519,7 @@
           <w:sz w:val="17"/>
           <w:u w:val="none"/>
         </w:rPr>
-        <w:t xml:space="preserve"> than the others. When the card came with two out of twelve slots already </w:t>
+        <w:t xml:space="preserve"> they were closer to the reward, they were more motivated </w:t>
       </w:r>
       <w:r>
         <w:rPr>
@@ -548,7 +539,7 @@
           <w:sz w:val="17"/>
           <w:u w:val="none"/>
         </w:rPr>
-        <w:t>[ filled / filling ]</w:t>
+        <w:t>[ to reach / reaching ]</w:t>
       </w:r>
       <w:r>
         <w:rPr>
@@ -557,7 +548,7 @@
           <w:sz w:val="17"/>
           <w:u w:val="none"/>
         </w:rPr>
-        <w:t xml:space="preserve">, it felt to customers like they were already 16 percent finished with the goal before they’d even started. </w:t>
+        <w:t xml:space="preserve"> the finish line. According to the study above, customers were more </w:t>
       </w:r>
       <w:r>
         <w:rPr>
@@ -577,7 +568,7 @@
           <w:sz w:val="17"/>
           <w:u w:val="none"/>
         </w:rPr>
-        <w:t xml:space="preserve">________(believe) they were closer to the reward, they were more </w:t>
+        <w:t xml:space="preserve">________(drive) to complete their </w:t>
       </w:r>
       <w:r>
         <w:rPr>
@@ -597,7 +588,7 @@
           <w:sz w:val="17"/>
           <w:u w:val="none"/>
         </w:rPr>
-        <w:t xml:space="preserve">________(motivate) to reach the finish line. According to the study above, customers were more driven to complete their goals when they </w:t>
+        <w:t xml:space="preserve">g________ when they </w:t>
       </w:r>
       <w:r>
         <w:rPr>
@@ -617,7 +608,7 @@
           <w:sz w:val="17"/>
           <w:u w:val="none"/>
         </w:rPr>
-        <w:t>[ perceived / perceive ]</w:t>
+        <w:t>[ perceived / were perceived ]</w:t>
       </w:r>
       <w:r>
         <w:rPr>
@@ -642,11 +633,20 @@
       <w:r>
         <w:rPr>
           <w:rFonts w:ascii="맑은 고딕" w:hAnsi="맑은 고딕" w:eastAsia="맑은 고딕"/>
+          <w:b/>
+          <w:sz w:val="17"/>
+          <w:u w:val="none"/>
+        </w:rPr>
+        <w:t>[ nearer / farther ]</w:t>
+      </w:r>
+      <w:r>
+        <w:rPr>
+          <w:rFonts w:ascii="맑은 고딕" w:hAnsi="맑은 고딕" w:eastAsia="맑은 고딕"/>
           <w:b w:val="0"/>
           <w:sz w:val="17"/>
           <w:u w:val="none"/>
         </w:rPr>
-        <w:t>n________.</w:t>
+        <w:t>.</w:t>
       </w:r>
     </w:p>
     <w:p>
@@ -698,7 +698,7 @@
           <w:sz w:val="17"/>
           <w:u w:val="none"/>
         </w:rPr>
-        <w:t xml:space="preserve">While half of the customers received a card with ten open slots, </w:t>
+        <w:t xml:space="preserve">Customers received a reward card </w:t>
       </w:r>
       <w:r>
         <w:rPr>
@@ -707,7 +707,7 @@
           <w:sz w:val="17"/>
           <w:u w:val="single"/>
         </w:rPr>
-        <w:t>the other half</w:t>
+        <w:t>that offered</w:t>
       </w:r>
       <w:r>
         <w:rPr>
@@ -716,7 +716,7 @@
           <w:sz w:val="17"/>
           <w:u w:val="none"/>
         </w:rPr>
-        <w:t xml:space="preserve"> got a card with twelve open slots.  → 제시 교정: </w:t>
+        <w:t xml:space="preserve"> one free coffee after they’d bought ten.  → 제시 교정: </w:t>
       </w:r>
       <w:r>
         <w:rPr>
@@ -725,7 +725,7 @@
           <w:sz w:val="17"/>
           <w:u w:val="none"/>
         </w:rPr>
-        <w:t>the others</w:t>
+        <w:t>offering</w:t>
       </w:r>
       <w:r>
         <w:rPr>
@@ -758,9 +758,62 @@
           <w:rFonts w:ascii="맑은 고딕" w:hAnsi="맑은 고딕" w:eastAsia="맑은 고딕"/>
           <w:b w:val="0"/>
           <w:sz w:val="17"/>
-          <w:u w:val="none"/>
-        </w:rPr>
-        <w:t xml:space="preserve">…, so, </w:t>
+          <w:u w:val="single"/>
+        </w:rPr>
+        <w:t>Believing</w:t>
+      </w:r>
+      <w:r>
+        <w:rPr>
+          <w:rFonts w:ascii="맑은 고딕" w:hAnsi="맑은 고딕" w:eastAsia="맑은 고딕"/>
+          <w:b w:val="0"/>
+          <w:sz w:val="17"/>
+          <w:u w:val="none"/>
+        </w:rPr>
+        <w:t xml:space="preserve"> they were closer to the reward, they were more motivated to reach the finish line.  → 제시 교정: </w:t>
+      </w:r>
+      <w:r>
+        <w:rPr>
+          <w:rFonts w:ascii="맑은 고딕" w:hAnsi="맑은 고딕" w:eastAsia="맑은 고딕"/>
+          <w:b/>
+          <w:sz w:val="17"/>
+          <w:u w:val="none"/>
+        </w:rPr>
+        <w:t>Because they believed</w:t>
+      </w:r>
+      <w:r>
+        <w:rPr>
+          <w:rFonts w:ascii="맑은 고딕" w:hAnsi="맑은 고딕" w:eastAsia="맑은 고딕"/>
+          <w:b w:val="0"/>
+          <w:sz w:val="17"/>
+          <w:u w:val="none"/>
+        </w:rPr>
+        <w:t xml:space="preserve">  ( ○ / ✕ ) → ________</w:t>
+      </w:r>
+    </w:p>
+    <w:p>
+      <w:pPr>
+        <w:spacing w:before="0" w:after="20" w:line="276" w:lineRule="auto"/>
+        <w:snapToGrid w:val="0"/>
+      </w:pPr>
+      <w:r>
+        <w:rPr>
+          <w:rFonts w:ascii="맑은 고딕" w:hAnsi="맑은 고딕" w:eastAsia="맑은 고딕"/>
+          <w:b/>
+          <w:color w:val="C01F1F"/>
+          <w:sz w:val="17"/>
+          <w:u w:val="none"/>
+          <w:vertAlign w:val="superscript"/>
+        </w:rPr>
+        <w:t>24)</w:t>
+      </w:r>
+      <w:r>
+        <w:rPr>
+          <w:rFonts w:ascii="맑은 고딕" w:hAnsi="맑은 고딕" w:eastAsia="맑은 고딕"/>
+          <w:b w:val="0"/>
+          <w:sz w:val="17"/>
+          <w:u w:val="none"/>
+        </w:rPr>
+        <w:t xml:space="preserve">… so, strictly speaking, </w:t>
       </w:r>
       <w:r>
         <w:rPr>
@@ -769,7 +822,7 @@
           <w:sz w:val="17"/>
           <w:u w:val="single"/>
         </w:rPr>
-        <w:t>strictly speaking</w:t>
+        <w:t>these were</w:t>
       </w:r>
       <w:r>
         <w:rPr>
@@ -778,7 +831,7 @@
           <w:sz w:val="17"/>
           <w:u w:val="none"/>
         </w:rPr>
-        <w:t xml:space="preserve">, these were identical reward programs.  → 제시 교정: </w:t>
+        <w:t xml:space="preserve"> identical reward programs.  → 제시 교정: </w:t>
       </w:r>
       <w:r>
         <w:rPr>
@@ -787,69 +840,7 @@
           <w:sz w:val="17"/>
           <w:u w:val="none"/>
         </w:rPr>
-        <w:t>to be exact</w:t>
-      </w:r>
-      <w:r>
-        <w:rPr>
-          <w:rFonts w:ascii="맑은 고딕" w:hAnsi="맑은 고딕" w:eastAsia="맑은 고딕"/>
-          <w:b w:val="0"/>
-          <w:sz w:val="17"/>
-          <w:u w:val="none"/>
-        </w:rPr>
-        <w:t xml:space="preserve">  ( ○ / ✕ ) → ________</w:t>
-      </w:r>
-    </w:p>
-    <w:p>
-      <w:pPr>
-        <w:spacing w:before="0" w:after="20" w:line="276" w:lineRule="auto"/>
-        <w:snapToGrid w:val="0"/>
-      </w:pPr>
-      <w:r>
-        <w:rPr>
-          <w:rFonts w:ascii="맑은 고딕" w:hAnsi="맑은 고딕" w:eastAsia="맑은 고딕"/>
-          <w:b/>
-          <w:color w:val="C01F1F"/>
-          <w:sz w:val="17"/>
-          <w:u w:val="none"/>
-          <w:vertAlign w:val="superscript"/>
-        </w:rPr>
-        <w:t>24)</w:t>
-      </w:r>
-      <w:r>
-        <w:rPr>
-          <w:rFonts w:ascii="맑은 고딕" w:hAnsi="맑은 고딕" w:eastAsia="맑은 고딕"/>
-          <w:b w:val="0"/>
-          <w:sz w:val="17"/>
-          <w:u w:val="none"/>
-        </w:rPr>
-        <w:t xml:space="preserve">When the card came with two out of twelve slots already </w:t>
-      </w:r>
-      <w:r>
-        <w:rPr>
-          <w:rFonts w:ascii="맑은 고딕" w:hAnsi="맑은 고딕" w:eastAsia="맑은 고딕"/>
-          <w:b w:val="0"/>
-          <w:sz w:val="17"/>
-          <w:u w:val="single"/>
-        </w:rPr>
-        <w:t>filled</w:t>
-      </w:r>
-      <w:r>
-        <w:rPr>
-          <w:rFonts w:ascii="맑은 고딕" w:hAnsi="맑은 고딕" w:eastAsia="맑은 고딕"/>
-          <w:b w:val="0"/>
-          <w:sz w:val="17"/>
-          <w:u w:val="none"/>
-        </w:rPr>
-        <w:t xml:space="preserve">, …  → 제시 교정: </w:t>
-      </w:r>
-      <w:r>
-        <w:rPr>
-          <w:rFonts w:ascii="맑은 고딕" w:hAnsi="맑은 고딕" w:eastAsia="맑은 고딕"/>
-          <w:b/>
-          <w:sz w:val="17"/>
-          <w:u w:val="none"/>
-        </w:rPr>
-        <w:t>filling</w:t>
+        <w:t>this was</w:t>
       </w:r>
       <w:r>
         <w:rPr>
@@ -910,7 +901,7 @@
           <w:sz w:val="17"/>
           <w:u w:val="none"/>
         </w:rPr>
-        <w:t>모든 고객은 무료 커피를 받기 위해 커피를 열 번 구매해야 했다.</w:t>
+        <w:t>자신이 먼저 출발했다고 생각한 사람들은 카페에 더 자주 돌아와, 다른 사람들보다 더 빨리 적립 카드를 채웠다.</w:t>
       </w:r>
     </w:p>
     <w:p>
@@ -927,7 +918,7 @@
           <w:sz w:val="17"/>
           <w:u w:val="none"/>
         </w:rPr>
-        <w:t>every customer / need / make / ten coffee purchases / to get / their free coffee / purchasing</w:t>
+        <w:t>they / people / think / have / to the café / a head start / come back / get / more often / the others / their reward card / fill in / than / more quickly / so</w:t>
       </w:r>
     </w:p>
     <w:p>
@@ -962,7 +953,7 @@
           <w:sz w:val="17"/>
           <w:u w:val="none"/>
         </w:rPr>
-        <w:t>보상에 더 가깝다고 믿었기에, 그들은 결승선에 도달하려는 동기가 더 강했다.</w:t>
+        <w:t>카드가 열두 칸 중 두 칸이 이미 채워진 채로 나왔을 때, 고객들에게는 시작도 하기 전에 이미 목표의 16퍼센트를 끝낸 것처럼 느껴졌다.</w:t>
       </w:r>
     </w:p>
     <w:p>
@@ -979,7 +970,7 @@
           <w:sz w:val="17"/>
           <w:u w:val="none"/>
         </w:rPr>
-        <w:t>believe / they / were / close / to the reward / they / were / motivate / to reach / the finish line / motivation</w:t>
+        <w:t>two out of twelve slots / when / with / already / it / come / fill / the card / be / feel / they / to customers / already / 16 percent finished / with the goal / had even started / before / they / as</w:t>
       </w:r>
     </w:p>
     <w:p>
@@ -1040,7 +1031,7 @@
           <w:sz w:val="17"/>
           <w:u w:val="none"/>
         </w:rPr>
-        <w:t>고객들은 보상을 더 가깝게 인식할 때 목표를 완수하려는 동기가 더 강했다.</w:t>
+        <w:t>자신이 보상에 더 가까이 있다고 믿었기에, 그들은 결승선에 도달하려는 동기가 더 강했다.</w:t>
       </w:r>
     </w:p>
     <w:p>
@@ -1057,7 +1048,7 @@
           <w:sz w:val="17"/>
           <w:u w:val="none"/>
         </w:rPr>
-        <w:t>customers / were / more driven / to complete / their goals / when / they / perceived / the reward / as / near</w:t>
+        <w:t>they / were / believe / to the reward / were / to reach / closer / the finish line / they / more motivated</w:t>
       </w:r>
     </w:p>
     <w:p>
@@ -1118,7 +1109,7 @@
           <w:sz w:val="17"/>
           <w:u w:val="none"/>
         </w:rPr>
-        <w:t xml:space="preserve">after </w:t>
+        <w:t xml:space="preserve">strictly speaking, </w:t>
       </w:r>
       <w:r>
         <w:rPr>
@@ -1127,7 +1118,7 @@
           <w:sz w:val="17"/>
           <w:u w:val="none"/>
         </w:rPr>
-        <w:t>they’d</w:t>
+        <w:t>these</w:t>
       </w:r>
       <w:r>
         <w:rPr>
@@ -1136,7 +1127,7 @@
           <w:sz w:val="17"/>
           <w:u w:val="none"/>
         </w:rPr>
-        <w:t xml:space="preserve"> bought ten — they가 가리키는 말(1단어): ______________</w:t>
+        <w:t xml:space="preserve"> were identical reward programs — these가 가리키는 것을 우리말로: ____________________________________________</w:t>
       </w:r>
     </w:p>
     <w:p>
@@ -1158,11 +1149,20 @@
       <w:r>
         <w:rPr>
           <w:rFonts w:ascii="맑은 고딕" w:hAnsi="맑은 고딕" w:eastAsia="맑은 고딕"/>
+          <w:b w:val="0"/>
+          <w:sz w:val="17"/>
+          <w:u w:val="none"/>
+        </w:rPr>
+        <w:t xml:space="preserve">more quickly than </w:t>
+      </w:r>
+      <w:r>
+        <w:rPr>
+          <w:rFonts w:ascii="맑은 고딕" w:hAnsi="맑은 고딕" w:eastAsia="맑은 고딕"/>
           <w:b/>
           <w:sz w:val="17"/>
           <w:u w:val="none"/>
         </w:rPr>
-        <w:t>these</w:t>
+        <w:t>the others</w:t>
       </w:r>
       <w:r>
         <w:rPr>
@@ -1171,7 +1171,7 @@
           <w:sz w:val="17"/>
           <w:u w:val="none"/>
         </w:rPr>
-        <w:t xml:space="preserve"> were identical reward programs — these가 가리키는 두 가지를 우리말로: ______________________________________</w:t>
+        <w:t xml:space="preserve"> — the others가 가리키는 사람들을 우리말로: ____________________________________________</w:t>
       </w:r>
     </w:p>
     <w:p>
@@ -1197,7 +1197,7 @@
           <w:sz w:val="17"/>
           <w:u w:val="none"/>
         </w:rPr>
-        <w:t xml:space="preserve">more quickly than </w:t>
+        <w:t xml:space="preserve">already 16 percent finished with </w:t>
       </w:r>
       <w:r>
         <w:rPr>
@@ -1206,7 +1206,7 @@
           <w:sz w:val="17"/>
           <w:u w:val="none"/>
         </w:rPr>
-        <w:t>the others</w:t>
+        <w:t>the goal</w:t>
       </w:r>
       <w:r>
         <w:rPr>
@@ -1215,7 +1215,7 @@
           <w:sz w:val="17"/>
           <w:u w:val="none"/>
         </w:rPr>
-        <w:t xml:space="preserve"> — the others가 가리키는 사람들을 우리말로: ______________________________________</w:t>
+        <w:t xml:space="preserve"> — the goal의 구체적 내용을 우리말로: ____________________________________________</w:t>
       </w:r>
     </w:p>
     <w:p>
@@ -1241,7 +1241,25 @@
           <w:sz w:val="17"/>
           <w:u w:val="none"/>
         </w:rPr>
-        <w:t>16 percent finished — 이 비율이 나온 근거를 본문에서(4단어): ______________________</w:t>
+        <w:t xml:space="preserve">they’d gotten </w:t>
+      </w:r>
+      <w:r>
+        <w:rPr>
+          <w:rFonts w:ascii="맑은 고딕" w:hAnsi="맑은 고딕" w:eastAsia="맑은 고딕"/>
+          <w:b/>
+          <w:sz w:val="17"/>
+          <w:u w:val="none"/>
+        </w:rPr>
+        <w:t>a head start</w:t>
+      </w:r>
+      <w:r>
+        <w:rPr>
+          <w:rFonts w:ascii="맑은 고딕" w:hAnsi="맑은 고딕" w:eastAsia="맑은 고딕"/>
+          <w:b w:val="0"/>
+          <w:sz w:val="17"/>
+          <w:u w:val="none"/>
+        </w:rPr>
+        <w:t xml:space="preserve"> — a head start의 실체를 본문에서(4단어): ______________________________</w:t>
       </w:r>
     </w:p>
     <w:p>
@@ -1272,7 +1290,7 @@
     </w:p>
     <w:p>
       <w:pPr>
-        <w:spacing w:before="0" w:after="20" w:line="360" w:lineRule="auto"/>
+        <w:spacing w:before="0" w:after="20" w:line="300" w:lineRule="auto"/>
         <w:jc w:val="both"/>
         <w:snapToGrid w:val="0"/>
       </w:pPr>
@@ -1283,7 +1301,7 @@
           <w:sz w:val="17"/>
           <w:u w:val="none"/>
         </w:rPr>
-        <w:t xml:space="preserve">Fitness apps use the same trick. A new user who </w:t>
+        <w:t xml:space="preserve">Libraries have borrowed the same idea. A summer reading club that </w:t>
       </w:r>
       <w:r>
         <w:rPr>
@@ -1303,7 +1321,7 @@
           <w:sz w:val="17"/>
           <w:u w:val="none"/>
         </w:rPr>
-        <w:t>[ opens / open ]</w:t>
+        <w:t>[ gives / give ]</w:t>
       </w:r>
       <w:r>
         <w:rPr>
@@ -1312,7 +1330,7 @@
           <w:sz w:val="17"/>
           <w:u w:val="none"/>
         </w:rPr>
-        <w:t xml:space="preserve"> a 30-day challenge often finds the first two days already marked as ‘warm-up complete.’ Although no extra exercise has been done, users who </w:t>
+        <w:t xml:space="preserve"> children a chart with twelve boxes often marks the first two as ‘done’ for simply signing up. The children have not read a page more than those in a club with a plain ten-box chart, yet the ones </w:t>
       </w:r>
       <w:r>
         <w:rPr>
@@ -1332,7 +1350,7 @@
           <w:sz w:val="17"/>
           <w:u w:val="none"/>
         </w:rPr>
-        <w:t>[ see / sees ]</w:t>
+        <w:t>[ holding / held ]</w:t>
       </w:r>
       <w:r>
         <w:rPr>
@@ -1341,7 +1359,7 @@
           <w:sz w:val="17"/>
           <w:u w:val="none"/>
         </w:rPr>
-        <w:t xml:space="preserve"> this early progress are more likely </w:t>
+        <w:t xml:space="preserve"> the pre-stamped chart tend to come back for books more often. Seeing part of the chart already filled, they feel </w:t>
       </w:r>
       <w:r>
         <w:rPr>
@@ -1361,7 +1379,7 @@
           <w:sz w:val="17"/>
           <w:u w:val="none"/>
         </w:rPr>
-        <w:t>[ to keep / keeping ]</w:t>
+        <w:t>[ that / what ]</w:t>
       </w:r>
       <w:r>
         <w:rPr>
@@ -1370,7 +1388,7 @@
           <w:sz w:val="17"/>
           <w:u w:val="none"/>
         </w:rPr>
-        <w:t xml:space="preserve"> going than those who start from zero.</w:t>
+        <w:t xml:space="preserve"> the prize is within reach, and that feeling, not the real distance, keeps them reading.</w:t>
       </w:r>
     </w:p>
     <w:p>
@@ -1422,7 +1440,7 @@
           <w:sz w:val="17"/>
           <w:u w:val="none"/>
         </w:rPr>
-        <w:t>People work harder toward a goal when they feel they have already made some p____________.</w:t>
+        <w:t>Customers who felt they had a head start worked harder toward the reward because it seemed n____________ to them.</w:t>
       </w:r>
     </w:p>
     <w:p>
@@ -1465,25 +1483,7 @@
           <w:sz w:val="17"/>
           <w:u w:val="none"/>
         </w:rPr>
-        <w:t xml:space="preserve"> 다음 글에 대한 &lt;보기&gt;의 설명 중 </w:t>
-      </w:r>
-      <w:r>
-        <w:rPr>
-          <w:rFonts w:ascii="맑은 고딕" w:hAnsi="맑은 고딕" w:eastAsia="맑은 고딕"/>
-          <w:b w:val="0"/>
-          <w:sz w:val="17"/>
-          <w:u w:val="single"/>
-        </w:rPr>
-        <w:t>틀린</w:t>
-      </w:r>
-      <w:r>
-        <w:rPr>
-          <w:rFonts w:ascii="맑은 고딕" w:hAnsi="맑은 고딕" w:eastAsia="맑은 고딕"/>
-          <w:b w:val="0"/>
-          <w:sz w:val="17"/>
-          <w:u w:val="none"/>
-        </w:rPr>
-        <w:t xml:space="preserve"> 것만을 있는 대로 고른 것은? [3.3점]</w:t>
+        <w:t xml:space="preserve"> 다음 글의 빈칸 (A), (B)에 들어갈 말로 가장 적절한 것은? [3.3점]</w:t>
       </w:r>
     </w:p>
     <w:p>
@@ -1506,7 +1506,263 @@
           <w:sz w:val="17"/>
           <w:u w:val="none"/>
         </w:rPr>
-        <w:t>Kivetz, Urminsky, and Zheng partnered with a café to test the motivating effect of ⓑ</w:t>
+        <w:t>Kivetz, Urminsky, and Zheng partnered with a café to test the motivating effect of illusory progress in an experiment. Customers received a reward card that offered one free coffee after they’d bought ten. While half of the customers received a card with ten open slots, the other half got a card with twelve open slots. Yet the twelve-slot card had two preexisting “bonus” stamps, so, strictly speaking, these were identical reward programs. Every customer who got a card needed to make ten coffee purchases (and collect ten stamps) to get their free coffee. But the appeal of the free stamps was high. (A) ________________. People who thought they’d gotten a head start came back to the café more often, filling in their reward card more quickly than the others. When the card came with two out of twelve slots already filled, it felt to customers like they were already 16 percent finished with the goal before they’d even started. Since they believed the reward was nearer, they tried harder to get there. In other words, (B) ________________.</w:t>
+      </w:r>
+    </w:p>
+    <w:p>
+      <w:pPr>
+        <w:spacing w:before="0" w:after="0" w:line="269" w:lineRule="auto"/>
+        <w:ind w:left="180" w:hanging="180"/>
+        <w:snapToGrid w:val="0"/>
+      </w:pPr>
+      <w:r>
+        <w:rPr>
+          <w:rFonts w:ascii="맑은 고딕" w:hAnsi="맑은 고딕" w:eastAsia="맑은 고딕"/>
+          <w:b w:val="0"/>
+          <w:sz w:val="17"/>
+          <w:u w:val="none"/>
+        </w:rPr>
+        <w:t>① (A) Customers soon noticed that the two cards were really the same  (B) the café should have printed ten slots on every card</w:t>
+      </w:r>
+    </w:p>
+    <w:p>
+      <w:pPr>
+        <w:spacing w:before="0" w:after="0" w:line="269" w:lineRule="auto"/>
+        <w:ind w:left="180" w:hanging="180"/>
+        <w:snapToGrid w:val="0"/>
+      </w:pPr>
+      <w:r>
+        <w:rPr>
+          <w:rFonts w:ascii="맑은 고딕" w:hAnsi="맑은 고딕" w:eastAsia="맑은 고딕"/>
+          <w:b w:val="0"/>
+          <w:sz w:val="17"/>
+          <w:u w:val="none"/>
+        </w:rPr>
+        <w:t>② (A) Customers treated a gift they had not earned as progress they had made  (B) the bonus stamps reduced the number of coffees customers had to buy</w:t>
+      </w:r>
+    </w:p>
+    <w:p>
+      <w:pPr>
+        <w:spacing w:before="0" w:after="0" w:line="269" w:lineRule="auto"/>
+        <w:ind w:left="180" w:hanging="180"/>
+        <w:snapToGrid w:val="0"/>
+      </w:pPr>
+      <w:r>
+        <w:rPr>
+          <w:rFonts w:ascii="맑은 고딕" w:hAnsi="맑은 고딕" w:eastAsia="맑은 고딕"/>
+          <w:b w:val="0"/>
+          <w:sz w:val="17"/>
+          <w:u w:val="none"/>
+        </w:rPr>
+        <w:t>③ (A) Customers with the ten-slot card felt cheated by the café  (B) what counted was how fast customers could drink their coffee</w:t>
+      </w:r>
+    </w:p>
+    <w:p>
+      <w:pPr>
+        <w:spacing w:before="0" w:after="0" w:line="269" w:lineRule="auto"/>
+        <w:ind w:left="180" w:hanging="180"/>
+        <w:snapToGrid w:val="0"/>
+      </w:pPr>
+      <w:r>
+        <w:rPr>
+          <w:rFonts w:ascii="맑은 고딕" w:hAnsi="맑은 고딕" w:eastAsia="맑은 고딕"/>
+          <w:b w:val="0"/>
+          <w:sz w:val="17"/>
+          <w:u w:val="none"/>
+        </w:rPr>
+        <w:t>④ (A) Customers treated a gift they had not earned as progress they had made  (B) what mattered was not the real distance to the reward but the distance customers felt</w:t>
+      </w:r>
+    </w:p>
+    <w:p>
+      <w:pPr>
+        <w:spacing w:before="0" w:after="0" w:line="269" w:lineRule="auto"/>
+        <w:ind w:left="180" w:hanging="180"/>
+        <w:snapToGrid w:val="0"/>
+      </w:pPr>
+      <w:r>
+        <w:rPr>
+          <w:rFonts w:ascii="맑은 고딕" w:hAnsi="맑은 고딕" w:eastAsia="맑은 고딕"/>
+          <w:b w:val="0"/>
+          <w:sz w:val="17"/>
+          <w:u w:val="none"/>
+        </w:rPr>
+        <w:t>⑤ (A) Customers tried to collect the two bonus stamps as quickly as possible  (B) what mattered was not the real distance to the reward but the distance customers felt</w:t>
+      </w:r>
+    </w:p>
+    <w:p>
+      <w:pPr>
+        <w:keepNext/>
+        <w:spacing w:before="80" w:after="20" w:line="276" w:lineRule="auto"/>
+        <w:snapToGrid w:val="0"/>
+      </w:pPr>
+      <w:r>
+        <w:rPr>
+          <w:rFonts w:ascii="맑은 고딕" w:hAnsi="맑은 고딕" w:eastAsia="맑은 고딕"/>
+          <w:b/>
+          <w:sz w:val="17"/>
+          <w:u w:val="none"/>
+        </w:rPr>
+        <w:t>40-2.</w:t>
+      </w:r>
+      <w:r>
+        <w:rPr>
+          <w:rFonts w:ascii="맑은 고딕" w:hAnsi="맑은 고딕" w:eastAsia="맑은 고딕"/>
+          <w:b w:val="0"/>
+          <w:sz w:val="17"/>
+          <w:u w:val="none"/>
+        </w:rPr>
+        <w:t xml:space="preserve"> 다음 글의 내용을 한 문장으로 요약하고자 한다. 빈칸 (A), (B)에 들어갈 말로 가장 적절한 것은? [3.0점]</w:t>
+      </w:r>
+    </w:p>
+    <w:p>
+      <w:pPr>
+        <w:spacing w:before="0" w:after="60" w:line="288" w:lineRule="auto"/>
+        <w:ind w:left="40"/>
+        <w:snapToGrid w:val="0"/>
+        <w:pBdr>
+          <w:top w:val="single" w:sz="4" w:space="2" w:color="999999"/>
+          <w:left w:val="single" w:sz="4" w:space="2" w:color="999999"/>
+          <w:bottom w:val="single" w:sz="4" w:space="2" w:color="999999"/>
+          <w:right w:val="single" w:sz="4" w:space="2" w:color="999999"/>
+        </w:pBdr>
+        <w:shd w:val="clear" w:color="auto" w:fill="F6F3EA"/>
+      </w:pPr>
+      <w:r>
+        <w:rPr>
+          <w:rFonts w:ascii="맑은 고딕" w:hAnsi="맑은 고딕" w:eastAsia="맑은 고딕"/>
+          <w:b w:val="0"/>
+          <w:sz w:val="17"/>
+          <w:u w:val="none"/>
+        </w:rPr>
+        <w:t>Kivetz, Urminsky, and Zheng teamed up with a café to run an experiment on how the feeling of progress—even when it is only an illusion—motivates people. Each customer was given a loyalty card promising a free coffee once ten coffees had been bought. Half of the customers got a card with ten empty slots; the other half got one with twelve. However, the twelve-slot card already carried two ‘bonus’ stamps, which meant that, in strict terms, the two programs were exactly the same. Whoever held a card had to buy ten coffees (and collect ten stamps) before the free one. Still, the free stamps proved very attractive. Those who felt they had been given a head start returned to the café more often and completed their cards faster than the rest. With two of twelve slots filled from the outset, customers felt they were already 16 percent of the way to the goal before making a single purchase. Since they believed the reward was nearer, they tried harder to get there. The study shows that people work harder toward a goal when the reward seems closer to them.</w:t>
+      </w:r>
+    </w:p>
+    <w:p>
+      <w:pPr>
+        <w:spacing w:before="0" w:after="60" w:line="288" w:lineRule="auto"/>
+        <w:ind w:left="40"/>
+        <w:snapToGrid w:val="0"/>
+        <w:pBdr>
+          <w:top w:val="single" w:sz="4" w:space="2" w:color="C99B4E"/>
+          <w:left w:val="single" w:sz="4" w:space="2" w:color="C99B4E"/>
+          <w:bottom w:val="single" w:sz="4" w:space="2" w:color="C99B4E"/>
+          <w:right w:val="single" w:sz="4" w:space="2" w:color="C99B4E"/>
+        </w:pBdr>
+        <w:shd w:val="clear" w:color="auto" w:fill="FFF8E1"/>
+      </w:pPr>
+      <w:r>
+        <w:rPr>
+          <w:rFonts w:ascii="맑은 고딕" w:hAnsi="맑은 고딕" w:eastAsia="맑은 고딕"/>
+          <w:b w:val="0"/>
+          <w:sz w:val="17"/>
+          <w:u w:val="none"/>
+        </w:rPr>
+        <w:t>Even a merely (A) ________ sense of progress toward a reward makes people (B) ________ their effort to reach it.</w:t>
+      </w:r>
+    </w:p>
+    <w:p>
+      <w:pPr>
+        <w:spacing w:before="0" w:after="0" w:line="269" w:lineRule="auto"/>
+        <w:ind w:left="180" w:hanging="180"/>
+        <w:snapToGrid w:val="0"/>
+      </w:pPr>
+      <w:r>
+        <w:rPr>
+          <w:rFonts w:ascii="맑은 고딕" w:hAnsi="맑은 고딕" w:eastAsia="맑은 고딕"/>
+          <w:b w:val="0"/>
+          <w:sz w:val="17"/>
+          <w:u w:val="none"/>
+        </w:rPr>
+        <w:t>① (A) genuine  (B) increase</w:t>
+      </w:r>
+    </w:p>
+    <w:p>
+      <w:pPr>
+        <w:spacing w:before="0" w:after="0" w:line="269" w:lineRule="auto"/>
+        <w:ind w:left="180" w:hanging="180"/>
+        <w:snapToGrid w:val="0"/>
+      </w:pPr>
+      <w:r>
+        <w:rPr>
+          <w:rFonts w:ascii="맑은 고딕" w:hAnsi="맑은 고딕" w:eastAsia="맑은 고딕"/>
+          <w:b w:val="0"/>
+          <w:sz w:val="17"/>
+          <w:u w:val="none"/>
+        </w:rPr>
+        <w:t>② (A) apparent  (B) increase</w:t>
+      </w:r>
+    </w:p>
+    <w:p>
+      <w:pPr>
+        <w:spacing w:before="0" w:after="0" w:line="269" w:lineRule="auto"/>
+        <w:ind w:left="180" w:hanging="180"/>
+        <w:snapToGrid w:val="0"/>
+      </w:pPr>
+      <w:r>
+        <w:rPr>
+          <w:rFonts w:ascii="맑은 고딕" w:hAnsi="맑은 고딕" w:eastAsia="맑은 고딕"/>
+          <w:b w:val="0"/>
+          <w:sz w:val="17"/>
+          <w:u w:val="none"/>
+        </w:rPr>
+        <w:t>③ (A) apparent  (B) reduce</w:t>
+      </w:r>
+    </w:p>
+    <w:p>
+      <w:pPr>
+        <w:spacing w:before="0" w:after="0" w:line="269" w:lineRule="auto"/>
+        <w:ind w:left="180" w:hanging="180"/>
+        <w:snapToGrid w:val="0"/>
+      </w:pPr>
+      <w:r>
+        <w:rPr>
+          <w:rFonts w:ascii="맑은 고딕" w:hAnsi="맑은 고딕" w:eastAsia="맑은 고딕"/>
+          <w:b w:val="0"/>
+          <w:sz w:val="17"/>
+          <w:u w:val="none"/>
+        </w:rPr>
+        <w:t>④ (A) gradual  (B) measure</w:t>
+      </w:r>
+    </w:p>
+    <w:p>
+      <w:pPr>
+        <w:spacing w:before="0" w:after="0" w:line="269" w:lineRule="auto"/>
+        <w:ind w:left="180" w:hanging="180"/>
+        <w:snapToGrid w:val="0"/>
+      </w:pPr>
+      <w:r>
+        <w:rPr>
+          <w:rFonts w:ascii="맑은 고딕" w:hAnsi="맑은 고딕" w:eastAsia="맑은 고딕"/>
+          <w:b w:val="0"/>
+          <w:sz w:val="17"/>
+          <w:u w:val="none"/>
+        </w:rPr>
+        <w:t>⑤ (A) genuine  (B) reduce</w:t>
+      </w:r>
+    </w:p>
+    <w:p>
+      <w:pPr>
+        <w:keepNext/>
+        <w:spacing w:before="80" w:after="20" w:line="276" w:lineRule="auto"/>
+        <w:snapToGrid w:val="0"/>
+      </w:pPr>
+      <w:r>
+        <w:rPr>
+          <w:rFonts w:ascii="맑은 고딕" w:hAnsi="맑은 고딕" w:eastAsia="맑은 고딕"/>
+          <w:b/>
+          <w:sz w:val="17"/>
+          <w:u w:val="none"/>
+        </w:rPr>
+        <w:t>40-3.</w:t>
+      </w:r>
+      <w:r>
+        <w:rPr>
+          <w:rFonts w:ascii="맑은 고딕" w:hAnsi="맑은 고딕" w:eastAsia="맑은 고딕"/>
+          <w:b w:val="0"/>
+          <w:sz w:val="17"/>
+          <w:u w:val="none"/>
+        </w:rPr>
+        <w:t xml:space="preserve"> 다음 글의 밑줄 친 ⓐ ~ ⓕ 중, 어법상 </w:t>
       </w:r>
       <w:r>
         <w:rPr>
@@ -1515,7 +1771,7 @@
           <w:sz w:val="17"/>
           <w:u w:val="single"/>
         </w:rPr>
-        <w:t>illusory</w:t>
+        <w:t>틀린</w:t>
       </w:r>
       <w:r>
         <w:rPr>
@@ -1524,7 +1780,30 @@
           <w:sz w:val="17"/>
           <w:u w:val="none"/>
         </w:rPr>
-        <w:t xml:space="preserve"> progress in an experiment. Customers received a reward card that offered one free coffee after they’d bought ten. While half of the customers received a card with ten open slots, the other half got a card with twelve open slots. (A) ________, the twelve-slot card had two preexisting “bonus” stamps, so, strictly speaking, these were identical reward programs. Every customer who got a card needed to make ten coffee purchases (and collect ten stamps) to get their free coffee. But the appeal of the free stamps was high. People who thought they’d gotten a head start came back to the café more often, filling in their reward card more quickly than the others. When the card came with two out of twelve slots already filled, it felt to customers like they were already 16 percent finished with the goal before they’d even started. ⓐ</w:t>
+        <w:t xml:space="preserve"> 것을 모두 고른 것은? [3.0점]</w:t>
+      </w:r>
+    </w:p>
+    <w:p>
+      <w:pPr>
+        <w:spacing w:before="0" w:after="60" w:line="288" w:lineRule="auto"/>
+        <w:ind w:left="40"/>
+        <w:snapToGrid w:val="0"/>
+        <w:pBdr>
+          <w:top w:val="single" w:sz="4" w:space="2" w:color="999999"/>
+          <w:left w:val="single" w:sz="4" w:space="2" w:color="999999"/>
+          <w:bottom w:val="single" w:sz="4" w:space="2" w:color="999999"/>
+          <w:right w:val="single" w:sz="4" w:space="2" w:color="999999"/>
+        </w:pBdr>
+        <w:shd w:val="clear" w:color="auto" w:fill="F6F3EA"/>
+      </w:pPr>
+      <w:r>
+        <w:rPr>
+          <w:rFonts w:ascii="맑은 고딕" w:hAnsi="맑은 고딕" w:eastAsia="맑은 고딕"/>
+          <w:b w:val="0"/>
+          <w:sz w:val="17"/>
+          <w:u w:val="none"/>
+        </w:rPr>
+        <w:t>Kivetz, Urminsky, and Zheng partnered with a café to test the motivating effect of illusory progress in an experiment. Customers received a reward card ⓐ</w:t>
       </w:r>
       <w:r>
         <w:rPr>
@@ -1533,7 +1812,7 @@
           <w:sz w:val="17"/>
           <w:u w:val="single"/>
         </w:rPr>
-        <w:t>Believing</w:t>
+        <w:t>what</w:t>
       </w:r>
       <w:r>
         <w:rPr>
@@ -1542,7 +1821,848 @@
           <w:sz w:val="17"/>
           <w:u w:val="none"/>
         </w:rPr>
-        <w:t xml:space="preserve"> they were closer to the reward, they were more motivated to reach the finish line. According to the study above, customers were more driven to complete their goals when they perceived the reward as nearer.</w:t>
+        <w:t xml:space="preserve"> offered one free coffee after they’d bought ten. While half of the customers received a card with ten open slots, the other half got a card with twelve open slots. Yet the twelve-slot card had two preexisting “bonus” stamps, so, strictly speaking, ⓑ</w:t>
+      </w:r>
+      <w:r>
+        <w:rPr>
+          <w:rFonts w:ascii="맑은 고딕" w:hAnsi="맑은 고딕" w:eastAsia="맑은 고딕"/>
+          <w:b w:val="0"/>
+          <w:sz w:val="17"/>
+          <w:u w:val="single"/>
+        </w:rPr>
+        <w:t>these were</w:t>
+      </w:r>
+      <w:r>
+        <w:rPr>
+          <w:rFonts w:ascii="맑은 고딕" w:hAnsi="맑은 고딕" w:eastAsia="맑은 고딕"/>
+          <w:b w:val="0"/>
+          <w:sz w:val="17"/>
+          <w:u w:val="none"/>
+        </w:rPr>
+        <w:t xml:space="preserve"> identical reward programs. Every customer who got a card ⓔ</w:t>
+      </w:r>
+      <w:r>
+        <w:rPr>
+          <w:rFonts w:ascii="맑은 고딕" w:hAnsi="맑은 고딕" w:eastAsia="맑은 고딕"/>
+          <w:b w:val="0"/>
+          <w:sz w:val="17"/>
+          <w:u w:val="single"/>
+        </w:rPr>
+        <w:t>needed making</w:t>
+      </w:r>
+      <w:r>
+        <w:rPr>
+          <w:rFonts w:ascii="맑은 고딕" w:hAnsi="맑은 고딕" w:eastAsia="맑은 고딕"/>
+          <w:b w:val="0"/>
+          <w:sz w:val="17"/>
+          <w:u w:val="none"/>
+        </w:rPr>
+        <w:t xml:space="preserve"> ten coffee purchases (and collect ten stamps) to get their free coffee. But the appeal of the free stamps was high. People who thought they’d gotten a head start came back to the café more often, ⓒ</w:t>
+      </w:r>
+      <w:r>
+        <w:rPr>
+          <w:rFonts w:ascii="맑은 고딕" w:hAnsi="맑은 고딕" w:eastAsia="맑은 고딕"/>
+          <w:b w:val="0"/>
+          <w:sz w:val="17"/>
+          <w:u w:val="single"/>
+        </w:rPr>
+        <w:t>filled</w:t>
+      </w:r>
+      <w:r>
+        <w:rPr>
+          <w:rFonts w:ascii="맑은 고딕" w:hAnsi="맑은 고딕" w:eastAsia="맑은 고딕"/>
+          <w:b w:val="0"/>
+          <w:sz w:val="17"/>
+          <w:u w:val="none"/>
+        </w:rPr>
+        <w:t xml:space="preserve"> in their reward card more quickly than the others. When the card came with two out of twelve slots already filled, it felt to customers like they were already 16 percent finished with the goal before they ⓓ</w:t>
+      </w:r>
+      <w:r>
+        <w:rPr>
+          <w:rFonts w:ascii="맑은 고딕" w:hAnsi="맑은 고딕" w:eastAsia="맑은 고딕"/>
+          <w:b w:val="0"/>
+          <w:sz w:val="17"/>
+          <w:u w:val="single"/>
+        </w:rPr>
+        <w:t>’d even started</w:t>
+      </w:r>
+      <w:r>
+        <w:rPr>
+          <w:rFonts w:ascii="맑은 고딕" w:hAnsi="맑은 고딕" w:eastAsia="맑은 고딕"/>
+          <w:b w:val="0"/>
+          <w:sz w:val="17"/>
+          <w:u w:val="none"/>
+        </w:rPr>
+        <w:t>. Since they believed the reward was nearer, they tried harder to get there. According to the study above, customers were more driven to complete their goals when they ⓕ</w:t>
+      </w:r>
+      <w:r>
+        <w:rPr>
+          <w:rFonts w:ascii="맑은 고딕" w:hAnsi="맑은 고딕" w:eastAsia="맑은 고딕"/>
+          <w:b w:val="0"/>
+          <w:sz w:val="17"/>
+          <w:u w:val="single"/>
+        </w:rPr>
+        <w:t>perceived</w:t>
+      </w:r>
+      <w:r>
+        <w:rPr>
+          <w:rFonts w:ascii="맑은 고딕" w:hAnsi="맑은 고딕" w:eastAsia="맑은 고딕"/>
+          <w:b w:val="0"/>
+          <w:sz w:val="17"/>
+          <w:u w:val="none"/>
+        </w:rPr>
+        <w:t xml:space="preserve"> the reward as nearer.</w:t>
+      </w:r>
+    </w:p>
+    <w:p>
+      <w:pPr>
+        <w:spacing w:before="0" w:after="20" w:line="276" w:lineRule="auto"/>
+        <w:ind w:left="80"/>
+        <w:snapToGrid w:val="0"/>
+      </w:pPr>
+      <w:r>
+        <w:rPr>
+          <w:rFonts w:ascii="맑은 고딕" w:hAnsi="맑은 고딕" w:eastAsia="맑은 고딕"/>
+          <w:b w:val="0"/>
+          <w:sz w:val="17"/>
+          <w:u w:val="none"/>
+        </w:rPr>
+        <w:t>① ⓐ, ⓒ, ⓔ    ② ⓑ, ⓓ    ③ ⓐ, ⓑ, ⓕ    ④ ⓒ, ⓓ, ⓔ    ⑤ ⓐ, ⓔ</w:t>
+      </w:r>
+    </w:p>
+    <w:p>
+      <w:pPr>
+        <w:keepNext/>
+        <w:spacing w:before="80" w:after="20" w:line="276" w:lineRule="auto"/>
+        <w:snapToGrid w:val="0"/>
+      </w:pPr>
+      <w:r>
+        <w:rPr>
+          <w:rFonts w:ascii="맑은 고딕" w:hAnsi="맑은 고딕" w:eastAsia="맑은 고딕"/>
+          <w:b/>
+          <w:sz w:val="17"/>
+          <w:u w:val="none"/>
+        </w:rPr>
+        <w:t>40-4.</w:t>
+      </w:r>
+      <w:r>
+        <w:rPr>
+          <w:rFonts w:ascii="맑은 고딕" w:hAnsi="맑은 고딕" w:eastAsia="맑은 고딕"/>
+          <w:b w:val="0"/>
+          <w:sz w:val="17"/>
+          <w:u w:val="none"/>
+        </w:rPr>
+        <w:t xml:space="preserve"> 윗글의 밑줄 친 </w:t>
+      </w:r>
+      <w:r>
+        <w:rPr>
+          <w:rFonts w:ascii="맑은 고딕" w:hAnsi="맑은 고딕" w:eastAsia="맑은 고딕"/>
+          <w:b w:val="0"/>
+          <w:sz w:val="17"/>
+          <w:u w:val="single"/>
+        </w:rPr>
+        <w:t>a head start</w:t>
+      </w:r>
+      <w:r>
+        <w:rPr>
+          <w:rFonts w:ascii="맑은 고딕" w:hAnsi="맑은 고딕" w:eastAsia="맑은 고딕"/>
+          <w:b w:val="0"/>
+          <w:sz w:val="17"/>
+          <w:u w:val="none"/>
+        </w:rPr>
+        <w:t>가 의미하는 바로 가장 적절한 것은? [3.0점]</w:t>
+      </w:r>
+    </w:p>
+    <w:p>
+      <w:pPr>
+        <w:spacing w:before="0" w:after="60" w:line="288" w:lineRule="auto"/>
+        <w:ind w:left="40"/>
+        <w:snapToGrid w:val="0"/>
+        <w:pBdr>
+          <w:top w:val="single" w:sz="4" w:space="2" w:color="999999"/>
+          <w:left w:val="single" w:sz="4" w:space="2" w:color="999999"/>
+          <w:bottom w:val="single" w:sz="4" w:space="2" w:color="999999"/>
+          <w:right w:val="single" w:sz="4" w:space="2" w:color="999999"/>
+        </w:pBdr>
+        <w:shd w:val="clear" w:color="auto" w:fill="F6F3EA"/>
+      </w:pPr>
+      <w:r>
+        <w:rPr>
+          <w:rFonts w:ascii="맑은 고딕" w:hAnsi="맑은 고딕" w:eastAsia="맑은 고딕"/>
+          <w:b w:val="0"/>
+          <w:sz w:val="17"/>
+          <w:u w:val="none"/>
+        </w:rPr>
+        <w:t xml:space="preserve">Yet the twelve-slot card had two preexisting “bonus” stamps, so, strictly speaking, these were identical reward programs. Every customer who got a card needed to make ten coffee purchases (and collect ten stamps) to get their free coffee. But the appeal of the free stamps was high. People who thought they’d gotten </w:t>
+      </w:r>
+      <w:r>
+        <w:rPr>
+          <w:rFonts w:ascii="맑은 고딕" w:hAnsi="맑은 고딕" w:eastAsia="맑은 고딕"/>
+          <w:b w:val="0"/>
+          <w:sz w:val="17"/>
+          <w:u w:val="single"/>
+        </w:rPr>
+        <w:t>a head start</w:t>
+      </w:r>
+      <w:r>
+        <w:rPr>
+          <w:rFonts w:ascii="맑은 고딕" w:hAnsi="맑은 고딕" w:eastAsia="맑은 고딕"/>
+          <w:b w:val="0"/>
+          <w:sz w:val="17"/>
+          <w:u w:val="none"/>
+        </w:rPr>
+        <w:t xml:space="preserve"> came back to the café more often, filling in their reward card more quickly than the others.</w:t>
+      </w:r>
+    </w:p>
+    <w:p>
+      <w:pPr>
+        <w:spacing w:before="0" w:after="0" w:line="269" w:lineRule="auto"/>
+        <w:ind w:left="180" w:hanging="180"/>
+        <w:snapToGrid w:val="0"/>
+      </w:pPr>
+      <w:r>
+        <w:rPr>
+          <w:rFonts w:ascii="맑은 고딕" w:hAnsi="맑은 고딕" w:eastAsia="맑은 고딕"/>
+          <w:b w:val="0"/>
+          <w:sz w:val="17"/>
+          <w:u w:val="none"/>
+        </w:rPr>
+        <w:t>① the right to be served before other customers in the café</w:t>
+      </w:r>
+    </w:p>
+    <w:p>
+      <w:pPr>
+        <w:spacing w:before="0" w:after="0" w:line="269" w:lineRule="auto"/>
+        <w:ind w:left="180" w:hanging="180"/>
+        <w:snapToGrid w:val="0"/>
+      </w:pPr>
+      <w:r>
+        <w:rPr>
+          <w:rFonts w:ascii="맑은 고딕" w:hAnsi="맑은 고딕" w:eastAsia="맑은 고딕"/>
+          <w:b w:val="0"/>
+          <w:sz w:val="17"/>
+          <w:u w:val="none"/>
+        </w:rPr>
+        <w:t>② a discount that made each cup of coffee cheaper for them</w:t>
+      </w:r>
+    </w:p>
+    <w:p>
+      <w:pPr>
+        <w:spacing w:before="0" w:after="0" w:line="269" w:lineRule="auto"/>
+        <w:ind w:left="180" w:hanging="180"/>
+        <w:snapToGrid w:val="0"/>
+      </w:pPr>
+      <w:r>
+        <w:rPr>
+          <w:rFonts w:ascii="맑은 고딕" w:hAnsi="맑은 고딕" w:eastAsia="맑은 고딕"/>
+          <w:b w:val="0"/>
+          <w:sz w:val="17"/>
+          <w:u w:val="none"/>
+        </w:rPr>
+        <w:t>③ two fewer coffees to buy than the customers with the other card</w:t>
+      </w:r>
+    </w:p>
+    <w:p>
+      <w:pPr>
+        <w:spacing w:before="0" w:after="0" w:line="269" w:lineRule="auto"/>
+        <w:ind w:left="180" w:hanging="180"/>
+        <w:snapToGrid w:val="0"/>
+      </w:pPr>
+      <w:r>
+        <w:rPr>
+          <w:rFonts w:ascii="맑은 고딕" w:hAnsi="맑은 고딕" w:eastAsia="맑은 고딕"/>
+          <w:b w:val="0"/>
+          <w:sz w:val="17"/>
+          <w:u w:val="none"/>
+        </w:rPr>
+        <w:t>④ an extra free coffee given to them at the very beginning</w:t>
+      </w:r>
+    </w:p>
+    <w:p>
+      <w:pPr>
+        <w:spacing w:before="0" w:after="0" w:line="269" w:lineRule="auto"/>
+        <w:ind w:left="180" w:hanging="180"/>
+        <w:snapToGrid w:val="0"/>
+      </w:pPr>
+      <w:r>
+        <w:rPr>
+          <w:rFonts w:ascii="맑은 고딕" w:hAnsi="맑은 고딕" w:eastAsia="맑은 고딕"/>
+          <w:b w:val="0"/>
+          <w:sz w:val="17"/>
+          <w:u w:val="none"/>
+        </w:rPr>
+        <w:t>⑤ the impression of already being part of the way toward the reward</w:t>
+      </w:r>
+    </w:p>
+    <w:p>
+      <w:pPr>
+        <w:keepNext/>
+        <w:spacing w:before="80" w:after="20" w:line="276" w:lineRule="auto"/>
+        <w:snapToGrid w:val="0"/>
+      </w:pPr>
+      <w:r>
+        <w:rPr>
+          <w:rFonts w:ascii="맑은 고딕" w:hAnsi="맑은 고딕" w:eastAsia="맑은 고딕"/>
+          <w:b/>
+          <w:sz w:val="17"/>
+          <w:u w:val="none"/>
+        </w:rPr>
+        <w:t>40-5.</w:t>
+      </w:r>
+      <w:r>
+        <w:rPr>
+          <w:rFonts w:ascii="맑은 고딕" w:hAnsi="맑은 고딕" w:eastAsia="맑은 고딕"/>
+          <w:b w:val="0"/>
+          <w:sz w:val="17"/>
+          <w:u w:val="none"/>
+        </w:rPr>
+        <w:t xml:space="preserve"> According to the passage, which of the following is </w:t>
+      </w:r>
+      <w:r>
+        <w:rPr>
+          <w:rFonts w:ascii="맑은 고딕" w:hAnsi="맑은 고딕" w:eastAsia="맑은 고딕"/>
+          <w:b w:val="0"/>
+          <w:sz w:val="17"/>
+          <w:u w:val="single"/>
+        </w:rPr>
+        <w:t>NOT</w:t>
+      </w:r>
+      <w:r>
+        <w:rPr>
+          <w:rFonts w:ascii="맑은 고딕" w:hAnsi="맑은 고딕" w:eastAsia="맑은 고딕"/>
+          <w:b w:val="0"/>
+          <w:sz w:val="17"/>
+          <w:u w:val="none"/>
+        </w:rPr>
+        <w:t xml:space="preserve"> true? [3.0점]</w:t>
+      </w:r>
+    </w:p>
+    <w:p>
+      <w:pPr>
+        <w:spacing w:before="0" w:after="60" w:line="288" w:lineRule="auto"/>
+        <w:ind w:left="40"/>
+        <w:snapToGrid w:val="0"/>
+        <w:pBdr>
+          <w:top w:val="single" w:sz="4" w:space="2" w:color="999999"/>
+          <w:left w:val="single" w:sz="4" w:space="2" w:color="999999"/>
+          <w:bottom w:val="single" w:sz="4" w:space="2" w:color="999999"/>
+          <w:right w:val="single" w:sz="4" w:space="2" w:color="999999"/>
+        </w:pBdr>
+        <w:shd w:val="clear" w:color="auto" w:fill="F6F3EA"/>
+      </w:pPr>
+      <w:r>
+        <w:rPr>
+          <w:rFonts w:ascii="맑은 고딕" w:hAnsi="맑은 고딕" w:eastAsia="맑은 고딕"/>
+          <w:b w:val="0"/>
+          <w:sz w:val="17"/>
+          <w:u w:val="none"/>
+        </w:rPr>
+        <w:t>Kivetz, Urminsky, and Zheng teamed up with a café to run an experiment on how the feeling of progress—even when it is only an illusion—motivates people. Each customer was given a loyalty card promising a free coffee once ten coffees had been bought. Half of the customers got a card with ten empty slots; the other half got one with twelve. However, the twelve-slot card already carried two ‘bonus’ stamps, which meant that, in strict terms, the two programs were exactly the same. Whoever held a card had to buy ten coffees (and collect ten stamps) before the free one. Still, the free stamps proved very attractive. Those who felt they had been given a head start returned to the café more often and completed their cards faster than the rest. With two of twelve slots filled from the outset, customers felt they were already 16 percent of the way to the goal before making a single purchase. Since they believed the reward was nearer, they tried harder to get there. The study shows that people work harder toward a goal when the reward seems closer to them.</w:t>
+      </w:r>
+    </w:p>
+    <w:p>
+      <w:pPr>
+        <w:spacing w:before="0" w:after="0" w:line="269" w:lineRule="auto"/>
+        <w:ind w:left="180" w:hanging="180"/>
+        <w:snapToGrid w:val="0"/>
+      </w:pPr>
+      <w:r>
+        <w:rPr>
+          <w:rFonts w:ascii="맑은 고딕" w:hAnsi="맑은 고딕" w:eastAsia="맑은 고딕"/>
+          <w:b w:val="0"/>
+          <w:sz w:val="17"/>
+          <w:u w:val="none"/>
+        </w:rPr>
+        <w:t>① The experiment was designed to see whether an illusion of progress could motivate customers.</w:t>
+      </w:r>
+    </w:p>
+    <w:p>
+      <w:pPr>
+        <w:spacing w:before="0" w:after="0" w:line="269" w:lineRule="auto"/>
+        <w:ind w:left="180" w:hanging="180"/>
+        <w:snapToGrid w:val="0"/>
+      </w:pPr>
+      <w:r>
+        <w:rPr>
+          <w:rFonts w:ascii="맑은 고딕" w:hAnsi="맑은 고딕" w:eastAsia="맑은 고딕"/>
+          <w:b w:val="0"/>
+          <w:sz w:val="17"/>
+          <w:u w:val="none"/>
+        </w:rPr>
+        <w:t>② Half of the customers received a card with ten slots, and the other half a card with twelve.</w:t>
+      </w:r>
+    </w:p>
+    <w:p>
+      <w:pPr>
+        <w:spacing w:before="0" w:after="0" w:line="269" w:lineRule="auto"/>
+        <w:ind w:left="180" w:hanging="180"/>
+        <w:snapToGrid w:val="0"/>
+      </w:pPr>
+      <w:r>
+        <w:rPr>
+          <w:rFonts w:ascii="맑은 고딕" w:hAnsi="맑은 고딕" w:eastAsia="맑은 고딕"/>
+          <w:b w:val="0"/>
+          <w:sz w:val="17"/>
+          <w:u w:val="none"/>
+        </w:rPr>
+        <w:t>③ In strict terms, both cards required the same number of coffee purchases to earn the free one.</w:t>
+      </w:r>
+    </w:p>
+    <w:p>
+      <w:pPr>
+        <w:spacing w:before="0" w:after="0" w:line="269" w:lineRule="auto"/>
+        <w:ind w:left="180" w:hanging="180"/>
+        <w:snapToGrid w:val="0"/>
+      </w:pPr>
+      <w:r>
+        <w:rPr>
+          <w:rFonts w:ascii="맑은 고딕" w:hAnsi="맑은 고딕" w:eastAsia="맑은 고딕"/>
+          <w:b w:val="0"/>
+          <w:sz w:val="17"/>
+          <w:u w:val="none"/>
+        </w:rPr>
+        <w:t>④ Holders of the twelve-slot card had to buy twelve coffees but felt they were 16 percent ahead.</w:t>
+      </w:r>
+    </w:p>
+    <w:p>
+      <w:pPr>
+        <w:spacing w:before="0" w:after="0" w:line="269" w:lineRule="auto"/>
+        <w:ind w:left="180" w:hanging="180"/>
+        <w:snapToGrid w:val="0"/>
+      </w:pPr>
+      <w:r>
+        <w:rPr>
+          <w:rFonts w:ascii="맑은 고딕" w:hAnsi="맑은 고딕" w:eastAsia="맑은 고딕"/>
+          <w:b w:val="0"/>
+          <w:sz w:val="17"/>
+          <w:u w:val="none"/>
+        </w:rPr>
+        <w:t>⑤ Customers who believed the reward was nearer made more visits and finished their cards sooner.</w:t>
+      </w:r>
+    </w:p>
+    <w:p>
+      <w:pPr>
+        <w:keepNext/>
+        <w:spacing w:before="80" w:after="20" w:line="276" w:lineRule="auto"/>
+        <w:snapToGrid w:val="0"/>
+      </w:pPr>
+      <w:r>
+        <w:rPr>
+          <w:rFonts w:ascii="맑은 고딕" w:hAnsi="맑은 고딕" w:eastAsia="맑은 고딕"/>
+          <w:b/>
+          <w:sz w:val="17"/>
+          <w:u w:val="none"/>
+        </w:rPr>
+        <w:t>40-6.</w:t>
+      </w:r>
+      <w:r>
+        <w:rPr>
+          <w:rFonts w:ascii="맑은 고딕" w:hAnsi="맑은 고딕" w:eastAsia="맑은 고딕"/>
+          <w:b w:val="0"/>
+          <w:sz w:val="17"/>
+          <w:u w:val="none"/>
+        </w:rPr>
+        <w:t xml:space="preserve"> 다음 글을 읽고 답할 수 </w:t>
+      </w:r>
+      <w:r>
+        <w:rPr>
+          <w:rFonts w:ascii="맑은 고딕" w:hAnsi="맑은 고딕" w:eastAsia="맑은 고딕"/>
+          <w:b w:val="0"/>
+          <w:sz w:val="17"/>
+          <w:u w:val="single"/>
+        </w:rPr>
+        <w:t>없는</w:t>
+      </w:r>
+      <w:r>
+        <w:rPr>
+          <w:rFonts w:ascii="맑은 고딕" w:hAnsi="맑은 고딕" w:eastAsia="맑은 고딕"/>
+          <w:b w:val="0"/>
+          <w:sz w:val="17"/>
+          <w:u w:val="none"/>
+        </w:rPr>
+        <w:t xml:space="preserve"> 질문은? [3.0점]</w:t>
+      </w:r>
+    </w:p>
+    <w:p>
+      <w:pPr>
+        <w:spacing w:before="0" w:after="60" w:line="288" w:lineRule="auto"/>
+        <w:ind w:left="40"/>
+        <w:snapToGrid w:val="0"/>
+        <w:pBdr>
+          <w:top w:val="single" w:sz="4" w:space="2" w:color="999999"/>
+          <w:left w:val="single" w:sz="4" w:space="2" w:color="999999"/>
+          <w:bottom w:val="single" w:sz="4" w:space="2" w:color="999999"/>
+          <w:right w:val="single" w:sz="4" w:space="2" w:color="999999"/>
+        </w:pBdr>
+        <w:shd w:val="clear" w:color="auto" w:fill="F6F3EA"/>
+      </w:pPr>
+      <w:r>
+        <w:rPr>
+          <w:rFonts w:ascii="맑은 고딕" w:hAnsi="맑은 고딕" w:eastAsia="맑은 고딕"/>
+          <w:b w:val="0"/>
+          <w:sz w:val="17"/>
+          <w:u w:val="none"/>
+        </w:rPr>
+        <w:t>Kivetz, Urminsky, and Zheng teamed up with a café to run an experiment on how the feeling of progress—even when it is only an illusion—motivates people. Each customer was given a loyalty card promising a free coffee once ten coffees had been bought. Half of the customers got a card with ten empty slots; the other half got one with twelve. However, the twelve-slot card already carried two ‘bonus’ stamps, which meant that, in strict terms, the two programs were exactly the same. Whoever held a card had to buy ten coffees (and collect ten stamps) before the free one. Still, the free stamps proved very attractive. Those who felt they had been given a head start returned to the café more often and completed their cards faster than the rest. With two of twelve slots filled from the outset, customers felt they were already 16 percent of the way to the goal before making a single purchase. Since they believed the reward was nearer, they tried harder to get there. The study shows that people work harder toward a goal when the reward seems closer to them.</w:t>
+      </w:r>
+    </w:p>
+    <w:p>
+      <w:pPr>
+        <w:spacing w:before="0" w:after="0" w:line="269" w:lineRule="auto"/>
+        <w:ind w:left="180" w:hanging="180"/>
+        <w:snapToGrid w:val="0"/>
+      </w:pPr>
+      <w:r>
+        <w:rPr>
+          <w:rFonts w:ascii="맑은 고딕" w:hAnsi="맑은 고딕" w:eastAsia="맑은 고딕"/>
+          <w:b w:val="0"/>
+          <w:sz w:val="17"/>
+          <w:u w:val="none"/>
+        </w:rPr>
+        <w:t>① How many coffees did a customer have to buy to get a free one?</w:t>
+      </w:r>
+    </w:p>
+    <w:p>
+      <w:pPr>
+        <w:spacing w:before="0" w:after="0" w:line="269" w:lineRule="auto"/>
+        <w:ind w:left="180" w:hanging="180"/>
+        <w:snapToGrid w:val="0"/>
+      </w:pPr>
+      <w:r>
+        <w:rPr>
+          <w:rFonts w:ascii="맑은 고딕" w:hAnsi="맑은 고딕" w:eastAsia="맑은 고딕"/>
+          <w:b w:val="0"/>
+          <w:sz w:val="17"/>
+          <w:u w:val="none"/>
+        </w:rPr>
+        <w:t>② How long did the researchers run the experiment at the café?</w:t>
+      </w:r>
+    </w:p>
+    <w:p>
+      <w:pPr>
+        <w:spacing w:before="0" w:after="0" w:line="269" w:lineRule="auto"/>
+        <w:ind w:left="180" w:hanging="180"/>
+        <w:snapToGrid w:val="0"/>
+      </w:pPr>
+      <w:r>
+        <w:rPr>
+          <w:rFonts w:ascii="맑은 고딕" w:hAnsi="맑은 고딕" w:eastAsia="맑은 고딕"/>
+          <w:b w:val="0"/>
+          <w:sz w:val="17"/>
+          <w:u w:val="none"/>
+        </w:rPr>
+        <w:t>③ What made the twelve-slot card different from the ten-slot card at the start?</w:t>
+      </w:r>
+    </w:p>
+    <w:p>
+      <w:pPr>
+        <w:spacing w:before="0" w:after="0" w:line="269" w:lineRule="auto"/>
+        <w:ind w:left="180" w:hanging="180"/>
+        <w:snapToGrid w:val="0"/>
+      </w:pPr>
+      <w:r>
+        <w:rPr>
+          <w:rFonts w:ascii="맑은 고딕" w:hAnsi="맑은 고딕" w:eastAsia="맑은 고딕"/>
+          <w:b w:val="0"/>
+          <w:sz w:val="17"/>
+          <w:u w:val="none"/>
+        </w:rPr>
+        <w:t>④ Which group of customers came back to the café more often?</w:t>
+      </w:r>
+    </w:p>
+    <w:p>
+      <w:pPr>
+        <w:spacing w:before="0" w:after="0" w:line="269" w:lineRule="auto"/>
+        <w:ind w:left="180" w:hanging="180"/>
+        <w:snapToGrid w:val="0"/>
+      </w:pPr>
+      <w:r>
+        <w:rPr>
+          <w:rFonts w:ascii="맑은 고딕" w:hAnsi="맑은 고딕" w:eastAsia="맑은 고딕"/>
+          <w:b w:val="0"/>
+          <w:sz w:val="17"/>
+          <w:u w:val="none"/>
+        </w:rPr>
+        <w:t>⑤ What percentage of the goal did twelve-slot card holders feel they had already completed?</w:t>
+      </w:r>
+    </w:p>
+    <w:p>
+      <w:pPr>
+        <w:keepNext/>
+        <w:spacing w:before="80" w:after="20" w:line="276" w:lineRule="auto"/>
+        <w:snapToGrid w:val="0"/>
+      </w:pPr>
+      <w:r>
+        <w:rPr>
+          <w:rFonts w:ascii="맑은 고딕" w:hAnsi="맑은 고딕" w:eastAsia="맑은 고딕"/>
+          <w:b/>
+          <w:sz w:val="17"/>
+          <w:u w:val="none"/>
+        </w:rPr>
+        <w:t>40-7.</w:t>
+      </w:r>
+      <w:r>
+        <w:rPr>
+          <w:rFonts w:ascii="맑은 고딕" w:hAnsi="맑은 고딕" w:eastAsia="맑은 고딕"/>
+          <w:b w:val="0"/>
+          <w:sz w:val="17"/>
+          <w:u w:val="none"/>
+        </w:rPr>
+        <w:t xml:space="preserve"> 다음 글의 밑줄 친 부분 중, 문맥상 낱말의 쓰임이 적절하지 </w:t>
+      </w:r>
+      <w:r>
+        <w:rPr>
+          <w:rFonts w:ascii="맑은 고딕" w:hAnsi="맑은 고딕" w:eastAsia="맑은 고딕"/>
+          <w:b w:val="0"/>
+          <w:sz w:val="17"/>
+          <w:u w:val="single"/>
+        </w:rPr>
+        <w:t>않은</w:t>
+      </w:r>
+      <w:r>
+        <w:rPr>
+          <w:rFonts w:ascii="맑은 고딕" w:hAnsi="맑은 고딕" w:eastAsia="맑은 고딕"/>
+          <w:b w:val="0"/>
+          <w:sz w:val="17"/>
+          <w:u w:val="none"/>
+        </w:rPr>
+        <w:t xml:space="preserve"> 것은? [3.0점]</w:t>
+      </w:r>
+    </w:p>
+    <w:p>
+      <w:pPr>
+        <w:spacing w:before="0" w:after="60" w:line="288" w:lineRule="auto"/>
+        <w:ind w:left="40"/>
+        <w:snapToGrid w:val="0"/>
+        <w:pBdr>
+          <w:top w:val="single" w:sz="4" w:space="2" w:color="999999"/>
+          <w:left w:val="single" w:sz="4" w:space="2" w:color="999999"/>
+          <w:bottom w:val="single" w:sz="4" w:space="2" w:color="999999"/>
+          <w:right w:val="single" w:sz="4" w:space="2" w:color="999999"/>
+        </w:pBdr>
+        <w:shd w:val="clear" w:color="auto" w:fill="F6F3EA"/>
+      </w:pPr>
+      <w:r>
+        <w:rPr>
+          <w:rFonts w:ascii="맑은 고딕" w:hAnsi="맑은 고딕" w:eastAsia="맑은 고딕"/>
+          <w:b w:val="0"/>
+          <w:sz w:val="17"/>
+          <w:u w:val="none"/>
+        </w:rPr>
+        <w:t>Kivetz, Urminsky, and Zheng partnered with a café to test the motivating effect of ①</w:t>
+      </w:r>
+      <w:r>
+        <w:rPr>
+          <w:rFonts w:ascii="맑은 고딕" w:hAnsi="맑은 고딕" w:eastAsia="맑은 고딕"/>
+          <w:b w:val="0"/>
+          <w:sz w:val="17"/>
+          <w:u w:val="single"/>
+        </w:rPr>
+        <w:t>illusory</w:t>
+      </w:r>
+      <w:r>
+        <w:rPr>
+          <w:rFonts w:ascii="맑은 고딕" w:hAnsi="맑은 고딕" w:eastAsia="맑은 고딕"/>
+          <w:b w:val="0"/>
+          <w:sz w:val="17"/>
+          <w:u w:val="none"/>
+        </w:rPr>
+        <w:t xml:space="preserve"> progress in an experiment. Customers received a reward card that offered one free coffee after they’d bought ten. While half of the customers received a card with ten open slots, the other half got a card with twelve open slots. Yet the twelve-slot card had two preexisting “bonus” stamps, so, strictly speaking, these were ②</w:t>
+      </w:r>
+      <w:r>
+        <w:rPr>
+          <w:rFonts w:ascii="맑은 고딕" w:hAnsi="맑은 고딕" w:eastAsia="맑은 고딕"/>
+          <w:b w:val="0"/>
+          <w:sz w:val="17"/>
+          <w:u w:val="single"/>
+        </w:rPr>
+        <w:t>identical</w:t>
+      </w:r>
+      <w:r>
+        <w:rPr>
+          <w:rFonts w:ascii="맑은 고딕" w:hAnsi="맑은 고딕" w:eastAsia="맑은 고딕"/>
+          <w:b w:val="0"/>
+          <w:sz w:val="17"/>
+          <w:u w:val="none"/>
+        </w:rPr>
+        <w:t xml:space="preserve"> reward programs. Every customer who got a card needed to make ten coffee purchases (and collect ten stamps) to get their free coffee. But the appeal of the free stamps was ③</w:t>
+      </w:r>
+      <w:r>
+        <w:rPr>
+          <w:rFonts w:ascii="맑은 고딕" w:hAnsi="맑은 고딕" w:eastAsia="맑은 고딕"/>
+          <w:b w:val="0"/>
+          <w:sz w:val="17"/>
+          <w:u w:val="single"/>
+        </w:rPr>
+        <w:t>low</w:t>
+      </w:r>
+      <w:r>
+        <w:rPr>
+          <w:rFonts w:ascii="맑은 고딕" w:hAnsi="맑은 고딕" w:eastAsia="맑은 고딕"/>
+          <w:b w:val="0"/>
+          <w:sz w:val="17"/>
+          <w:u w:val="none"/>
+        </w:rPr>
+        <w:t>. People who thought they’d gotten a head start came back to the café more often, filling in their reward card more ④</w:t>
+      </w:r>
+      <w:r>
+        <w:rPr>
+          <w:rFonts w:ascii="맑은 고딕" w:hAnsi="맑은 고딕" w:eastAsia="맑은 고딕"/>
+          <w:b w:val="0"/>
+          <w:sz w:val="17"/>
+          <w:u w:val="single"/>
+        </w:rPr>
+        <w:t>quickly</w:t>
+      </w:r>
+      <w:r>
+        <w:rPr>
+          <w:rFonts w:ascii="맑은 고딕" w:hAnsi="맑은 고딕" w:eastAsia="맑은 고딕"/>
+          <w:b w:val="0"/>
+          <w:sz w:val="17"/>
+          <w:u w:val="none"/>
+        </w:rPr>
+        <w:t xml:space="preserve"> than the others. When the card came with two out of twelve slots already filled, it felt to customers like they were already 16 percent finished with the goal before they’d even started. Since they believed the reward was nearer, they tried harder to get there. According to the study above, customers were more driven to complete their goals when they perceived the reward as ⑤</w:t>
+      </w:r>
+      <w:r>
+        <w:rPr>
+          <w:rFonts w:ascii="맑은 고딕" w:hAnsi="맑은 고딕" w:eastAsia="맑은 고딕"/>
+          <w:b w:val="0"/>
+          <w:sz w:val="17"/>
+          <w:u w:val="single"/>
+        </w:rPr>
+        <w:t>nearer</w:t>
+      </w:r>
+      <w:r>
+        <w:rPr>
+          <w:rFonts w:ascii="맑은 고딕" w:hAnsi="맑은 고딕" w:eastAsia="맑은 고딕"/>
+          <w:b w:val="0"/>
+          <w:sz w:val="17"/>
+          <w:u w:val="none"/>
+        </w:rPr>
+        <w:t>.</w:t>
+      </w:r>
+    </w:p>
+    <w:p>
+      <w:pPr>
+        <w:spacing w:before="0" w:after="20" w:line="276" w:lineRule="auto"/>
+        <w:ind w:left="80"/>
+        <w:snapToGrid w:val="0"/>
+      </w:pPr>
+      <w:r>
+        <w:rPr>
+          <w:rFonts w:ascii="맑은 고딕" w:hAnsi="맑은 고딕" w:eastAsia="맑은 고딕"/>
+          <w:b w:val="0"/>
+          <w:sz w:val="17"/>
+          <w:u w:val="none"/>
+        </w:rPr>
+        <w:t>① ①    ② ②    ③ ③    ④ ④    ⑤ ⑤</w:t>
+      </w:r>
+    </w:p>
+    <w:p>
+      <w:pPr>
+        <w:keepNext/>
+        <w:spacing w:before="80" w:after="40" w:line="276" w:lineRule="auto"/>
+        <w:snapToGrid w:val="0"/>
+        <w:shd w:val="clear" w:color="auto" w:fill="8A3A12"/>
+      </w:pPr>
+      <w:r>
+        <w:rPr>
+          <w:rFonts w:ascii="맑은 고딕" w:hAnsi="맑은 고딕" w:eastAsia="맑은 고딕"/>
+          <w:b/>
+          <w:color w:val="FFFFFF"/>
+          <w:sz w:val="17"/>
+          <w:u w:val="none"/>
+        </w:rPr>
+        <w:t>서답형  40-서1 ~ 40-서2</w:t>
+      </w:r>
+    </w:p>
+    <w:p>
+      <w:pPr>
+        <w:keepNext/>
+        <w:spacing w:before="80" w:after="20" w:line="276" w:lineRule="auto"/>
+        <w:snapToGrid w:val="0"/>
+      </w:pPr>
+      <w:r>
+        <w:rPr>
+          <w:rFonts w:ascii="맑은 고딕" w:hAnsi="맑은 고딕" w:eastAsia="맑은 고딕"/>
+          <w:b/>
+          <w:sz w:val="17"/>
+          <w:u w:val="none"/>
+        </w:rPr>
+        <w:t>40-서1.</w:t>
+      </w:r>
+      <w:r>
+        <w:rPr>
+          <w:rFonts w:ascii="맑은 고딕" w:hAnsi="맑은 고딕" w:eastAsia="맑은 고딕"/>
+          <w:b w:val="0"/>
+          <w:sz w:val="17"/>
+          <w:u w:val="none"/>
+        </w:rPr>
+        <w:t xml:space="preserve"> 다음 글의 밑줄 친 문장과 같은 뜻이 되도록 &lt;보기&gt;의 표현을 모두 사용하여 &lt;조건&gt;에 맞게 영작하시오. [3점] [3.0점]</w:t>
+      </w:r>
+    </w:p>
+    <w:p>
+      <w:pPr>
+        <w:spacing w:before="0" w:after="60" w:line="288" w:lineRule="auto"/>
+        <w:ind w:left="40"/>
+        <w:snapToGrid w:val="0"/>
+        <w:pBdr>
+          <w:top w:val="single" w:sz="4" w:space="2" w:color="999999"/>
+          <w:left w:val="single" w:sz="4" w:space="2" w:color="999999"/>
+          <w:bottom w:val="single" w:sz="4" w:space="2" w:color="999999"/>
+          <w:right w:val="single" w:sz="4" w:space="2" w:color="999999"/>
+        </w:pBdr>
+        <w:shd w:val="clear" w:color="auto" w:fill="F6F3EA"/>
+      </w:pPr>
+      <w:r>
+        <w:rPr>
+          <w:rFonts w:ascii="맑은 고딕" w:hAnsi="맑은 고딕" w:eastAsia="맑은 고딕"/>
+          <w:b w:val="0"/>
+          <w:sz w:val="17"/>
+          <w:u w:val="none"/>
+        </w:rPr>
+        <w:t xml:space="preserve">When the card came with two out of twelve slots already filled, it felt to customers like they were already 16 percent finished with the goal before they’d even started. </w:t>
+      </w:r>
+      <w:r>
+        <w:rPr>
+          <w:rFonts w:ascii="맑은 고딕" w:hAnsi="맑은 고딕" w:eastAsia="맑은 고딕"/>
+          <w:b w:val="0"/>
+          <w:sz w:val="17"/>
+          <w:u w:val="single"/>
+        </w:rPr>
+        <w:t>Believing they were closer to the reward, they were more motivated to reach the finish line.</w:t>
+      </w:r>
+    </w:p>
+    <w:p>
+      <w:pPr>
+        <w:spacing w:before="0" w:after="60" w:line="288" w:lineRule="auto"/>
+        <w:ind w:left="40"/>
+        <w:snapToGrid w:val="0"/>
+        <w:pBdr>
+          <w:top w:val="single" w:sz="4" w:space="2" w:color="9B6BD0"/>
+          <w:left w:val="single" w:sz="4" w:space="2" w:color="9B6BD0"/>
+          <w:bottom w:val="single" w:sz="4" w:space="2" w:color="9B6BD0"/>
+          <w:right w:val="single" w:sz="4" w:space="2" w:color="9B6BD0"/>
+        </w:pBdr>
+        <w:shd w:val="clear" w:color="auto" w:fill="FAF5FF"/>
+      </w:pPr>
+      <w:r>
+        <w:rPr>
+          <w:rFonts w:ascii="맑은 고딕" w:hAnsi="맑은 고딕" w:eastAsia="맑은 고딕"/>
+          <w:b/>
+          <w:sz w:val="17"/>
+          <w:u w:val="none"/>
+        </w:rPr>
+        <w:t>&lt;보 기&gt;</w:t>
+      </w:r>
+      <w:r>
+        <w:rPr>
+          <w:rFonts w:ascii="맑은 고딕" w:hAnsi="맑은 고딕" w:eastAsia="맑은 고딕"/>
+          <w:b w:val="0"/>
+          <w:sz w:val="17"/>
+          <w:u w:val="none"/>
+        </w:rPr>
+        <w:t xml:space="preserve"> the closer / they / believed / they / were / to the reward / the more motivated / they / were / to reach / the finish line</w:t>
       </w:r>
     </w:p>
     <w:p>
@@ -1565,7 +2685,7 @@
           <w:sz w:val="17"/>
           <w:u w:val="none"/>
         </w:rPr>
-        <w:t>&lt;보 기&gt;</w:t>
+        <w:t>&lt;조 건&gt;</w:t>
       </w:r>
     </w:p>
     <w:p>
@@ -1588,7 +2708,7 @@
           <w:sz w:val="17"/>
           <w:u w:val="none"/>
         </w:rPr>
-        <w:t>(a) Customers in both groups had to buy ten coffees to get a free one.</w:t>
+        <w:t>1. Use ALL the expressions in the box, each only once.</w:t>
       </w:r>
     </w:p>
     <w:p>
@@ -1611,7 +2731,7 @@
           <w:sz w:val="17"/>
           <w:u w:val="none"/>
         </w:rPr>
-        <w:t>(b) The appropriate expression for (A) is ‘For example’.</w:t>
+        <w:t>2. Do NOT change the form of any word, and do NOT add any other words (do not use ‘believing’ or ‘because’).</w:t>
       </w:r>
     </w:p>
     <w:p>
@@ -1634,7 +2754,7 @@
           <w:sz w:val="17"/>
           <w:u w:val="none"/>
         </w:rPr>
-        <w:t>(c) In ⓐ, ‘Believing’ begins a participial phrase that means ‘Because they believed’.</w:t>
+        <w:t>3. Use the ‘the + 비교급 ~, the + 비교급 ~’ structure, beginning with ‘The closer’.</w:t>
       </w:r>
     </w:p>
     <w:p>
@@ -1657,7 +2777,7 @@
           <w:sz w:val="17"/>
           <w:u w:val="none"/>
         </w:rPr>
-        <w:t>(d) In the context, ⓑ ‘illusory’ can be replaced by ‘real’.</w:t>
+        <w:t>4. Write 19 words in total.</w:t>
       </w:r>
     </w:p>
     <w:p>
@@ -1680,13 +2800,12 @@
           <w:sz w:val="17"/>
           <w:u w:val="none"/>
         </w:rPr>
-        <w:t>(e) Customers with the twelve-slot card visited the café less often than the others.</w:t>
+        <w:t>5. 답안지에 소문항 번호를 정확하게 기입할 것</w:t>
       </w:r>
     </w:p>
     <w:p>
       <w:pPr>
-        <w:spacing w:before="0" w:after="20" w:line="276" w:lineRule="auto"/>
-        <w:ind w:left="80"/>
+        <w:spacing w:before="0" w:after="40" w:line="360" w:lineRule="auto"/>
         <w:snapToGrid w:val="0"/>
       </w:pPr>
       <w:r>
@@ -1696,7 +2815,7 @@
           <w:sz w:val="17"/>
           <w:u w:val="none"/>
         </w:rPr>
-        <w:t>① (a), (c)    ② (b), (e)    ③ (c), (d), (e)    ④ (b), (d), (e)    ⑤ (a), (b), (d)</w:t>
+        <w:t>⇒ The closer ________________________________________________________________________ .</w:t>
       </w:r>
     </w:p>
     <w:p>
@@ -1712,7 +2831,7 @@
           <w:sz w:val="17"/>
           <w:u w:val="none"/>
         </w:rPr>
-        <w:t>40-2.</w:t>
+        <w:t>40-서2.</w:t>
       </w:r>
       <w:r>
         <w:rPr>
@@ -1721,7 +2840,7 @@
           <w:sz w:val="17"/>
           <w:u w:val="none"/>
         </w:rPr>
-        <w:t xml:space="preserve"> 다음 글의 밑줄 친 ⓐ ~ ⓕ 중, 어법상 </w:t>
+        <w:t xml:space="preserve"> 다음 글의 요약문을 완성하시오. 빈칸 (1)~(4)에 &lt;보기&gt;에서 알맞은 단어를 골라 </w:t>
       </w:r>
       <w:r>
         <w:rPr>
@@ -1730,7 +2849,7 @@
           <w:sz w:val="17"/>
           <w:u w:val="single"/>
         </w:rPr>
-        <w:t>틀린</w:t>
+        <w:t>필요하면 어형을 바꾸어</w:t>
       </w:r>
       <w:r>
         <w:rPr>
@@ -1739,7 +2858,7 @@
           <w:sz w:val="17"/>
           <w:u w:val="none"/>
         </w:rPr>
-        <w:t xml:space="preserve"> 것을 모두 고른 것은? [3.1점]</w:t>
+        <w:t xml:space="preserve"> 쓰시오. (한 칸에 한 단어, 중복 사용 불가) [각 0.75점, 총 3점] [3.0점]</w:t>
       </w:r>
     </w:p>
     <w:p>
@@ -1762,16 +2881,53 @@
           <w:sz w:val="17"/>
           <w:u w:val="none"/>
         </w:rPr>
-        <w:t>Kivetz, Urminsky, and Zheng partnered with a café to test the motivating effect of illusory progress in an experiment. Customers received a reward card that offered one free coffee after they’d bought ten. While half of the customers received a card with ten open slots, ⓐ</w:t>
-      </w:r>
+        <w:t>Kivetz, Urminsky, and Zheng teamed up with a café to run an experiment on how the feeling of progress—even when it is only an illusion—motivates people. Each customer was given a loyalty card promising a free coffee once ten coffees had been bought. Half of the customers got a card with ten empty slots; the other half got one with twelve. However, the twelve-slot card already carried two ‘bonus’ stamps, which meant that, in strict terms, the two programs were exactly the same. Whoever held a card had to buy ten coffees (and collect ten stamps) before the free one. Still, the free stamps proved very attractive. Those who felt they had been given a head start returned to the café more often and completed their cards faster than the rest. With two of twelve slots filled from the outset, customers felt they were already 16 percent of the way to the goal before making a single purchase. Since they believed the reward was nearer, they tried harder to get there. The study shows that people work harder toward a goal when the reward seems closer to them.</w:t>
+      </w:r>
+    </w:p>
+    <w:p>
+      <w:pPr>
+        <w:spacing w:before="0" w:after="60" w:line="288" w:lineRule="auto"/>
+        <w:ind w:left="40"/>
+        <w:snapToGrid w:val="0"/>
+        <w:pBdr>
+          <w:top w:val="single" w:sz="4" w:space="2" w:color="C99B4E"/>
+          <w:left w:val="single" w:sz="4" w:space="2" w:color="C99B4E"/>
+          <w:bottom w:val="single" w:sz="4" w:space="2" w:color="C99B4E"/>
+          <w:right w:val="single" w:sz="4" w:space="2" w:color="C99B4E"/>
+        </w:pBdr>
+        <w:shd w:val="clear" w:color="auto" w:fill="FFF8E1"/>
+      </w:pPr>
       <w:r>
         <w:rPr>
           <w:rFonts w:ascii="맑은 고딕" w:hAnsi="맑은 고딕" w:eastAsia="맑은 고딕"/>
           <w:b w:val="0"/>
           <w:sz w:val="17"/>
-          <w:u w:val="single"/>
-        </w:rPr>
-        <w:t>another</w:t>
+          <w:u w:val="none"/>
+        </w:rPr>
+        <w:t>Although the two reward cards were in fact (1) ________, customers who started with two bonus stamps were more (2) ________ because the free coffee seemed (3) ________ to them, and this feeling—not the real distance—drove them toward (4) ________ of the goal.</w:t>
+      </w:r>
+    </w:p>
+    <w:p>
+      <w:pPr>
+        <w:spacing w:before="0" w:after="60" w:line="288" w:lineRule="auto"/>
+        <w:ind w:left="40"/>
+        <w:snapToGrid w:val="0"/>
+        <w:pBdr>
+          <w:top w:val="single" w:sz="4" w:space="2" w:color="9B6BD0"/>
+          <w:left w:val="single" w:sz="4" w:space="2" w:color="9B6BD0"/>
+          <w:bottom w:val="single" w:sz="4" w:space="2" w:color="9B6BD0"/>
+          <w:right w:val="single" w:sz="4" w:space="2" w:color="9B6BD0"/>
+        </w:pBdr>
+        <w:shd w:val="clear" w:color="auto" w:fill="FAF5FF"/>
+      </w:pPr>
+      <w:r>
+        <w:rPr>
+          <w:rFonts w:ascii="맑은 고딕" w:hAnsi="맑은 고딕" w:eastAsia="맑은 고딕"/>
+          <w:b/>
+          <w:sz w:val="17"/>
+          <w:u w:val="none"/>
+        </w:rPr>
+        <w:t>&lt;보 기&gt;</w:t>
       </w:r>
       <w:r>
         <w:rPr>
@@ -1780,17 +2936,68 @@
           <w:sz w:val="17"/>
           <w:u w:val="none"/>
         </w:rPr>
-        <w:t xml:space="preserve"> half got a card with twelve open slots. Yet the twelve-slot card had two preexisting “bonus” stamps, so, ⓑ</w:t>
-      </w:r>
+        <w:t xml:space="preserve"> identical / motivate / near / complete / different / farther / motivation / reward / purchase / illusion</w:t>
+      </w:r>
+    </w:p>
+    <w:p>
+      <w:pPr>
+        <w:spacing w:before="0" w:after="0" w:line="288" w:lineRule="auto"/>
+        <w:ind w:left="40"/>
+        <w:snapToGrid w:val="0"/>
+        <w:pBdr>
+          <w:top w:val="single" w:sz="4" w:space="2" w:color="9B6BD0"/>
+          <w:left w:val="single" w:sz="4" w:space="2" w:color="9B6BD0"/>
+          <w:bottom w:val="single" w:sz="4" w:space="2" w:color="9B6BD0"/>
+          <w:right w:val="single" w:sz="4" w:space="2" w:color="9B6BD0"/>
+        </w:pBdr>
+        <w:shd w:val="clear" w:color="auto" w:fill="FAF5FF"/>
+      </w:pPr>
+      <w:r>
+        <w:rPr>
+          <w:rFonts w:ascii="맑은 고딕" w:hAnsi="맑은 고딕" w:eastAsia="맑은 고딕"/>
+          <w:b/>
+          <w:sz w:val="17"/>
+          <w:u w:val="none"/>
+        </w:rPr>
+        <w:t>&lt;조 건&gt;</w:t>
+      </w:r>
+    </w:p>
+    <w:p>
+      <w:pPr>
+        <w:spacing w:before="0" w:after="0" w:line="288" w:lineRule="auto"/>
+        <w:ind w:left="40"/>
+        <w:snapToGrid w:val="0"/>
+        <w:pBdr>
+          <w:top w:val="single" w:sz="4" w:space="2" w:color="9B6BD0"/>
+          <w:left w:val="single" w:sz="4" w:space="2" w:color="9B6BD0"/>
+          <w:bottom w:val="single" w:sz="4" w:space="2" w:color="9B6BD0"/>
+          <w:right w:val="single" w:sz="4" w:space="2" w:color="9B6BD0"/>
+        </w:pBdr>
+        <w:shd w:val="clear" w:color="auto" w:fill="FAF5FF"/>
+      </w:pPr>
       <w:r>
         <w:rPr>
           <w:rFonts w:ascii="맑은 고딕" w:hAnsi="맑은 고딕" w:eastAsia="맑은 고딕"/>
           <w:b w:val="0"/>
           <w:sz w:val="17"/>
-          <w:u w:val="single"/>
-        </w:rPr>
-        <w:t>strictly</w:t>
-      </w:r>
+          <w:u w:val="none"/>
+        </w:rPr>
+        <w:t>1. &lt;보기&gt;의 단어를 골라 필요하면 어형(품사·시제·태·비교급)을 바꾸어 쓸 것</w:t>
+      </w:r>
+    </w:p>
+    <w:p>
+      <w:pPr>
+        <w:spacing w:before="0" w:after="60" w:line="288" w:lineRule="auto"/>
+        <w:ind w:left="40"/>
+        <w:snapToGrid w:val="0"/>
+        <w:pBdr>
+          <w:top w:val="single" w:sz="4" w:space="2" w:color="9B6BD0"/>
+          <w:left w:val="single" w:sz="4" w:space="2" w:color="9B6BD0"/>
+          <w:bottom w:val="single" w:sz="4" w:space="2" w:color="9B6BD0"/>
+          <w:right w:val="single" w:sz="4" w:space="2" w:color="9B6BD0"/>
+        </w:pBdr>
+        <w:shd w:val="clear" w:color="auto" w:fill="FAF5FF"/>
+      </w:pPr>
       <w:r>
         <w:rPr>
           <w:rFonts w:ascii="맑은 고딕" w:hAnsi="맑은 고딕" w:eastAsia="맑은 고딕"/>
@@ -1798,95 +3005,40 @@
           <w:sz w:val="17"/>
           <w:u w:val="none"/>
         </w:rPr>
-        <w:t xml:space="preserve"> speaking, these were identical reward programs. Every customer who got a card needed ⓒ</w:t>
-      </w:r>
+        <w:t>2. 답안지에 소문항 번호를 정확하게 기입할 것  예) 2-(1) 2-(2)</w:t>
+      </w:r>
+    </w:p>
+    <w:p>
+      <w:pPr>
+        <w:spacing w:before="0" w:after="40" w:line="360" w:lineRule="auto"/>
+        <w:snapToGrid w:val="0"/>
+      </w:pPr>
       <w:r>
         <w:rPr>
           <w:rFonts w:ascii="맑은 고딕" w:hAnsi="맑은 고딕" w:eastAsia="맑은 고딕"/>
           <w:b w:val="0"/>
           <w:sz w:val="17"/>
-          <w:u w:val="single"/>
-        </w:rPr>
-        <w:t>making</w:t>
-      </w:r>
-      <w:r>
-        <w:rPr>
-          <w:rFonts w:ascii="맑은 고딕" w:hAnsi="맑은 고딕" w:eastAsia="맑은 고딕"/>
-          <w:b w:val="0"/>
-          <w:sz w:val="17"/>
-          <w:u w:val="none"/>
-        </w:rPr>
-        <w:t xml:space="preserve"> ten coffee purchases (and collect ten stamps) to get their free coffee. But the appeal of the free stamps was high. People who thought they’d gotten a head start came back to the café more often, ⓓ</w:t>
-      </w:r>
-      <w:r>
-        <w:rPr>
-          <w:rFonts w:ascii="맑은 고딕" w:hAnsi="맑은 고딕" w:eastAsia="맑은 고딕"/>
-          <w:b w:val="0"/>
-          <w:sz w:val="17"/>
-          <w:u w:val="single"/>
-        </w:rPr>
-        <w:t>filled</w:t>
-      </w:r>
-      <w:r>
-        <w:rPr>
-          <w:rFonts w:ascii="맑은 고딕" w:hAnsi="맑은 고딕" w:eastAsia="맑은 고딕"/>
-          <w:b w:val="0"/>
-          <w:sz w:val="17"/>
-          <w:u w:val="none"/>
-        </w:rPr>
-        <w:t xml:space="preserve"> in their reward card more quickly than the others. When the card came with two out of twelve slots already ⓔ</w:t>
-      </w:r>
-      <w:r>
-        <w:rPr>
-          <w:rFonts w:ascii="맑은 고딕" w:hAnsi="맑은 고딕" w:eastAsia="맑은 고딕"/>
-          <w:b w:val="0"/>
-          <w:sz w:val="17"/>
-          <w:u w:val="single"/>
-        </w:rPr>
-        <w:t>filled</w:t>
-      </w:r>
-      <w:r>
-        <w:rPr>
-          <w:rFonts w:ascii="맑은 고딕" w:hAnsi="맑은 고딕" w:eastAsia="맑은 고딕"/>
-          <w:b w:val="0"/>
-          <w:sz w:val="17"/>
-          <w:u w:val="none"/>
-        </w:rPr>
-        <w:t>, it felt to customers like they were already 16 percent finished with the goal before they’d even started. Believing they were closer to the reward, they were more ⓕ</w:t>
-      </w:r>
-      <w:r>
-        <w:rPr>
-          <w:rFonts w:ascii="맑은 고딕" w:hAnsi="맑은 고딕" w:eastAsia="맑은 고딕"/>
-          <w:b w:val="0"/>
-          <w:sz w:val="17"/>
-          <w:u w:val="single"/>
-        </w:rPr>
-        <w:t>motivated</w:t>
-      </w:r>
-      <w:r>
-        <w:rPr>
-          <w:rFonts w:ascii="맑은 고딕" w:hAnsi="맑은 고딕" w:eastAsia="맑은 고딕"/>
-          <w:b w:val="0"/>
-          <w:sz w:val="17"/>
-          <w:u w:val="none"/>
-        </w:rPr>
-        <w:t xml:space="preserve"> to reach the finish line. According to the study above, customers were more driven to complete their goals when they perceived the reward as nearer.</w:t>
+          <w:u w:val="none"/>
+        </w:rPr>
+        <w:t>(1) ______________  (2) ______________  (3) ______________  (4) ______________</w:t>
       </w:r>
     </w:p>
     <w:p>
       <w:pPr>
-        <w:spacing w:before="0" w:after="20" w:line="276" w:lineRule="auto"/>
-        <w:ind w:left="80"/>
+        <w:keepNext/>
+        <w:spacing w:before="80" w:after="40" w:line="276" w:lineRule="auto"/>
         <w:snapToGrid w:val="0"/>
-      </w:pPr>
-      <w:r>
-        <w:rPr>
-          <w:rFonts w:ascii="맑은 고딕" w:hAnsi="맑은 고딕" w:eastAsia="맑은 고딕"/>
-          <w:b w:val="0"/>
+        <w:shd w:val="clear" w:color="auto" w:fill="6B21A8"/>
+      </w:pPr>
+      <w:r>
+        <w:rPr>
+          <w:rFonts w:ascii="맑은 고딕" w:hAnsi="맑은 고딕" w:eastAsia="맑은 고딕"/>
+          <w:b/>
+          <w:color w:val="FFFFFF"/>
           <w:sz w:val="17"/>
           <w:u w:val="none"/>
         </w:rPr>
-        <w:t>① ⓐ, ⓒ, ⓓ    ② ⓑ, ⓔ    ③ ⓐ, ⓓ, ⓕ    ④ ⓒ, ⓔ    ⑤ ⓑ, ⓒ, ⓕ</w:t>
+        <w:t>[지문 구조]  ※ 앞 문항을 모두 푼 뒤에 풀 것</w:t>
       </w:r>
     </w:p>
     <w:p>
@@ -1902,7 +3054,7 @@
           <w:sz w:val="17"/>
           <w:u w:val="none"/>
         </w:rPr>
-        <w:t>40-3.</w:t>
+        <w:t>40-8.</w:t>
       </w:r>
       <w:r>
         <w:rPr>
@@ -1911,7 +3063,30 @@
           <w:sz w:val="17"/>
           <w:u w:val="none"/>
         </w:rPr>
-        <w:t xml:space="preserve"> 다음 글의 (A), (B), (C)의 각 네모 안에서 문맥에 맞는 낱말로 가장 적절한 것은? [3.0점]</w:t>
+        <w:t xml:space="preserve"> 글의 흐름으로 보아, 주어진 문장이 들어가기에 가장 적절한 곳은? [2.7점]</w:t>
+      </w:r>
+    </w:p>
+    <w:p>
+      <w:pPr>
+        <w:spacing w:before="0" w:after="60" w:line="288" w:lineRule="auto"/>
+        <w:ind w:left="40"/>
+        <w:snapToGrid w:val="0"/>
+        <w:pBdr>
+          <w:top w:val="single" w:sz="4" w:space="2" w:color="C99B4E"/>
+          <w:left w:val="single" w:sz="4" w:space="2" w:color="C99B4E"/>
+          <w:bottom w:val="single" w:sz="4" w:space="2" w:color="C99B4E"/>
+          <w:right w:val="single" w:sz="4" w:space="2" w:color="C99B4E"/>
+        </w:pBdr>
+        <w:shd w:val="clear" w:color="auto" w:fill="FFF8E1"/>
+      </w:pPr>
+      <w:r>
+        <w:rPr>
+          <w:rFonts w:ascii="맑은 고딕" w:hAnsi="맑은 고딕" w:eastAsia="맑은 고딕"/>
+          <w:b w:val="0"/>
+          <w:sz w:val="17"/>
+          <w:u w:val="none"/>
+        </w:rPr>
+        <w:t>But the appeal of the free stamps was high.</w:t>
       </w:r>
     </w:p>
     <w:p>
@@ -1934,1216 +3109,7 @@
           <w:sz w:val="17"/>
           <w:u w:val="none"/>
         </w:rPr>
-        <w:t>Kivetz, Urminsky, and Zheng partnered with a café to test the motivating effect of illusory progress in an experiment. Customers received a reward card that offered one free coffee after they’d bought ten. While half of the customers received a card with ten open slots, the other half got a card with twelve open slots. Yet the twelve-slot card had two preexisting “bonus” stamps, so, strictly speaking, these were (A) [identical / different] reward programs. Every customer who got a card needed to make ten coffee purchases (and collect ten stamps) to get their free coffee. But the appeal of the free stamps was (B) [high / low]. People who thought they’d gotten a head start came back to the café more often, filling in their reward card more quickly than the others. When the card came with two out of twelve slots already filled, it felt to customers like they were already 16 percent finished with the goal before they’d even started. Believing they were (C) [closer / farther] to the reward, they were more motivated to reach the finish line. According to the study above, customers were more driven to complete their goals when they perceived the reward as nearer.</w:t>
-      </w:r>
-    </w:p>
-    <w:p>
-      <w:pPr>
-        <w:spacing w:before="0" w:after="0" w:line="269" w:lineRule="auto"/>
-        <w:ind w:left="180" w:hanging="180"/>
-        <w:snapToGrid w:val="0"/>
-      </w:pPr>
-      <w:r>
-        <w:rPr>
-          <w:rFonts w:ascii="맑은 고딕" w:hAnsi="맑은 고딕" w:eastAsia="맑은 고딕"/>
-          <w:b w:val="0"/>
-          <w:sz w:val="17"/>
-          <w:u w:val="none"/>
-        </w:rPr>
-        <w:t>① (A) different  (B) high  (C) closer</w:t>
-      </w:r>
-    </w:p>
-    <w:p>
-      <w:pPr>
-        <w:spacing w:before="0" w:after="0" w:line="269" w:lineRule="auto"/>
-        <w:ind w:left="180" w:hanging="180"/>
-        <w:snapToGrid w:val="0"/>
-      </w:pPr>
-      <w:r>
-        <w:rPr>
-          <w:rFonts w:ascii="맑은 고딕" w:hAnsi="맑은 고딕" w:eastAsia="맑은 고딕"/>
-          <w:b w:val="0"/>
-          <w:sz w:val="17"/>
-          <w:u w:val="none"/>
-        </w:rPr>
-        <w:t>② (A) identical  (B) high  (C) closer</w:t>
-      </w:r>
-    </w:p>
-    <w:p>
-      <w:pPr>
-        <w:spacing w:before="0" w:after="0" w:line="269" w:lineRule="auto"/>
-        <w:ind w:left="180" w:hanging="180"/>
-        <w:snapToGrid w:val="0"/>
-      </w:pPr>
-      <w:r>
-        <w:rPr>
-          <w:rFonts w:ascii="맑은 고딕" w:hAnsi="맑은 고딕" w:eastAsia="맑은 고딕"/>
-          <w:b w:val="0"/>
-          <w:sz w:val="17"/>
-          <w:u w:val="none"/>
-        </w:rPr>
-        <w:t>③ (A) identical  (B) low  (C) farther</w:t>
-      </w:r>
-    </w:p>
-    <w:p>
-      <w:pPr>
-        <w:spacing w:before="0" w:after="0" w:line="269" w:lineRule="auto"/>
-        <w:ind w:left="180" w:hanging="180"/>
-        <w:snapToGrid w:val="0"/>
-      </w:pPr>
-      <w:r>
-        <w:rPr>
-          <w:rFonts w:ascii="맑은 고딕" w:hAnsi="맑은 고딕" w:eastAsia="맑은 고딕"/>
-          <w:b w:val="0"/>
-          <w:sz w:val="17"/>
-          <w:u w:val="none"/>
-        </w:rPr>
-        <w:t>④ (A) different  (B) low  (C) closer</w:t>
-      </w:r>
-    </w:p>
-    <w:p>
-      <w:pPr>
-        <w:spacing w:before="0" w:after="0" w:line="269" w:lineRule="auto"/>
-        <w:ind w:left="180" w:hanging="180"/>
-        <w:snapToGrid w:val="0"/>
-      </w:pPr>
-      <w:r>
-        <w:rPr>
-          <w:rFonts w:ascii="맑은 고딕" w:hAnsi="맑은 고딕" w:eastAsia="맑은 고딕"/>
-          <w:b w:val="0"/>
-          <w:sz w:val="17"/>
-          <w:u w:val="none"/>
-        </w:rPr>
-        <w:t>⑤ (A) identical  (B) high  (C) farther</w:t>
-      </w:r>
-    </w:p>
-    <w:p>
-      <w:pPr>
-        <w:keepNext/>
-        <w:spacing w:before="80" w:after="20" w:line="276" w:lineRule="auto"/>
-        <w:snapToGrid w:val="0"/>
-      </w:pPr>
-      <w:r>
-        <w:rPr>
-          <w:rFonts w:ascii="맑은 고딕" w:hAnsi="맑은 고딕" w:eastAsia="맑은 고딕"/>
-          <w:b/>
-          <w:sz w:val="17"/>
-          <w:u w:val="none"/>
-        </w:rPr>
-        <w:t>40-4.</w:t>
-      </w:r>
-      <w:r>
-        <w:rPr>
-          <w:rFonts w:ascii="맑은 고딕" w:hAnsi="맑은 고딕" w:eastAsia="맑은 고딕"/>
-          <w:b w:val="0"/>
-          <w:sz w:val="17"/>
-          <w:u w:val="none"/>
-        </w:rPr>
-        <w:t xml:space="preserve"> 윗글의 내용과 일치하지 </w:t>
-      </w:r>
-      <w:r>
-        <w:rPr>
-          <w:rFonts w:ascii="맑은 고딕" w:hAnsi="맑은 고딕" w:eastAsia="맑은 고딕"/>
-          <w:b w:val="0"/>
-          <w:sz w:val="17"/>
-          <w:u w:val="single"/>
-        </w:rPr>
-        <w:t>않는</w:t>
-      </w:r>
-      <w:r>
-        <w:rPr>
-          <w:rFonts w:ascii="맑은 고딕" w:hAnsi="맑은 고딕" w:eastAsia="맑은 고딕"/>
-          <w:b w:val="0"/>
-          <w:sz w:val="17"/>
-          <w:u w:val="none"/>
-        </w:rPr>
-        <w:t xml:space="preserve"> 것은? [2.8점]</w:t>
-      </w:r>
-    </w:p>
-    <w:p>
-      <w:pPr>
-        <w:spacing w:before="0" w:after="60" w:line="288" w:lineRule="auto"/>
-        <w:ind w:left="40"/>
-        <w:snapToGrid w:val="0"/>
-        <w:pBdr>
-          <w:top w:val="single" w:sz="4" w:space="2" w:color="999999"/>
-          <w:left w:val="single" w:sz="4" w:space="2" w:color="999999"/>
-          <w:bottom w:val="single" w:sz="4" w:space="2" w:color="999999"/>
-          <w:right w:val="single" w:sz="4" w:space="2" w:color="999999"/>
-        </w:pBdr>
-        <w:shd w:val="clear" w:color="auto" w:fill="F6F3EA"/>
-      </w:pPr>
-      <w:r>
-        <w:rPr>
-          <w:rFonts w:ascii="맑은 고딕" w:hAnsi="맑은 고딕" w:eastAsia="맑은 고딕"/>
-          <w:b w:val="0"/>
-          <w:sz w:val="17"/>
-          <w:u w:val="none"/>
-        </w:rPr>
-        <w:t>Kivetz, Urminsky, and Zheng partnered with a café to test the motivating effect of illusory progress in an experiment. Customers received a reward card that offered one free coffee after they’d bought ten. While half of the customers received a card with ten open slots, the other half got a card with twelve open slots. Yet the twelve-slot card had two preexisting “bonus” stamps, so, strictly speaking, these were identical reward programs. Every customer who got a card needed to make ten coffee purchases (and collect ten stamps) to get their free coffee. But the appeal of the free stamps was high. People who thought they’d gotten a head start came back to the café more often, filling in their reward card more quickly than the others. When the card came with two out of twelve slots already filled, it felt to customers like they were already 16 percent finished with the goal before they’d even started. Believing they were closer to the reward, they were more motivated to reach the finish line. According to the study above, customers were more driven to complete their goals when they perceived the reward as nearer.</w:t>
-      </w:r>
-    </w:p>
-    <w:p>
-      <w:pPr>
-        <w:spacing w:before="0" w:after="0" w:line="269" w:lineRule="auto"/>
-        <w:ind w:left="180" w:hanging="180"/>
-        <w:snapToGrid w:val="0"/>
-      </w:pPr>
-      <w:r>
-        <w:rPr>
-          <w:rFonts w:ascii="맑은 고딕" w:hAnsi="맑은 고딕" w:eastAsia="맑은 고딕"/>
-          <w:b w:val="0"/>
-          <w:sz w:val="17"/>
-          <w:u w:val="none"/>
-        </w:rPr>
-        <w:t>① 연구자들은 카페와 협력하여 실험을 진행했다.</w:t>
-      </w:r>
-    </w:p>
-    <w:p>
-      <w:pPr>
-        <w:spacing w:before="0" w:after="0" w:line="269" w:lineRule="auto"/>
-        <w:ind w:left="180" w:hanging="180"/>
-        <w:snapToGrid w:val="0"/>
-      </w:pPr>
-      <w:r>
-        <w:rPr>
-          <w:rFonts w:ascii="맑은 고딕" w:hAnsi="맑은 고딕" w:eastAsia="맑은 고딕"/>
-          <w:b w:val="0"/>
-          <w:sz w:val="17"/>
-          <w:u w:val="none"/>
-        </w:rPr>
-        <w:t>② 고객의 절반은 빈칸이 10개인 카드를 받았다.</w:t>
-      </w:r>
-    </w:p>
-    <w:p>
-      <w:pPr>
-        <w:spacing w:before="0" w:after="0" w:line="269" w:lineRule="auto"/>
-        <w:ind w:left="180" w:hanging="180"/>
-        <w:snapToGrid w:val="0"/>
-      </w:pPr>
-      <w:r>
-        <w:rPr>
-          <w:rFonts w:ascii="맑은 고딕" w:hAnsi="맑은 고딕" w:eastAsia="맑은 고딕"/>
-          <w:b w:val="0"/>
-          <w:sz w:val="17"/>
-          <w:u w:val="none"/>
-        </w:rPr>
-        <w:t>③ 12칸 카드를 받은 고객은 무료 커피를 받기 위해 12잔을 사야 했다.</w:t>
-      </w:r>
-    </w:p>
-    <w:p>
-      <w:pPr>
-        <w:spacing w:before="0" w:after="0" w:line="269" w:lineRule="auto"/>
-        <w:ind w:left="180" w:hanging="180"/>
-        <w:snapToGrid w:val="0"/>
-      </w:pPr>
-      <w:r>
-        <w:rPr>
-          <w:rFonts w:ascii="맑은 고딕" w:hAnsi="맑은 고딕" w:eastAsia="맑은 고딕"/>
-          <w:b w:val="0"/>
-          <w:sz w:val="17"/>
-          <w:u w:val="none"/>
-        </w:rPr>
-        <w:t>④ 앞서 출발했다고 생각한 고객은 카드를 더 빨리 채웠다.</w:t>
-      </w:r>
-    </w:p>
-    <w:p>
-      <w:pPr>
-        <w:spacing w:before="0" w:after="0" w:line="269" w:lineRule="auto"/>
-        <w:ind w:left="180" w:hanging="180"/>
-        <w:snapToGrid w:val="0"/>
-      </w:pPr>
-      <w:r>
-        <w:rPr>
-          <w:rFonts w:ascii="맑은 고딕" w:hAnsi="맑은 고딕" w:eastAsia="맑은 고딕"/>
-          <w:b w:val="0"/>
-          <w:sz w:val="17"/>
-          <w:u w:val="none"/>
-        </w:rPr>
-        <w:t>⑤ 고객은 보상이 더 가깝다고 느낄 때 목표 달성에 더 의욕을 보였다.</w:t>
-      </w:r>
-    </w:p>
-    <w:p>
-      <w:pPr>
-        <w:keepNext/>
-        <w:spacing w:before="80" w:after="20" w:line="276" w:lineRule="auto"/>
-        <w:snapToGrid w:val="0"/>
-      </w:pPr>
-      <w:r>
-        <w:rPr>
-          <w:rFonts w:ascii="맑은 고딕" w:hAnsi="맑은 고딕" w:eastAsia="맑은 고딕"/>
-          <w:b/>
-          <w:sz w:val="17"/>
-          <w:u w:val="none"/>
-        </w:rPr>
-        <w:t>40-5.</w:t>
-      </w:r>
-      <w:r>
-        <w:rPr>
-          <w:rFonts w:ascii="맑은 고딕" w:hAnsi="맑은 고딕" w:eastAsia="맑은 고딕"/>
-          <w:b w:val="0"/>
-          <w:sz w:val="17"/>
-          <w:u w:val="none"/>
-        </w:rPr>
-        <w:t xml:space="preserve"> [A]와 [B]를 읽고 이해한 것으로 가장 적절한 것은? [3.2점]</w:t>
-      </w:r>
-    </w:p>
-    <w:p>
-      <w:pPr>
-        <w:spacing w:before="0" w:after="60" w:line="288" w:lineRule="auto"/>
-        <w:ind w:left="40"/>
-        <w:snapToGrid w:val="0"/>
-        <w:pBdr>
-          <w:top w:val="single" w:sz="4" w:space="2" w:color="999999"/>
-          <w:left w:val="single" w:sz="4" w:space="2" w:color="999999"/>
-          <w:bottom w:val="single" w:sz="4" w:space="2" w:color="999999"/>
-          <w:right w:val="single" w:sz="4" w:space="2" w:color="999999"/>
-        </w:pBdr>
-        <w:shd w:val="clear" w:color="auto" w:fill="F6F3EA"/>
-      </w:pPr>
-      <w:r>
-        <w:rPr>
-          <w:rFonts w:ascii="맑은 고딕" w:hAnsi="맑은 고딕" w:eastAsia="맑은 고딕"/>
-          <w:b w:val="0"/>
-          <w:sz w:val="17"/>
-          <w:u w:val="none"/>
-        </w:rPr>
-        <w:t>[A] When the card came with two out of twelve slots already filled, it felt to customers like they were already 16 percent finished with the goal before they’d even started. Believing they were closer to the reward, they were more motivated to reach the finish line.</w:t>
-      </w:r>
-    </w:p>
-    <w:p>
-      <w:pPr>
-        <w:spacing w:before="0" w:after="60" w:line="288" w:lineRule="auto"/>
-        <w:ind w:left="40"/>
-        <w:snapToGrid w:val="0"/>
-        <w:pBdr>
-          <w:top w:val="single" w:sz="4" w:space="2" w:color="6B7FB8"/>
-          <w:left w:val="single" w:sz="4" w:space="2" w:color="6B7FB8"/>
-          <w:bottom w:val="single" w:sz="4" w:space="2" w:color="6B7FB8"/>
-          <w:right w:val="single" w:sz="4" w:space="2" w:color="6B7FB8"/>
-        </w:pBdr>
-        <w:shd w:val="clear" w:color="auto" w:fill="EEF2FF"/>
-      </w:pPr>
-      <w:r>
-        <w:rPr>
-          <w:rFonts w:ascii="맑은 고딕" w:hAnsi="맑은 고딕" w:eastAsia="맑은 고딕"/>
-          <w:b w:val="0"/>
-          <w:sz w:val="17"/>
-          <w:u w:val="none"/>
-        </w:rPr>
-        <w:t>[B] A reading app counts setting up a profile as the first step of a reading challenge, so new users see their progress bar already at 10 percent. Users who see this early progress are more likely to finish the challenge than those whose bars start at zero, although the books they must read are the same.</w:t>
-      </w:r>
-    </w:p>
-    <w:p>
-      <w:pPr>
-        <w:spacing w:before="0" w:after="0" w:line="269" w:lineRule="auto"/>
-        <w:ind w:left="180" w:hanging="180"/>
-        <w:snapToGrid w:val="0"/>
-      </w:pPr>
-      <w:r>
-        <w:rPr>
-          <w:rFonts w:ascii="맑은 고딕" w:hAnsi="맑은 고딕" w:eastAsia="맑은 고딕"/>
-          <w:b w:val="0"/>
-          <w:sz w:val="17"/>
-          <w:u w:val="none"/>
-        </w:rPr>
-        <w:t>① Both texts show that feeling already partway to a goal can increase people’s effort to reach it.</w:t>
-      </w:r>
-    </w:p>
-    <w:p>
-      <w:pPr>
-        <w:spacing w:before="0" w:after="0" w:line="269" w:lineRule="auto"/>
-        <w:ind w:left="180" w:hanging="180"/>
-        <w:snapToGrid w:val="0"/>
-      </w:pPr>
-      <w:r>
-        <w:rPr>
-          <w:rFonts w:ascii="맑은 고딕" w:hAnsi="맑은 고딕" w:eastAsia="맑은 고딕"/>
-          <w:b w:val="0"/>
-          <w:sz w:val="17"/>
-          <w:u w:val="none"/>
-        </w:rPr>
-        <w:t>② [B] suggests that users read fewer books when their bars start at 10 percent.</w:t>
-      </w:r>
-    </w:p>
-    <w:p>
-      <w:pPr>
-        <w:spacing w:before="0" w:after="0" w:line="269" w:lineRule="auto"/>
-        <w:ind w:left="180" w:hanging="180"/>
-        <w:snapToGrid w:val="0"/>
-      </w:pPr>
-      <w:r>
-        <w:rPr>
-          <w:rFonts w:ascii="맑은 고딕" w:hAnsi="맑은 고딕" w:eastAsia="맑은 고딕"/>
-          <w:b w:val="0"/>
-          <w:sz w:val="17"/>
-          <w:u w:val="none"/>
-        </w:rPr>
-        <w:t>③ [A] argues that free gifts make customers spend less money.</w:t>
-      </w:r>
-    </w:p>
-    <w:p>
-      <w:pPr>
-        <w:spacing w:before="0" w:after="0" w:line="269" w:lineRule="auto"/>
-        <w:ind w:left="180" w:hanging="180"/>
-        <w:snapToGrid w:val="0"/>
-      </w:pPr>
-      <w:r>
-        <w:rPr>
-          <w:rFonts w:ascii="맑은 고딕" w:hAnsi="맑은 고딕" w:eastAsia="맑은 고딕"/>
-          <w:b w:val="0"/>
-          <w:sz w:val="17"/>
-          <w:u w:val="none"/>
-        </w:rPr>
-        <w:t>④ Both texts claim that real progress matters more than how progress feels.</w:t>
-      </w:r>
-    </w:p>
-    <w:p>
-      <w:pPr>
-        <w:spacing w:before="0" w:after="0" w:line="269" w:lineRule="auto"/>
-        <w:ind w:left="180" w:hanging="180"/>
-        <w:snapToGrid w:val="0"/>
-      </w:pPr>
-      <w:r>
-        <w:rPr>
-          <w:rFonts w:ascii="맑은 고딕" w:hAnsi="맑은 고딕" w:eastAsia="맑은 고딕"/>
-          <w:b w:val="0"/>
-          <w:sz w:val="17"/>
-          <w:u w:val="none"/>
-        </w:rPr>
-        <w:t>⑤ [A] focuses on the taste of coffee, while [B] focuses on the quality of books.</w:t>
-      </w:r>
-    </w:p>
-    <w:p>
-      <w:pPr>
-        <w:keepNext/>
-        <w:spacing w:before="80" w:after="20" w:line="276" w:lineRule="auto"/>
-        <w:snapToGrid w:val="0"/>
-      </w:pPr>
-      <w:r>
-        <w:rPr>
-          <w:rFonts w:ascii="맑은 고딕" w:hAnsi="맑은 고딕" w:eastAsia="맑은 고딕"/>
-          <w:b/>
-          <w:sz w:val="17"/>
-          <w:u w:val="none"/>
-        </w:rPr>
-        <w:t>40-6.</w:t>
-      </w:r>
-      <w:r>
-        <w:rPr>
-          <w:rFonts w:ascii="맑은 고딕" w:hAnsi="맑은 고딕" w:eastAsia="맑은 고딕"/>
-          <w:b w:val="0"/>
-          <w:sz w:val="17"/>
-          <w:u w:val="none"/>
-        </w:rPr>
-        <w:t xml:space="preserve"> 윗글의 밑줄 친 </w:t>
-      </w:r>
-      <w:r>
-        <w:rPr>
-          <w:rFonts w:ascii="맑은 고딕" w:hAnsi="맑은 고딕" w:eastAsia="맑은 고딕"/>
-          <w:b w:val="0"/>
-          <w:sz w:val="17"/>
-          <w:u w:val="single"/>
-        </w:rPr>
-        <w:t>illusory progress</w:t>
-      </w:r>
-      <w:r>
-        <w:rPr>
-          <w:rFonts w:ascii="맑은 고딕" w:hAnsi="맑은 고딕" w:eastAsia="맑은 고딕"/>
-          <w:b w:val="0"/>
-          <w:sz w:val="17"/>
-          <w:u w:val="none"/>
-        </w:rPr>
-        <w:t>가 의미하는 바로 가장 적절한 것은? [2.9점]</w:t>
-      </w:r>
-    </w:p>
-    <w:p>
-      <w:pPr>
-        <w:spacing w:before="0" w:after="60" w:line="288" w:lineRule="auto"/>
-        <w:ind w:left="40"/>
-        <w:snapToGrid w:val="0"/>
-        <w:pBdr>
-          <w:top w:val="single" w:sz="4" w:space="2" w:color="999999"/>
-          <w:left w:val="single" w:sz="4" w:space="2" w:color="999999"/>
-          <w:bottom w:val="single" w:sz="4" w:space="2" w:color="999999"/>
-          <w:right w:val="single" w:sz="4" w:space="2" w:color="999999"/>
-        </w:pBdr>
-        <w:shd w:val="clear" w:color="auto" w:fill="F6F3EA"/>
-      </w:pPr>
-      <w:r>
-        <w:rPr>
-          <w:rFonts w:ascii="맑은 고딕" w:hAnsi="맑은 고딕" w:eastAsia="맑은 고딕"/>
-          <w:b w:val="0"/>
-          <w:sz w:val="17"/>
-          <w:u w:val="none"/>
-        </w:rPr>
-        <w:t xml:space="preserve">Kivetz, Urminsky, and Zheng partnered with a café to test the motivating effect of </w:t>
-      </w:r>
-      <w:r>
-        <w:rPr>
-          <w:rFonts w:ascii="맑은 고딕" w:hAnsi="맑은 고딕" w:eastAsia="맑은 고딕"/>
-          <w:b w:val="0"/>
-          <w:sz w:val="17"/>
-          <w:u w:val="single"/>
-        </w:rPr>
-        <w:t>illusory progress</w:t>
-      </w:r>
-      <w:r>
-        <w:rPr>
-          <w:rFonts w:ascii="맑은 고딕" w:hAnsi="맑은 고딕" w:eastAsia="맑은 고딕"/>
-          <w:b w:val="0"/>
-          <w:sz w:val="17"/>
-          <w:u w:val="none"/>
-        </w:rPr>
-        <w:t xml:space="preserve"> in an experiment. Customers received a reward card that offered one free coffee after they’d bought ten. While half of the customers received a card with ten open slots, the other half got a card with twelve open slots. Yet the twelve-slot card had two preexisting “bonus” stamps, so, strictly speaking, these were identical reward programs. Every customer who got a card needed to make ten coffee purchases (and collect ten stamps) to get their free coffee. But the appeal of the free stamps was high. People who thought they’d gotten a head start came back to the café more often, filling in their reward card more quickly than the others. When the card came with two out of twelve slots already filled, it felt to customers like they were already 16 percent finished with the goal before they’d even started. Believing they were closer to the reward, they were more motivated to reach the finish line. According to the study above, customers were more driven to complete their goals when they perceived the reward as nearer.</w:t>
-      </w:r>
-    </w:p>
-    <w:p>
-      <w:pPr>
-        <w:spacing w:before="0" w:after="0" w:line="269" w:lineRule="auto"/>
-        <w:ind w:left="180" w:hanging="180"/>
-        <w:snapToGrid w:val="0"/>
-      </w:pPr>
-      <w:r>
-        <w:rPr>
-          <w:rFonts w:ascii="맑은 고딕" w:hAnsi="맑은 고딕" w:eastAsia="맑은 고딕"/>
-          <w:b w:val="0"/>
-          <w:sz w:val="17"/>
-          <w:u w:val="none"/>
-        </w:rPr>
-        <w:t>① the real advantage of buying more coffee at once</w:t>
-      </w:r>
-    </w:p>
-    <w:p>
-      <w:pPr>
-        <w:spacing w:before="0" w:after="0" w:line="269" w:lineRule="auto"/>
-        <w:ind w:left="180" w:hanging="180"/>
-        <w:snapToGrid w:val="0"/>
-      </w:pPr>
-      <w:r>
-        <w:rPr>
-          <w:rFonts w:ascii="맑은 고딕" w:hAnsi="맑은 고딕" w:eastAsia="맑은 고딕"/>
-          <w:b w:val="0"/>
-          <w:sz w:val="17"/>
-          <w:u w:val="none"/>
-        </w:rPr>
-        <w:t>② a reward that is given before any purchase is made</w:t>
-      </w:r>
-    </w:p>
-    <w:p>
-      <w:pPr>
-        <w:spacing w:before="0" w:after="0" w:line="269" w:lineRule="auto"/>
-        <w:ind w:left="180" w:hanging="180"/>
-        <w:snapToGrid w:val="0"/>
-      </w:pPr>
-      <w:r>
-        <w:rPr>
-          <w:rFonts w:ascii="맑은 고딕" w:hAnsi="맑은 고딕" w:eastAsia="맑은 고딕"/>
-          <w:b w:val="0"/>
-          <w:sz w:val="17"/>
-          <w:u w:val="none"/>
-        </w:rPr>
-        <w:t>③ the speed at which customers drink their coffee</w:t>
-      </w:r>
-    </w:p>
-    <w:p>
-      <w:pPr>
-        <w:spacing w:before="0" w:after="0" w:line="269" w:lineRule="auto"/>
-        <w:ind w:left="180" w:hanging="180"/>
-        <w:snapToGrid w:val="0"/>
-      </w:pPr>
-      <w:r>
-        <w:rPr>
-          <w:rFonts w:ascii="맑은 고딕" w:hAnsi="맑은 고딕" w:eastAsia="맑은 고딕"/>
-          <w:b w:val="0"/>
-          <w:sz w:val="17"/>
-          <w:u w:val="none"/>
-        </w:rPr>
-        <w:t>④ the effort a café makes to improve its service</w:t>
-      </w:r>
-    </w:p>
-    <w:p>
-      <w:pPr>
-        <w:spacing w:before="0" w:after="0" w:line="269" w:lineRule="auto"/>
-        <w:ind w:left="180" w:hanging="180"/>
-        <w:snapToGrid w:val="0"/>
-      </w:pPr>
-      <w:r>
-        <w:rPr>
-          <w:rFonts w:ascii="맑은 고딕" w:hAnsi="맑은 고딕" w:eastAsia="맑은 고딕"/>
-          <w:b w:val="0"/>
-          <w:sz w:val="17"/>
-          <w:u w:val="none"/>
-        </w:rPr>
-        <w:t>⑤ a feeling of having moved toward a goal without actually doing so</w:t>
-      </w:r>
-    </w:p>
-    <w:p>
-      <w:pPr>
-        <w:keepNext/>
-        <w:spacing w:before="80" w:after="20" w:line="276" w:lineRule="auto"/>
-        <w:snapToGrid w:val="0"/>
-      </w:pPr>
-      <w:r>
-        <w:rPr>
-          <w:rFonts w:ascii="맑은 고딕" w:hAnsi="맑은 고딕" w:eastAsia="맑은 고딕"/>
-          <w:b/>
-          <w:sz w:val="17"/>
-          <w:u w:val="none"/>
-        </w:rPr>
-        <w:t>40-7.</w:t>
-      </w:r>
-      <w:r>
-        <w:rPr>
-          <w:rFonts w:ascii="맑은 고딕" w:hAnsi="맑은 고딕" w:eastAsia="맑은 고딕"/>
-          <w:b w:val="0"/>
-          <w:sz w:val="17"/>
-          <w:u w:val="none"/>
-        </w:rPr>
-        <w:t xml:space="preserve"> 윗글을 읽고 학생들이 보인 반응으로 적절하지 </w:t>
-      </w:r>
-      <w:r>
-        <w:rPr>
-          <w:rFonts w:ascii="맑은 고딕" w:hAnsi="맑은 고딕" w:eastAsia="맑은 고딕"/>
-          <w:b w:val="0"/>
-          <w:sz w:val="17"/>
-          <w:u w:val="single"/>
-        </w:rPr>
-        <w:t>않은</w:t>
-      </w:r>
-      <w:r>
-        <w:rPr>
-          <w:rFonts w:ascii="맑은 고딕" w:hAnsi="맑은 고딕" w:eastAsia="맑은 고딕"/>
-          <w:b w:val="0"/>
-          <w:sz w:val="17"/>
-          <w:u w:val="none"/>
-        </w:rPr>
-        <w:t xml:space="preserve"> 것은? [3.0점]</w:t>
-      </w:r>
-    </w:p>
-    <w:p>
-      <w:pPr>
-        <w:spacing w:before="0" w:after="60" w:line="288" w:lineRule="auto"/>
-        <w:ind w:left="40"/>
-        <w:snapToGrid w:val="0"/>
-        <w:pBdr>
-          <w:top w:val="single" w:sz="4" w:space="2" w:color="999999"/>
-          <w:left w:val="single" w:sz="4" w:space="2" w:color="999999"/>
-          <w:bottom w:val="single" w:sz="4" w:space="2" w:color="999999"/>
-          <w:right w:val="single" w:sz="4" w:space="2" w:color="999999"/>
-        </w:pBdr>
-        <w:shd w:val="clear" w:color="auto" w:fill="F6F3EA"/>
-      </w:pPr>
-      <w:r>
-        <w:rPr>
-          <w:rFonts w:ascii="맑은 고딕" w:hAnsi="맑은 고딕" w:eastAsia="맑은 고딕"/>
-          <w:b w:val="0"/>
-          <w:sz w:val="17"/>
-          <w:u w:val="none"/>
-        </w:rPr>
-        <w:t>Kivetz, Urminsky, and Zheng partnered with a café to test the motivating effect of illusory progress in an experiment. Customers received a reward card that offered one free coffee after they’d bought ten. While half of the customers received a card with ten open slots, the other half got a card with twelve open slots. Yet the twelve-slot card had two preexisting “bonus” stamps, so, strictly speaking, these were identical reward programs. Every customer who got a card needed to make ten coffee purchases (and collect ten stamps) to get their free coffee. But the appeal of the free stamps was high. People who thought they’d gotten a head start came back to the café more often, filling in their reward card more quickly than the others. When the card came with two out of twelve slots already filled, it felt to customers like they were already 16 percent finished with the goal before they’d even started. Believing they were closer to the reward, they were more motivated to reach the finish line. According to the study above, customers were more driven to complete their goals when they perceived the reward as nearer.</w:t>
-      </w:r>
-    </w:p>
-    <w:p>
-      <w:pPr>
-        <w:spacing w:before="0" w:after="0" w:line="269" w:lineRule="auto"/>
-        <w:ind w:left="180" w:hanging="180"/>
-        <w:snapToGrid w:val="0"/>
-      </w:pPr>
-      <w:r>
-        <w:rPr>
-          <w:rFonts w:ascii="맑은 고딕" w:hAnsi="맑은 고딕" w:eastAsia="맑은 고딕"/>
-          <w:b w:val="0"/>
-          <w:sz w:val="17"/>
-          <w:u w:val="none"/>
-        </w:rPr>
-        <w:t>① 공부 계획표에 이미 끝낸 일을 먼저 체크해 두면 남은 일에 더 의욕이 생기겠어.</w:t>
-      </w:r>
-    </w:p>
-    <w:p>
-      <w:pPr>
-        <w:spacing w:before="0" w:after="0" w:line="269" w:lineRule="auto"/>
-        <w:ind w:left="180" w:hanging="180"/>
-        <w:snapToGrid w:val="0"/>
-      </w:pPr>
-      <w:r>
-        <w:rPr>
-          <w:rFonts w:ascii="맑은 고딕" w:hAnsi="맑은 고딕" w:eastAsia="맑은 고딕"/>
-          <w:b w:val="0"/>
-          <w:sz w:val="17"/>
-          <w:u w:val="none"/>
-        </w:rPr>
-        <w:t>② 보너스 도장을 주면 무료 커피까지 필요한 구매 횟수가 실제로 줄어드니 고객이 좋아하겠구나.</w:t>
-      </w:r>
-    </w:p>
-    <w:p>
-      <w:pPr>
-        <w:spacing w:before="0" w:after="0" w:line="269" w:lineRule="auto"/>
-        <w:ind w:left="180" w:hanging="180"/>
-        <w:snapToGrid w:val="0"/>
-      </w:pPr>
-      <w:r>
-        <w:rPr>
-          <w:rFonts w:ascii="맑은 고딕" w:hAnsi="맑은 고딕" w:eastAsia="맑은 고딕"/>
-          <w:b w:val="0"/>
-          <w:sz w:val="17"/>
-          <w:u w:val="none"/>
-        </w:rPr>
-        <w:t>③ 마라톤에서 ‘벌써 절반 왔다’는 표지판을 보면 힘이 나는 것도 비슷한 원리겠네.</w:t>
-      </w:r>
-    </w:p>
-    <w:p>
-      <w:pPr>
-        <w:spacing w:before="0" w:after="0" w:line="269" w:lineRule="auto"/>
-        <w:ind w:left="180" w:hanging="180"/>
-        <w:snapToGrid w:val="0"/>
-      </w:pPr>
-      <w:r>
-        <w:rPr>
-          <w:rFonts w:ascii="맑은 고딕" w:hAnsi="맑은 고딕" w:eastAsia="맑은 고딕"/>
-          <w:b w:val="0"/>
-          <w:sz w:val="17"/>
-          <w:u w:val="none"/>
-        </w:rPr>
-        <w:t>④ 같은 조건이라도 출발선이 앞에 있는 것처럼 느끼게 하면 행동이 달라질 수 있구나.</w:t>
-      </w:r>
-    </w:p>
-    <w:p>
-      <w:pPr>
-        <w:spacing w:before="0" w:after="0" w:line="269" w:lineRule="auto"/>
-        <w:ind w:left="180" w:hanging="180"/>
-        <w:snapToGrid w:val="0"/>
-      </w:pPr>
-      <w:r>
-        <w:rPr>
-          <w:rFonts w:ascii="맑은 고딕" w:hAnsi="맑은 고딕" w:eastAsia="맑은 고딕"/>
-          <w:b w:val="0"/>
-          <w:sz w:val="17"/>
-          <w:u w:val="none"/>
-        </w:rPr>
-        <w:t>⑤ 가게들이 첫 방문 때 도장을 하나 찍어 주는 것도 이 효과를 노린 거겠다.</w:t>
-      </w:r>
-    </w:p>
-    <w:p>
-      <w:pPr>
-        <w:keepNext/>
-        <w:spacing w:before="80" w:after="40" w:line="276" w:lineRule="auto"/>
-        <w:snapToGrid w:val="0"/>
-        <w:shd w:val="clear" w:color="auto" w:fill="8A3A12"/>
-      </w:pPr>
-      <w:r>
-        <w:rPr>
-          <w:rFonts w:ascii="맑은 고딕" w:hAnsi="맑은 고딕" w:eastAsia="맑은 고딕"/>
-          <w:b/>
-          <w:color w:val="FFFFFF"/>
-          <w:sz w:val="17"/>
-          <w:u w:val="none"/>
-        </w:rPr>
-        <w:t>서답형  40-서1 ~ 40-서2</w:t>
-      </w:r>
-    </w:p>
-    <w:p>
-      <w:pPr>
-        <w:keepNext/>
-        <w:spacing w:before="80" w:after="20" w:line="276" w:lineRule="auto"/>
-        <w:snapToGrid w:val="0"/>
-      </w:pPr>
-      <w:r>
-        <w:rPr>
-          <w:rFonts w:ascii="맑은 고딕" w:hAnsi="맑은 고딕" w:eastAsia="맑은 고딕"/>
-          <w:b/>
-          <w:sz w:val="17"/>
-          <w:u w:val="none"/>
-        </w:rPr>
-        <w:t>40-서1.</w:t>
-      </w:r>
-      <w:r>
-        <w:rPr>
-          <w:rFonts w:ascii="맑은 고딕" w:hAnsi="맑은 고딕" w:eastAsia="맑은 고딕"/>
-          <w:b w:val="0"/>
-          <w:sz w:val="17"/>
-          <w:u w:val="none"/>
-        </w:rPr>
-        <w:t xml:space="preserve"> 다음 글의 내용을 요약하고자 한다. 빈칸 (1)~(3)에 들어갈 말을 본문에서 찾아 </w:t>
-      </w:r>
-      <w:r>
-        <w:rPr>
-          <w:rFonts w:ascii="맑은 고딕" w:hAnsi="맑은 고딕" w:eastAsia="맑은 고딕"/>
-          <w:b w:val="0"/>
-          <w:sz w:val="17"/>
-          <w:u w:val="single"/>
-        </w:rPr>
-        <w:t>반드시 변형하여</w:t>
-      </w:r>
-      <w:r>
-        <w:rPr>
-          <w:rFonts w:ascii="맑은 고딕" w:hAnsi="맑은 고딕" w:eastAsia="맑은 고딕"/>
-          <w:b w:val="0"/>
-          <w:sz w:val="17"/>
-          <w:u w:val="none"/>
-        </w:rPr>
-        <w:t xml:space="preserve"> 쓰시오. (한 칸에 한 단어) [각 1점, 총 3점] [3.0점]</w:t>
-      </w:r>
-    </w:p>
-    <w:p>
-      <w:pPr>
-        <w:spacing w:before="0" w:after="60" w:line="288" w:lineRule="auto"/>
-        <w:ind w:left="40"/>
-        <w:snapToGrid w:val="0"/>
-        <w:pBdr>
-          <w:top w:val="single" w:sz="4" w:space="2" w:color="999999"/>
-          <w:left w:val="single" w:sz="4" w:space="2" w:color="999999"/>
-          <w:bottom w:val="single" w:sz="4" w:space="2" w:color="999999"/>
-          <w:right w:val="single" w:sz="4" w:space="2" w:color="999999"/>
-        </w:pBdr>
-        <w:shd w:val="clear" w:color="auto" w:fill="F6F3EA"/>
-      </w:pPr>
-      <w:r>
-        <w:rPr>
-          <w:rFonts w:ascii="맑은 고딕" w:hAnsi="맑은 고딕" w:eastAsia="맑은 고딕"/>
-          <w:b w:val="0"/>
-          <w:sz w:val="17"/>
-          <w:u w:val="none"/>
-        </w:rPr>
-        <w:t>Kivetz, Urminsky, and Zheng partnered with a café to test the motivating effect of illusory progress in an experiment. Customers received a reward card that offered one free coffee after they’d bought ten. While half of the customers received a card with ten open slots, the other half got a card with twelve open slots. Yet the twelve-slot card had two preexisting “bonus” stamps, so, strictly speaking, these were identical reward programs. Every customer who got a card needed to make ten coffee purchases (and collect ten stamps) to get their free coffee. But the appeal of the free stamps was high. People who thought they’d gotten a head start came back to the café more often, filling in their reward card more quickly than the others. When the card came with two out of twelve slots already filled, it felt to customers like they were already 16 percent finished with the goal before they’d even started. Believing they were closer to the reward, they were more motivated to reach the finish line. According to the study above, customers were more driven to complete their goals when they perceived the reward as nearer.</w:t>
-      </w:r>
-    </w:p>
-    <w:p>
-      <w:pPr>
-        <w:spacing w:before="0" w:after="60" w:line="288" w:lineRule="auto"/>
-        <w:ind w:left="40"/>
-        <w:snapToGrid w:val="0"/>
-        <w:pBdr>
-          <w:top w:val="single" w:sz="4" w:space="2" w:color="C99B4E"/>
-          <w:left w:val="single" w:sz="4" w:space="2" w:color="C99B4E"/>
-          <w:bottom w:val="single" w:sz="4" w:space="2" w:color="C99B4E"/>
-          <w:right w:val="single" w:sz="4" w:space="2" w:color="C99B4E"/>
-        </w:pBdr>
-        <w:shd w:val="clear" w:color="auto" w:fill="FFF8E1"/>
-      </w:pPr>
-      <w:r>
-        <w:rPr>
-          <w:rFonts w:ascii="맑은 고딕" w:hAnsi="맑은 고딕" w:eastAsia="맑은 고딕"/>
-          <w:b w:val="0"/>
-          <w:sz w:val="17"/>
-          <w:u w:val="none"/>
-        </w:rPr>
-        <w:t>Giving customers an (1) ________ of progress increased their (2) ________, because the reward seemed (3) ________ even though the actual task was the same.</w:t>
-      </w:r>
-    </w:p>
-    <w:p>
-      <w:pPr>
-        <w:spacing w:before="0" w:after="0" w:line="288" w:lineRule="auto"/>
-        <w:ind w:left="40"/>
-        <w:snapToGrid w:val="0"/>
-        <w:pBdr>
-          <w:top w:val="single" w:sz="4" w:space="2" w:color="9B6BD0"/>
-          <w:left w:val="single" w:sz="4" w:space="2" w:color="9B6BD0"/>
-          <w:bottom w:val="single" w:sz="4" w:space="2" w:color="9B6BD0"/>
-          <w:right w:val="single" w:sz="4" w:space="2" w:color="9B6BD0"/>
-        </w:pBdr>
-        <w:shd w:val="clear" w:color="auto" w:fill="FAF5FF"/>
-      </w:pPr>
-      <w:r>
-        <w:rPr>
-          <w:rFonts w:ascii="맑은 고딕" w:hAnsi="맑은 고딕" w:eastAsia="맑은 고딕"/>
-          <w:b/>
-          <w:sz w:val="17"/>
-          <w:u w:val="none"/>
-        </w:rPr>
-        <w:t>&lt;조 건&gt;</w:t>
-      </w:r>
-    </w:p>
-    <w:p>
-      <w:pPr>
-        <w:spacing w:before="0" w:after="0" w:line="288" w:lineRule="auto"/>
-        <w:ind w:left="40"/>
-        <w:snapToGrid w:val="0"/>
-        <w:pBdr>
-          <w:top w:val="single" w:sz="4" w:space="2" w:color="9B6BD0"/>
-          <w:left w:val="single" w:sz="4" w:space="2" w:color="9B6BD0"/>
-          <w:bottom w:val="single" w:sz="4" w:space="2" w:color="9B6BD0"/>
-          <w:right w:val="single" w:sz="4" w:space="2" w:color="9B6BD0"/>
-        </w:pBdr>
-        <w:shd w:val="clear" w:color="auto" w:fill="FAF5FF"/>
-      </w:pPr>
-      <w:r>
-        <w:rPr>
-          <w:rFonts w:ascii="맑은 고딕" w:hAnsi="맑은 고딕" w:eastAsia="맑은 고딕"/>
-          <w:b w:val="0"/>
-          <w:sz w:val="17"/>
-          <w:u w:val="none"/>
-        </w:rPr>
-        <w:t>1. 본문의 단어를 반드시 변형(품사·어형)하여 쓸 것 — 본문 형태 그대로 쓰면 0점</w:t>
-      </w:r>
-    </w:p>
-    <w:p>
-      <w:pPr>
-        <w:spacing w:before="0" w:after="60" w:line="288" w:lineRule="auto"/>
-        <w:ind w:left="40"/>
-        <w:snapToGrid w:val="0"/>
-        <w:pBdr>
-          <w:top w:val="single" w:sz="4" w:space="2" w:color="9B6BD0"/>
-          <w:left w:val="single" w:sz="4" w:space="2" w:color="9B6BD0"/>
-          <w:bottom w:val="single" w:sz="4" w:space="2" w:color="9B6BD0"/>
-          <w:right w:val="single" w:sz="4" w:space="2" w:color="9B6BD0"/>
-        </w:pBdr>
-        <w:shd w:val="clear" w:color="auto" w:fill="FAF5FF"/>
-      </w:pPr>
-      <w:r>
-        <w:rPr>
-          <w:rFonts w:ascii="맑은 고딕" w:hAnsi="맑은 고딕" w:eastAsia="맑은 고딕"/>
-          <w:b w:val="0"/>
-          <w:sz w:val="17"/>
-          <w:u w:val="none"/>
-        </w:rPr>
-        <w:t>2. 답안지에 소문항 번호를 정확하게 기입할 것  예) 1-(1) 1-(2) 1-(3)</w:t>
-      </w:r>
-    </w:p>
-    <w:p>
-      <w:pPr>
-        <w:spacing w:before="0" w:after="40" w:line="360" w:lineRule="auto"/>
-        <w:snapToGrid w:val="0"/>
-      </w:pPr>
-      <w:r>
-        <w:rPr>
-          <w:rFonts w:ascii="맑은 고딕" w:hAnsi="맑은 고딕" w:eastAsia="맑은 고딕"/>
-          <w:b w:val="0"/>
-          <w:sz w:val="17"/>
-          <w:u w:val="none"/>
-        </w:rPr>
-        <w:t>(1) ______________   (2) ______________   (3) ______________</w:t>
-      </w:r>
-    </w:p>
-    <w:p>
-      <w:pPr>
-        <w:keepNext/>
-        <w:spacing w:before="80" w:after="20" w:line="276" w:lineRule="auto"/>
-        <w:snapToGrid w:val="0"/>
-      </w:pPr>
-      <w:r>
-        <w:rPr>
-          <w:rFonts w:ascii="맑은 고딕" w:hAnsi="맑은 고딕" w:eastAsia="맑은 고딕"/>
-          <w:b/>
-          <w:sz w:val="17"/>
-          <w:u w:val="none"/>
-        </w:rPr>
-        <w:t>40-서2.</w:t>
-      </w:r>
-      <w:r>
-        <w:rPr>
-          <w:rFonts w:ascii="맑은 고딕" w:hAnsi="맑은 고딕" w:eastAsia="맑은 고딕"/>
-          <w:b w:val="0"/>
-          <w:sz w:val="17"/>
-          <w:u w:val="none"/>
-        </w:rPr>
-        <w:t xml:space="preserve"> 다음 글의 밑줄 친 문장과 같은 뜻이 되도록 &lt;보기&gt;의 표현을 모두 사용하여 &lt;조건&gt;에 맞게 영작하시오. [3점] [3.0점]</w:t>
-      </w:r>
-    </w:p>
-    <w:p>
-      <w:pPr>
-        <w:spacing w:before="0" w:after="60" w:line="288" w:lineRule="auto"/>
-        <w:ind w:left="40"/>
-        <w:snapToGrid w:val="0"/>
-        <w:pBdr>
-          <w:top w:val="single" w:sz="4" w:space="2" w:color="999999"/>
-          <w:left w:val="single" w:sz="4" w:space="2" w:color="999999"/>
-          <w:bottom w:val="single" w:sz="4" w:space="2" w:color="999999"/>
-          <w:right w:val="single" w:sz="4" w:space="2" w:color="999999"/>
-        </w:pBdr>
-        <w:shd w:val="clear" w:color="auto" w:fill="F6F3EA"/>
-      </w:pPr>
-      <w:r>
-        <w:rPr>
-          <w:rFonts w:ascii="맑은 고딕" w:hAnsi="맑은 고딕" w:eastAsia="맑은 고딕"/>
-          <w:b w:val="0"/>
-          <w:sz w:val="17"/>
-          <w:u w:val="none"/>
-        </w:rPr>
-        <w:t xml:space="preserve">When the card came with two out of twelve slots already filled, it felt to customers like they were already 16 percent finished with the goal. </w:t>
-      </w:r>
-      <w:r>
-        <w:rPr>
-          <w:rFonts w:ascii="맑은 고딕" w:hAnsi="맑은 고딕" w:eastAsia="맑은 고딕"/>
-          <w:b w:val="0"/>
-          <w:sz w:val="17"/>
-          <w:u w:val="single"/>
-        </w:rPr>
-        <w:t>Believing they were closer to the reward, they were more motivated to reach the finish line.</w:t>
-      </w:r>
-    </w:p>
-    <w:p>
-      <w:pPr>
-        <w:spacing w:before="0" w:after="60" w:line="288" w:lineRule="auto"/>
-        <w:ind w:left="40"/>
-        <w:snapToGrid w:val="0"/>
-        <w:pBdr>
-          <w:top w:val="single" w:sz="4" w:space="2" w:color="9B6BD0"/>
-          <w:left w:val="single" w:sz="4" w:space="2" w:color="9B6BD0"/>
-          <w:bottom w:val="single" w:sz="4" w:space="2" w:color="9B6BD0"/>
-          <w:right w:val="single" w:sz="4" w:space="2" w:color="9B6BD0"/>
-        </w:pBdr>
-        <w:shd w:val="clear" w:color="auto" w:fill="FAF5FF"/>
-      </w:pPr>
-      <w:r>
-        <w:rPr>
-          <w:rFonts w:ascii="맑은 고딕" w:hAnsi="맑은 고딕" w:eastAsia="맑은 고딕"/>
-          <w:b/>
-          <w:sz w:val="17"/>
-          <w:u w:val="none"/>
-        </w:rPr>
-        <w:t>&lt;보 기&gt;</w:t>
-      </w:r>
-      <w:r>
-        <w:rPr>
-          <w:rFonts w:ascii="맑은 고딕" w:hAnsi="맑은 고딕" w:eastAsia="맑은 고딕"/>
-          <w:b w:val="0"/>
-          <w:sz w:val="17"/>
-          <w:u w:val="none"/>
-        </w:rPr>
-        <w:t xml:space="preserve"> because / they / believe / they / were / closer / to the reward / they / were / more motivated / to reach / the finish line</w:t>
-      </w:r>
-    </w:p>
-    <w:p>
-      <w:pPr>
-        <w:spacing w:before="0" w:after="0" w:line="288" w:lineRule="auto"/>
-        <w:ind w:left="40"/>
-        <w:snapToGrid w:val="0"/>
-        <w:pBdr>
-          <w:top w:val="single" w:sz="4" w:space="2" w:color="9B6BD0"/>
-          <w:left w:val="single" w:sz="4" w:space="2" w:color="9B6BD0"/>
-          <w:bottom w:val="single" w:sz="4" w:space="2" w:color="9B6BD0"/>
-          <w:right w:val="single" w:sz="4" w:space="2" w:color="9B6BD0"/>
-        </w:pBdr>
-        <w:shd w:val="clear" w:color="auto" w:fill="FAF5FF"/>
-      </w:pPr>
-      <w:r>
-        <w:rPr>
-          <w:rFonts w:ascii="맑은 고딕" w:hAnsi="맑은 고딕" w:eastAsia="맑은 고딕"/>
-          <w:b/>
-          <w:sz w:val="17"/>
-          <w:u w:val="none"/>
-        </w:rPr>
-        <w:t>&lt;조 건&gt;</w:t>
-      </w:r>
-    </w:p>
-    <w:p>
-      <w:pPr>
-        <w:spacing w:before="0" w:after="0" w:line="288" w:lineRule="auto"/>
-        <w:ind w:left="40"/>
-        <w:snapToGrid w:val="0"/>
-        <w:pBdr>
-          <w:top w:val="single" w:sz="4" w:space="2" w:color="9B6BD0"/>
-          <w:left w:val="single" w:sz="4" w:space="2" w:color="9B6BD0"/>
-          <w:bottom w:val="single" w:sz="4" w:space="2" w:color="9B6BD0"/>
-          <w:right w:val="single" w:sz="4" w:space="2" w:color="9B6BD0"/>
-        </w:pBdr>
-        <w:shd w:val="clear" w:color="auto" w:fill="FAF5FF"/>
-      </w:pPr>
-      <w:r>
-        <w:rPr>
-          <w:rFonts w:ascii="맑은 고딕" w:hAnsi="맑은 고딕" w:eastAsia="맑은 고딕"/>
-          <w:b w:val="0"/>
-          <w:sz w:val="17"/>
-          <w:u w:val="none"/>
-        </w:rPr>
-        <w:t>1. &lt;보기&gt;의 표현을 모두 한 번씩만 사용할 것</w:t>
-      </w:r>
-    </w:p>
-    <w:p>
-      <w:pPr>
-        <w:spacing w:before="0" w:after="0" w:line="288" w:lineRule="auto"/>
-        <w:ind w:left="40"/>
-        <w:snapToGrid w:val="0"/>
-        <w:pBdr>
-          <w:top w:val="single" w:sz="4" w:space="2" w:color="9B6BD0"/>
-          <w:left w:val="single" w:sz="4" w:space="2" w:color="9B6BD0"/>
-          <w:bottom w:val="single" w:sz="4" w:space="2" w:color="9B6BD0"/>
-          <w:right w:val="single" w:sz="4" w:space="2" w:color="9B6BD0"/>
-        </w:pBdr>
-        <w:shd w:val="clear" w:color="auto" w:fill="FAF5FF"/>
-      </w:pPr>
-      <w:r>
-        <w:rPr>
-          <w:rFonts w:ascii="맑은 고딕" w:hAnsi="맑은 고딕" w:eastAsia="맑은 고딕"/>
-          <w:b w:val="0"/>
-          <w:sz w:val="17"/>
-          <w:u w:val="none"/>
-        </w:rPr>
-        <w:t>2. 어형은 한 단어만 바꾸고, 다른 단어를 추가하지 말 것</w:t>
-      </w:r>
-    </w:p>
-    <w:p>
-      <w:pPr>
-        <w:spacing w:before="0" w:after="0" w:line="288" w:lineRule="auto"/>
-        <w:ind w:left="40"/>
-        <w:snapToGrid w:val="0"/>
-        <w:pBdr>
-          <w:top w:val="single" w:sz="4" w:space="2" w:color="9B6BD0"/>
-          <w:left w:val="single" w:sz="4" w:space="2" w:color="9B6BD0"/>
-          <w:bottom w:val="single" w:sz="4" w:space="2" w:color="9B6BD0"/>
-          <w:right w:val="single" w:sz="4" w:space="2" w:color="9B6BD0"/>
-        </w:pBdr>
-        <w:shd w:val="clear" w:color="auto" w:fill="FAF5FF"/>
-      </w:pPr>
-      <w:r>
-        <w:rPr>
-          <w:rFonts w:ascii="맑은 고딕" w:hAnsi="맑은 고딕" w:eastAsia="맑은 고딕"/>
-          <w:b w:val="0"/>
-          <w:sz w:val="17"/>
-          <w:u w:val="none"/>
-        </w:rPr>
-        <w:t>3. 분사구문을 ‘Because’로 시작하는 부사절로 바꾸어 쓸 것</w:t>
-      </w:r>
-    </w:p>
-    <w:p>
-      <w:pPr>
-        <w:spacing w:before="0" w:after="0" w:line="288" w:lineRule="auto"/>
-        <w:ind w:left="40"/>
-        <w:snapToGrid w:val="0"/>
-        <w:pBdr>
-          <w:top w:val="single" w:sz="4" w:space="2" w:color="9B6BD0"/>
-          <w:left w:val="single" w:sz="4" w:space="2" w:color="9B6BD0"/>
-          <w:bottom w:val="single" w:sz="4" w:space="2" w:color="9B6BD0"/>
-          <w:right w:val="single" w:sz="4" w:space="2" w:color="9B6BD0"/>
-        </w:pBdr>
-        <w:shd w:val="clear" w:color="auto" w:fill="FAF5FF"/>
-      </w:pPr>
-      <w:r>
-        <w:rPr>
-          <w:rFonts w:ascii="맑은 고딕" w:hAnsi="맑은 고딕" w:eastAsia="맑은 고딕"/>
-          <w:b w:val="0"/>
-          <w:sz w:val="17"/>
-          <w:u w:val="none"/>
-        </w:rPr>
-        <w:t>4. 총 18단어로 쓸 것</w:t>
-      </w:r>
-    </w:p>
-    <w:p>
-      <w:pPr>
-        <w:spacing w:before="0" w:after="60" w:line="288" w:lineRule="auto"/>
-        <w:ind w:left="40"/>
-        <w:snapToGrid w:val="0"/>
-        <w:pBdr>
-          <w:top w:val="single" w:sz="4" w:space="2" w:color="9B6BD0"/>
-          <w:left w:val="single" w:sz="4" w:space="2" w:color="9B6BD0"/>
-          <w:bottom w:val="single" w:sz="4" w:space="2" w:color="9B6BD0"/>
-          <w:right w:val="single" w:sz="4" w:space="2" w:color="9B6BD0"/>
-        </w:pBdr>
-        <w:shd w:val="clear" w:color="auto" w:fill="FAF5FF"/>
-      </w:pPr>
-      <w:r>
-        <w:rPr>
-          <w:rFonts w:ascii="맑은 고딕" w:hAnsi="맑은 고딕" w:eastAsia="맑은 고딕"/>
-          <w:b w:val="0"/>
-          <w:sz w:val="17"/>
-          <w:u w:val="none"/>
-        </w:rPr>
-        <w:t>5. 답안지에 소문항 번호를 정확하게 기입할 것</w:t>
-      </w:r>
-    </w:p>
-    <w:p>
-      <w:pPr>
-        <w:spacing w:before="0" w:after="40" w:line="360" w:lineRule="auto"/>
-        <w:snapToGrid w:val="0"/>
-      </w:pPr>
-      <w:r>
-        <w:rPr>
-          <w:rFonts w:ascii="맑은 고딕" w:hAnsi="맑은 고딕" w:eastAsia="맑은 고딕"/>
-          <w:b w:val="0"/>
-          <w:sz w:val="17"/>
-          <w:u w:val="none"/>
-        </w:rPr>
-        <w:t>⇒ Because ______________________________________________________________ .</w:t>
-      </w:r>
-    </w:p>
-    <w:p>
-      <w:pPr>
-        <w:keepNext/>
-        <w:spacing w:before="80" w:after="40" w:line="276" w:lineRule="auto"/>
-        <w:snapToGrid w:val="0"/>
-        <w:shd w:val="clear" w:color="auto" w:fill="6B21A8"/>
-      </w:pPr>
-      <w:r>
-        <w:rPr>
-          <w:rFonts w:ascii="맑은 고딕" w:hAnsi="맑은 고딕" w:eastAsia="맑은 고딕"/>
-          <w:b/>
-          <w:color w:val="FFFFFF"/>
-          <w:sz w:val="17"/>
-          <w:u w:val="none"/>
-        </w:rPr>
-        <w:t>[지문 구조]  ※ 앞 문항을 모두 푼 뒤에 풀 것</w:t>
-      </w:r>
-    </w:p>
-    <w:p>
-      <w:pPr>
-        <w:keepNext/>
-        <w:spacing w:before="80" w:after="20" w:line="276" w:lineRule="auto"/>
-        <w:snapToGrid w:val="0"/>
-      </w:pPr>
-      <w:r>
-        <w:rPr>
-          <w:rFonts w:ascii="맑은 고딕" w:hAnsi="맑은 고딕" w:eastAsia="맑은 고딕"/>
-          <w:b/>
-          <w:sz w:val="17"/>
-          <w:u w:val="none"/>
-        </w:rPr>
-        <w:t>40-8.</w:t>
-      </w:r>
-      <w:r>
-        <w:rPr>
-          <w:rFonts w:ascii="맑은 고딕" w:hAnsi="맑은 고딕" w:eastAsia="맑은 고딕"/>
-          <w:b w:val="0"/>
-          <w:sz w:val="17"/>
-          <w:u w:val="none"/>
-        </w:rPr>
-        <w:t xml:space="preserve"> 글의 흐름으로 보아, 주어진 문장이 들어가기에 가장 적절한 곳은? [2.7점]</w:t>
-      </w:r>
-    </w:p>
-    <w:p>
-      <w:pPr>
-        <w:spacing w:before="0" w:after="60" w:line="288" w:lineRule="auto"/>
-        <w:ind w:left="40"/>
-        <w:snapToGrid w:val="0"/>
-        <w:pBdr>
-          <w:top w:val="single" w:sz="4" w:space="2" w:color="C99B4E"/>
-          <w:left w:val="single" w:sz="4" w:space="2" w:color="C99B4E"/>
-          <w:bottom w:val="single" w:sz="4" w:space="2" w:color="C99B4E"/>
-          <w:right w:val="single" w:sz="4" w:space="2" w:color="C99B4E"/>
-        </w:pBdr>
-        <w:shd w:val="clear" w:color="auto" w:fill="FFF8E1"/>
-      </w:pPr>
-      <w:r>
-        <w:rPr>
-          <w:rFonts w:ascii="맑은 고딕" w:hAnsi="맑은 고딕" w:eastAsia="맑은 고딕"/>
-          <w:b w:val="0"/>
-          <w:sz w:val="17"/>
-          <w:u w:val="none"/>
-        </w:rPr>
-        <w:t>Yet the twelve-slot card had two preexisting “bonus” stamps, so, strictly speaking, these were identical reward programs.</w:t>
-      </w:r>
-    </w:p>
-    <w:p>
-      <w:pPr>
-        <w:spacing w:before="0" w:after="60" w:line="288" w:lineRule="auto"/>
-        <w:ind w:left="40"/>
-        <w:snapToGrid w:val="0"/>
-        <w:pBdr>
-          <w:top w:val="single" w:sz="4" w:space="2" w:color="999999"/>
-          <w:left w:val="single" w:sz="4" w:space="2" w:color="999999"/>
-          <w:bottom w:val="single" w:sz="4" w:space="2" w:color="999999"/>
-          <w:right w:val="single" w:sz="4" w:space="2" w:color="999999"/>
-        </w:pBdr>
-        <w:shd w:val="clear" w:color="auto" w:fill="F6F3EA"/>
-      </w:pPr>
-      <w:r>
-        <w:rPr>
-          <w:rFonts w:ascii="맑은 고딕" w:hAnsi="맑은 고딕" w:eastAsia="맑은 고딕"/>
-          <w:b w:val="0"/>
-          <w:sz w:val="17"/>
-          <w:u w:val="none"/>
-        </w:rPr>
-        <w:t>Kivetz, Urminsky, and Zheng partnered with a café to test the motivating effect of illusory progress in an experiment. ( ① ) Customers received a reward card that offered one free coffee after they’d bought ten. ( ② ) While half of the customers received a card with ten open slots, the other half got a card with twelve open slots. ( ③ ) Every customer who got a card needed to make ten coffee purchases (and collect ten stamps) to get their free coffee. ( ④ ) But the appeal of the free stamps was high. ( ⑤ ) People who thought they’d gotten a head start came back to the café more often.</w:t>
+        <w:t>Kivetz, Urminsky, and Zheng partnered with a café to test the motivating effect of illusory progress in an experiment. Customers received a reward card that offered one free coffee after they’d bought ten. While half of the customers received a card with ten open slots, the other half got a card with twelve open slots. ( ① ) Yet the twelve-slot card had two preexisting “bonus” stamps, so, strictly speaking, these were identical reward programs. ( ② ) Every customer who got a card needed to make ten coffee purchases (and collect ten stamps) to get their free coffee. ( ③ ) People who thought they’d gotten a head start came back to the café more often, filling in their reward card more quickly than the others. ( ④ ) When the card came with two out of twelve slots already filled, it felt to customers like they were already 16 percent finished with the goal before they’d even started. ( ⑤ ) Believing they were closer to the reward, they were more motivated to reach the finish line. According to the study above, customers were more driven to complete their goals when they perceived the reward as nearer.</w:t>
       </w:r>
     </w:p>
     <w:p>
@@ -3237,7 +3203,7 @@
           <w:sz w:val="15"/>
           <w:u w:val="none"/>
         </w:rPr>
-        <w:t xml:space="preserve"> ★motivating (효과가 동기를 ‘부여하는’ 능동)</w:t>
+        <w:t xml:space="preserve"> ★partnered (주어 Kivetz, Urminsky, and Zheng의 본동사 — partnering이면 동사 없음)</w:t>
       </w:r>
     </w:p>
     <w:p>
@@ -3262,7 +3228,7 @@
           <w:sz w:val="15"/>
           <w:u w:val="none"/>
         </w:rPr>
-        <w:t xml:space="preserve"> illusory (명사 progress 수식 → 형용사)</w:t>
+        <w:t xml:space="preserve"> motivating (effect를 꾸미는 현재분사 ‘동기를 부여하는’)</w:t>
       </w:r>
     </w:p>
     <w:p>
@@ -3287,7 +3253,7 @@
           <w:sz w:val="15"/>
           <w:u w:val="none"/>
         </w:rPr>
-        <w:t xml:space="preserve"> ★that (선행사 a reward card — what 불가)</w:t>
+        <w:t xml:space="preserve"> illusory</w:t>
       </w:r>
     </w:p>
     <w:p>
@@ -3312,7 +3278,7 @@
           <w:sz w:val="15"/>
           <w:u w:val="none"/>
         </w:rPr>
-        <w:t xml:space="preserve"> ★bought (had + p.p. 과거완료)</w:t>
+        <w:t xml:space="preserve"> ★that (선행사 a reward card + 불완전절(offered의 주어 없음) → 관계대명사; what은 선행사 불가)</w:t>
       </w:r>
     </w:p>
     <w:p>
@@ -3362,7 +3328,7 @@
           <w:sz w:val="15"/>
           <w:u w:val="none"/>
         </w:rPr>
-        <w:t xml:space="preserve"> twelve</w:t>
+        <w:t xml:space="preserve"> slots</w:t>
       </w:r>
     </w:p>
     <w:p>
@@ -3387,7 +3353,7 @@
           <w:sz w:val="15"/>
           <w:u w:val="none"/>
         </w:rPr>
-        <w:t xml:space="preserve"> preexisting (미리 찍혀 있는 ↔ missing)</w:t>
+        <w:t xml:space="preserve"> preexisting (stamps 수식 ‘미리 존재하는’ → 현재분사 형용사)</w:t>
       </w:r>
     </w:p>
     <w:p>
@@ -3412,7 +3378,7 @@
           <w:sz w:val="15"/>
           <w:u w:val="none"/>
         </w:rPr>
-        <w:t xml:space="preserve"> strictly (strictly speaking 엄밀히 말하면)</w:t>
+        <w:t xml:space="preserve"> ★were (주어 these(복수) — 두 프로그램)</w:t>
       </w:r>
     </w:p>
     <w:p>
@@ -3437,7 +3403,7 @@
           <w:sz w:val="15"/>
           <w:u w:val="none"/>
         </w:rPr>
-        <w:t xml:space="preserve"> identical (동일한 ↔ different — 둘 다 10번 구매)</w:t>
+        <w:t xml:space="preserve"> identical (똑같은 — 뒤 ‘모두 열 번 사야 한다’와 호응; different는 반대)</w:t>
       </w:r>
     </w:p>
     <w:p>
@@ -3462,7 +3428,7 @@
           <w:sz w:val="15"/>
           <w:u w:val="none"/>
         </w:rPr>
-        <w:t xml:space="preserve"> ★needed (주절 과거 서술 → 과거시제, 주어 Every customer 단수)</w:t>
+        <w:t xml:space="preserve"> ★to make (need + to부정사)</w:t>
       </w:r>
     </w:p>
     <w:p>
@@ -3487,7 +3453,7 @@
           <w:sz w:val="15"/>
           <w:u w:val="none"/>
         </w:rPr>
-        <w:t xml:space="preserve"> appeal</w:t>
+        <w:t xml:space="preserve"> high (공짜 도장의 매력이 ‘컸다’ — 뒤 ‘더 자주 돌아왔다’와 호응; low는 반대)</w:t>
       </w:r>
     </w:p>
     <w:p>
@@ -3512,7 +3478,7 @@
           <w:sz w:val="15"/>
           <w:u w:val="none"/>
         </w:rPr>
-        <w:t xml:space="preserve"> high (매력이 컸다 ↔ low)</w:t>
+        <w:t xml:space="preserve"> ★filling (분사구문 — 사람들이 카드를 ‘채우는’ 능동)</w:t>
       </w:r>
     </w:p>
     <w:p>
@@ -3537,7 +3503,7 @@
           <w:sz w:val="15"/>
           <w:u w:val="none"/>
         </w:rPr>
-        <w:t xml:space="preserve"> ★gotten (had + p.p.)</w:t>
+        <w:t xml:space="preserve"> quickly (동사 filling in 수식 → 부사, 비교 more quickly)</w:t>
       </w:r>
     </w:p>
     <w:p>
@@ -3562,7 +3528,7 @@
           <w:sz w:val="15"/>
           <w:u w:val="none"/>
         </w:rPr>
-        <w:t xml:space="preserve"> head</w:t>
+        <w:t xml:space="preserve"> percent</w:t>
       </w:r>
     </w:p>
     <w:p>
@@ -3587,7 +3553,7 @@
           <w:sz w:val="15"/>
           <w:u w:val="none"/>
         </w:rPr>
-        <w:t xml:space="preserve"> ★filling (동시 동작 능동 분사구문)</w:t>
+        <w:t xml:space="preserve"> ★started (before they’d even started — 과거완료 had + p.p.)</w:t>
       </w:r>
     </w:p>
     <w:p>
@@ -3612,7 +3578,7 @@
           <w:sz w:val="15"/>
           <w:u w:val="none"/>
         </w:rPr>
-        <w:t xml:space="preserve"> ★quickly (동사 filling in 수식 → 부사)</w:t>
+        <w:t xml:space="preserve"> ★Believing (분사구문 — 그들이 ‘믿는’ 능동; Believed면 ‘믿어지는’ 수동)</w:t>
       </w:r>
     </w:p>
     <w:p>
@@ -3637,7 +3603,7 @@
           <w:sz w:val="15"/>
           <w:u w:val="none"/>
         </w:rPr>
-        <w:t xml:space="preserve"> ★filled (with + O + p.p. — 칸이 ‘채워진’ 수동)</w:t>
+        <w:t xml:space="preserve"> ★to reach (be motivated to-v ‘~하도록 동기 부여된’)</w:t>
       </w:r>
     </w:p>
     <w:p>
@@ -3662,7 +3628,7 @@
           <w:sz w:val="15"/>
           <w:u w:val="none"/>
         </w:rPr>
-        <w:t xml:space="preserve"> Believing (분사구문 — 그들이 ‘믿는’ 능동)</w:t>
+        <w:t xml:space="preserve"> driven (be driven to-v ‘~하도록 내몰리다’ → 과거분사)</w:t>
       </w:r>
     </w:p>
     <w:p>
@@ -3687,7 +3653,7 @@
           <w:sz w:val="15"/>
           <w:u w:val="none"/>
         </w:rPr>
-        <w:t xml:space="preserve"> motivated (고객이 ‘동기 부여된’ 수동)</w:t>
+        <w:t xml:space="preserve"> goals</w:t>
       </w:r>
     </w:p>
     <w:p>
@@ -3712,7 +3678,7 @@
           <w:sz w:val="15"/>
           <w:u w:val="none"/>
         </w:rPr>
-        <w:t xml:space="preserve"> ★perceived (과거 연구 서술 → 과거시제)</w:t>
+        <w:t xml:space="preserve"> ★perceived (고객이 보상을 ‘인식하는’ 능동 — perceive A as B)</w:t>
       </w:r>
     </w:p>
     <w:p>
@@ -3737,7 +3703,7 @@
           <w:sz w:val="15"/>
           <w:u w:val="none"/>
         </w:rPr>
-        <w:t xml:space="preserve"> nearer</w:t>
+        <w:t xml:space="preserve"> nearer (보상이 더 가깝다고 인식할 때 → 앞 closer to the reward와 호응; farther는 반대)</w:t>
       </w:r>
     </w:p>
     <w:p>
@@ -3762,7 +3728,7 @@
           <w:sz w:val="15"/>
           <w:u w:val="none"/>
         </w:rPr>
-        <w:t xml:space="preserve"> ○ (나머지 절반 = the others 나머지 사람들)</w:t>
+        <w:t xml:space="preserve"> ○ (주격 관계대명사 + 동사 = 현재분사 수식 — a card offering …)</w:t>
       </w:r>
     </w:p>
     <w:p>
@@ -3787,7 +3753,7 @@
           <w:sz w:val="15"/>
           <w:u w:val="none"/>
         </w:rPr>
-        <w:t xml:space="preserve"> ○ (strictly speaking = to be exact)</w:t>
+        <w:t xml:space="preserve"> ○ (분사구문 Believing … = Because they believed …, 이유)</w:t>
       </w:r>
     </w:p>
     <w:p>
@@ -3812,7 +3778,7 @@
           <w:sz w:val="15"/>
           <w:u w:val="none"/>
         </w:rPr>
-        <w:t xml:space="preserve"> ★✕ — 바른 형태: filled (with + O + p.p., 칸이 ‘채워진’ 수동)</w:t>
+        <w:t xml:space="preserve"> ★✕ — 바른 형태: these were (두 적립 프로그램 → 복수 these; this was는 단수)</w:t>
       </w:r>
     </w:p>
     <w:p>
@@ -3837,7 +3803,7 @@
           <w:sz w:val="15"/>
           <w:u w:val="none"/>
         </w:rPr>
-        <w:t xml:space="preserve"> Every customer needed to make ten coffee purchases to get their free coffee. (보충 to / 제외 purchasing / need→needed)</w:t>
+        <w:t xml:space="preserve"> People who thought they’d gotten a head start came back to the café more often, filling in their reward card more quickly than the others. (보충 who / 제외 so / think→thought, have get→’d gotten, come back→came back, fill in→filling in)</w:t>
       </w:r>
     </w:p>
     <w:p>
@@ -3862,7 +3828,7 @@
           <w:sz w:val="15"/>
           <w:u w:val="none"/>
         </w:rPr>
-        <w:t xml:space="preserve"> Believing they were closer to the reward, they were more motivated to reach the finish line. (보충 more / 제외 motivation / believe→Believing · close→closer · motivate→motivated)</w:t>
+        <w:t xml:space="preserve"> When the card came with two out of twelve slots already filled, it felt to customers like they were already 16 percent finished with the goal before they had even started. (보충 like / 제외 as / come→came, fill→filled, feel→felt, be→were)</w:t>
       </w:r>
     </w:p>
     <w:p>
@@ -3887,7 +3853,7 @@
           <w:sz w:val="15"/>
           <w:u w:val="none"/>
         </w:rPr>
-        <w:t xml:space="preserve"> Customers were more driven to complete their goals when they perceived the reward as nearer. (near→nearer)</w:t>
+        <w:t xml:space="preserve"> Believing they were closer to the reward, they were more motivated to reach the finish line. (believe→Believing)</w:t>
       </w:r>
     </w:p>
     <w:p>
@@ -3912,7 +3878,7 @@
           <w:sz w:val="15"/>
           <w:u w:val="none"/>
         </w:rPr>
-        <w:t xml:space="preserve"> Customers</w:t>
+        <w:t xml:space="preserve"> 열 칸짜리 카드와 열두 칸짜리 카드(두 적립 프로그램)</w:t>
       </w:r>
     </w:p>
     <w:p>
@@ -3937,7 +3903,7 @@
           <w:sz w:val="15"/>
           <w:u w:val="none"/>
         </w:rPr>
-        <w:t xml:space="preserve"> 빈칸 10개짜리 카드와 보너스 도장 2개가 찍힌 12칸짜리 카드(두 보상 프로그램)</w:t>
+        <w:t xml:space="preserve"> 보너스 도장이 없는 열 칸짜리 카드를 받은 고객들</w:t>
       </w:r>
     </w:p>
     <w:p>
@@ -3962,7 +3928,7 @@
           <w:sz w:val="15"/>
           <w:u w:val="none"/>
         </w:rPr>
-        <w:t xml:space="preserve"> 빈칸 10개짜리 카드를 받은 고객들</w:t>
+        <w:t xml:space="preserve"> 도장 열 개를 모아 무료 커피 한 잔을 받는 것</w:t>
       </w:r>
     </w:p>
     <w:p>
@@ -3987,7 +3953,7 @@
           <w:sz w:val="15"/>
           <w:u w:val="none"/>
         </w:rPr>
-        <w:t xml:space="preserve"> two out of twelve</w:t>
+        <w:t xml:space="preserve"> two preexisting “bonus” stamps</w:t>
       </w:r>
     </w:p>
     <w:p>
@@ -4012,7 +3978,7 @@
           <w:sz w:val="15"/>
           <w:u w:val="none"/>
         </w:rPr>
-        <w:t xml:space="preserve"> ★opens (선행사 A new user 단수)</w:t>
+        <w:t xml:space="preserve"> ★gives (주어 A summer reading club 단수 — that … boxes는 관계절)</w:t>
       </w:r>
     </w:p>
     <w:p>
@@ -4037,7 +4003,7 @@
           <w:sz w:val="15"/>
           <w:u w:val="none"/>
         </w:rPr>
-        <w:t xml:space="preserve"> ★see (선행사 users 복수)</w:t>
+        <w:t xml:space="preserve"> ★holding (아이들이 차트를 ‘들고 있는’ 능동 — the ones holding)</w:t>
       </w:r>
     </w:p>
     <w:p>
@@ -4062,7 +4028,7 @@
           <w:sz w:val="15"/>
           <w:u w:val="none"/>
         </w:rPr>
-        <w:t xml:space="preserve"> ★to keep (be likely to-v)</w:t>
+        <w:t xml:space="preserve"> ★that (feel의 목적어인 완전한 절 → 접속사 that; what은 불완전절)</w:t>
       </w:r>
     </w:p>
     <w:p>
@@ -4087,7 +4053,7 @@
           <w:sz w:val="15"/>
           <w:u w:val="none"/>
         </w:rPr>
-        <w:t xml:space="preserve"> progress</w:t>
+        <w:t xml:space="preserve"> nearer</w:t>
       </w:r>
     </w:p>
     <w:p>
@@ -4128,7 +4094,7 @@
           <w:sz w:val="15"/>
           <w:u w:val="none"/>
         </w:rPr>
-        <w:t xml:space="preserve"> 정답 ④ — (a) ○ (b) ✕ (c) ○ (d) ✕ (e) ✕</w:t>
+        <w:t xml:space="preserve"> 정답 ④</w:t>
       </w:r>
     </w:p>
     <w:p>
@@ -4153,7 +4119,7 @@
           <w:sz w:val="15"/>
           <w:u w:val="none"/>
         </w:rPr>
-        <w:t xml:space="preserve"> 정답 ① — ⓐ another → the other / ⓒ making → to make / ⓓ filled → filling</w:t>
+        <w:t xml:space="preserve"> 정답 ② — apparent · increase</w:t>
       </w:r>
     </w:p>
     <w:p>
@@ -4178,7 +4144,7 @@
           <w:sz w:val="15"/>
           <w:u w:val="none"/>
         </w:rPr>
-        <w:t xml:space="preserve"> 정답 ② — identical · high · closer</w:t>
+        <w:t xml:space="preserve"> 정답 ① — ⓐ what → that(which) / ⓒ filled → filling / ⓔ needed making → needed to make</w:t>
       </w:r>
     </w:p>
     <w:p>
@@ -4203,7 +4169,7 @@
           <w:sz w:val="15"/>
           <w:u w:val="none"/>
         </w:rPr>
-        <w:t xml:space="preserve"> 정답 ③</w:t>
+        <w:t xml:space="preserve"> 정답 ⑤</w:t>
       </w:r>
     </w:p>
     <w:p>
@@ -4228,7 +4194,7 @@
           <w:sz w:val="15"/>
           <w:u w:val="none"/>
         </w:rPr>
-        <w:t xml:space="preserve"> 정답 ①</w:t>
+        <w:t xml:space="preserve"> 정답 ④</w:t>
       </w:r>
     </w:p>
     <w:p>
@@ -4253,7 +4219,7 @@
           <w:sz w:val="15"/>
           <w:u w:val="none"/>
         </w:rPr>
-        <w:t xml:space="preserve"> 정답 ⑤</w:t>
+        <w:t xml:space="preserve"> 정답 ②</w:t>
       </w:r>
     </w:p>
     <w:p>
@@ -4278,7 +4244,7 @@
           <w:sz w:val="15"/>
           <w:u w:val="none"/>
         </w:rPr>
-        <w:t xml:space="preserve"> 정답 ②</w:t>
+        <w:t xml:space="preserve"> 정답 ③ — low → high</w:t>
       </w:r>
     </w:p>
     <w:p>
@@ -4303,7 +4269,7 @@
           <w:sz w:val="15"/>
           <w:u w:val="none"/>
         </w:rPr>
-        <w:t xml:space="preserve"> (1) illusion  (2) motivation  (3) near</w:t>
+        <w:t xml:space="preserve"> The closer they believed they were to the reward, the more motivated they were to reach the finish line.</w:t>
       </w:r>
     </w:p>
     <w:p>
@@ -4328,7 +4294,7 @@
           <w:sz w:val="15"/>
           <w:u w:val="none"/>
         </w:rPr>
-        <w:t xml:space="preserve"> Because they believed they were closer to the reward, they were more motivated to reach the finish line.</w:t>
+        <w:t xml:space="preserve"> (1) identical  (2) motivated  (3) nearer  (4) completion</w:t>
       </w:r>
     </w:p>
     <w:p>
@@ -4403,7 +4369,7 @@
           <w:sz w:val="14"/>
           <w:u w:val="none"/>
         </w:rPr>
-        <w:t>(c) [어법 decoy]</w:t>
+        <w:t>② [반쪽 정답 함정]</w:t>
       </w:r>
       <w:r>
         <w:rPr>
@@ -4412,7 +4378,7 @@
           <w:sz w:val="14"/>
           <w:u w:val="none"/>
         </w:rPr>
-        <w:t xml:space="preserve"> 옳은 진술 — 이것까지 고르면 ③. </w:t>
+        <w:t xml:space="preserve"> (A)는 맞지만 (B)가 사실 조작(수를 줄였다) — ‘strictly speaking, identical’이 그 반대를 명시. </w:t>
       </w:r>
       <w:r>
         <w:rPr>
@@ -4421,7 +4387,7 @@
           <w:sz w:val="14"/>
           <w:u w:val="none"/>
         </w:rPr>
-        <w:t>(a) [숫자 함정]</w:t>
+        <w:t>⑤ [반쪽 정답 함정]</w:t>
       </w:r>
       <w:r>
         <w:rPr>
@@ -4430,25 +4396,7 @@
           <w:sz w:val="14"/>
           <w:u w:val="none"/>
         </w:rPr>
-        <w:t xml:space="preserve"> twelve-slot에 끌려 ‘12잔’으로 오해하면 (a)를 틀렸다고 판단(⑤). </w:t>
-      </w:r>
-      <w:r>
-        <w:rPr>
-          <w:rFonts w:ascii="맑은 고딕" w:hAnsi="맑은 고딕" w:eastAsia="맑은 고딕"/>
-          <w:b/>
-          <w:sz w:val="14"/>
-          <w:u w:val="none"/>
-        </w:rPr>
-        <w:t>(d)</w:t>
-      </w:r>
-      <w:r>
-        <w:rPr>
-          <w:rFonts w:ascii="맑은 고딕" w:hAnsi="맑은 고딕" w:eastAsia="맑은 고딕"/>
-          <w:b w:val="0"/>
-          <w:sz w:val="14"/>
-          <w:u w:val="none"/>
-        </w:rPr>
-        <w:t xml:space="preserve"> illusory를 모르면 판정 불가.</w:t>
+        <w:t xml:space="preserve"> (B)는 맞지만 (A)는 preexisting(미리 찍힌)과 충돌. 두 빈칸을 각각 검증해야 한다.</w:t>
       </w:r>
     </w:p>
     <w:p>
@@ -4482,7 +4430,7 @@
           <w:sz w:val="14"/>
           <w:u w:val="none"/>
         </w:rPr>
-        <w:t>ⓔ [decoy]</w:t>
+        <w:t>① [한 끗]</w:t>
       </w:r>
       <w:r>
         <w:rPr>
@@ -4491,7 +4439,7 @@
           <w:sz w:val="14"/>
           <w:u w:val="none"/>
         </w:rPr>
-        <w:t xml:space="preserve"> ⓓ와 같은 단어(filled)라 함께 틀렸다고 보기 쉽다 — 칸은 ‘채워지는’ 대상이라 수동이 맞다. </w:t>
+        <w:t xml:space="preserve"> (B)는 맞지만 genuine(진짜의)은 illusion과 정반대이며 merely와도 어울리지 않는다. </w:t>
       </w:r>
       <w:r>
         <w:rPr>
@@ -4500,7 +4448,7 @@
           <w:sz w:val="14"/>
           <w:u w:val="none"/>
         </w:rPr>
-        <w:t>ⓐ</w:t>
+        <w:t>③ [방향 역전]</w:t>
       </w:r>
       <w:r>
         <w:rPr>
@@ -4509,7 +4457,25 @@
           <w:sz w:val="14"/>
           <w:u w:val="none"/>
         </w:rPr>
-        <w:t xml:space="preserve"> half가 둘뿐이라는 점을 놓치면 another를 옳다고 착각.</w:t>
+        <w:t xml:space="preserve"> 노력이 줄어든 것이 아니라 늘었다. </w:t>
+      </w:r>
+      <w:r>
+        <w:rPr>
+          <w:rFonts w:ascii="맑은 고딕" w:hAnsi="맑은 고딕" w:eastAsia="맑은 고딕"/>
+          <w:b/>
+          <w:sz w:val="14"/>
+          <w:u w:val="none"/>
+        </w:rPr>
+        <w:t>④</w:t>
+      </w:r>
+      <w:r>
+        <w:rPr>
+          <w:rFonts w:ascii="맑은 고딕" w:hAnsi="맑은 고딕" w:eastAsia="맑은 고딕"/>
+          <w:b w:val="0"/>
+          <w:sz w:val="14"/>
+          <w:u w:val="none"/>
+        </w:rPr>
+        <w:t xml:space="preserve"> gradual(점진적)은 ‘시작 전부터 16% 완료’라는 즉각적 느낌과 맞지 않는다.</w:t>
       </w:r>
     </w:p>
     <w:p>
@@ -4543,7 +4509,7 @@
           <w:sz w:val="14"/>
           <w:u w:val="none"/>
         </w:rPr>
-        <w:t>① [한 끗]</w:t>
+        <w:t>ⓒ [분사 함정]</w:t>
       </w:r>
       <w:r>
         <w:rPr>
@@ -4552,7 +4518,7 @@
           <w:sz w:val="14"/>
           <w:u w:val="none"/>
         </w:rPr>
-        <w:t xml:space="preserve"> (B)(C)는 맞고 (A)만 different — strictly speaking(엄밀히 말하면)이 ‘같다’는 신호. </w:t>
+        <w:t xml:space="preserve"> 바로 앞 문장의 already filled(수동)와 모양이 같아 옳아 보이지만, 여기서는 주어 People이 카드를 채우는 주체. </w:t>
       </w:r>
       <w:r>
         <w:rPr>
@@ -4561,7 +4527,7 @@
           <w:sz w:val="14"/>
           <w:u w:val="none"/>
         </w:rPr>
-        <w:t>⑤</w:t>
+        <w:t>ⓓ [decoy]</w:t>
       </w:r>
       <w:r>
         <w:rPr>
@@ -4570,7 +4536,7 @@
           <w:sz w:val="14"/>
           <w:u w:val="none"/>
         </w:rPr>
-        <w:t xml:space="preserve"> farther면 마지막 문장 perceived the reward as nearer와 충돌.</w:t>
+        <w:t xml:space="preserve"> ’d를 would로 읽으면 틀려 보이나 had의 축약. ⑤는 ⓒ를 놓친 경우, ④는 ⓐ를 놓치고 ⓓ를 잘못 고른 경우.</w:t>
       </w:r>
     </w:p>
     <w:p>
@@ -4604,7 +4570,7 @@
           <w:sz w:val="14"/>
           <w:u w:val="none"/>
         </w:rPr>
-        <w:t>③ [숫자 함정]</w:t>
+        <w:t>③ [사실 조작]</w:t>
       </w:r>
       <w:r>
         <w:rPr>
@@ -4613,7 +4579,7 @@
           <w:sz w:val="14"/>
           <w:u w:val="none"/>
         </w:rPr>
-        <w:t xml:space="preserve"> twelve-slot이라는 표면 숫자를 구매 횟수로 착각. </w:t>
+        <w:t xml:space="preserve"> 보너스 도장이 살 커피 수를 줄인 것처럼 보이지만 모두 열 잔을 사야 했다(identical). </w:t>
       </w:r>
       <w:r>
         <w:rPr>
@@ -4622,7 +4588,7 @@
           <w:sz w:val="14"/>
           <w:u w:val="none"/>
         </w:rPr>
-        <w:t>⑤</w:t>
+        <w:t>④ [어휘 치환]</w:t>
       </w:r>
       <w:r>
         <w:rPr>
@@ -4631,7 +4597,25 @@
           <w:sz w:val="14"/>
           <w:u w:val="none"/>
         </w:rPr>
-        <w:t xml:space="preserve"> 마지막 문장의 환언 — 참.</w:t>
+        <w:t xml:space="preserve"> free stamps를 free coffee로 바꾼 함정. </w:t>
+      </w:r>
+      <w:r>
+        <w:rPr>
+          <w:rFonts w:ascii="맑은 고딕" w:hAnsi="맑은 고딕" w:eastAsia="맑은 고딕"/>
+          <w:b/>
+          <w:sz w:val="14"/>
+          <w:u w:val="none"/>
+        </w:rPr>
+        <w:t>①</w:t>
+      </w:r>
+      <w:r>
+        <w:rPr>
+          <w:rFonts w:ascii="맑은 고딕" w:hAnsi="맑은 고딕" w:eastAsia="맑은 고딕"/>
+          <w:b w:val="0"/>
+          <w:sz w:val="14"/>
+          <w:u w:val="none"/>
+        </w:rPr>
+        <w:t xml:space="preserve"> head start를 ‘순서’로 직역한 오답.</w:t>
       </w:r>
     </w:p>
     <w:p>
@@ -4665,7 +4649,7 @@
           <w:sz w:val="14"/>
           <w:u w:val="none"/>
         </w:rPr>
-        <w:t>④ [방향 반전]</w:t>
+        <w:t>④ [수치 조작]</w:t>
       </w:r>
       <w:r>
         <w:rPr>
@@ -4674,7 +4658,7 @@
           <w:sz w:val="14"/>
           <w:u w:val="none"/>
         </w:rPr>
-        <w:t xml:space="preserve"> 두 글 모두 실제 과제량은 같은데(the books … are the same / identical) ‘느낌’이 결과를 바꿨다. </w:t>
+        <w:t xml:space="preserve"> 뒷부분(16 percent)이 참이라 앞부분의 ‘twelve coffees’를 놓치기 쉽다. </w:t>
       </w:r>
       <w:r>
         <w:rPr>
@@ -4683,7 +4667,7 @@
           <w:sz w:val="14"/>
           <w:u w:val="none"/>
         </w:rPr>
-        <w:t>②</w:t>
+        <w:t>③ [한 끗 정답지]</w:t>
       </w:r>
       <w:r>
         <w:rPr>
@@ -4692,7 +4676,25 @@
           <w:sz w:val="14"/>
           <w:u w:val="none"/>
         </w:rPr>
-        <w:t xml:space="preserve"> although 이하는 과제량이 같다는 뜻.</w:t>
+        <w:t xml:space="preserve"> in strict terms, the two programs were exactly the same의 환언 — 참. </w:t>
+      </w:r>
+      <w:r>
+        <w:rPr>
+          <w:rFonts w:ascii="맑은 고딕" w:hAnsi="맑은 고딕" w:eastAsia="맑은 고딕"/>
+          <w:b/>
+          <w:sz w:val="14"/>
+          <w:u w:val="none"/>
+        </w:rPr>
+        <w:t>①</w:t>
+      </w:r>
+      <w:r>
+        <w:rPr>
+          <w:rFonts w:ascii="맑은 고딕" w:hAnsi="맑은 고딕" w:eastAsia="맑은 고딕"/>
+          <w:b w:val="0"/>
+          <w:sz w:val="14"/>
+          <w:u w:val="none"/>
+        </w:rPr>
+        <w:t xml:space="preserve"> an experiment on how the feeling of progress—even when it is only an illusion—motivates — 참.</w:t>
       </w:r>
     </w:p>
     <w:p>
@@ -4726,7 +4728,7 @@
           <w:sz w:val="14"/>
           <w:u w:val="none"/>
         </w:rPr>
-        <w:t>② [표면 함정]</w:t>
+        <w:t>② [수치 함정]</w:t>
       </w:r>
       <w:r>
         <w:rPr>
@@ -4735,7 +4737,25 @@
           <w:sz w:val="14"/>
           <w:u w:val="none"/>
         </w:rPr>
-        <w:t xml:space="preserve"> 보너스 도장을 ‘미리 주는 보상’으로 보면 끌리지만, 무료 커피라는 보상은 여전히 10잔 뒤에 주어진다.</w:t>
+        <w:t xml:space="preserve"> 숫자가 많은 지문이라 기간도 나왔다고 착각하기 쉽다. </w:t>
+      </w:r>
+      <w:r>
+        <w:rPr>
+          <w:rFonts w:ascii="맑은 고딕" w:hAnsi="맑은 고딕" w:eastAsia="맑은 고딕"/>
+          <w:b/>
+          <w:sz w:val="14"/>
+          <w:u w:val="none"/>
+        </w:rPr>
+        <w:t>③ [한 끗]</w:t>
+      </w:r>
+      <w:r>
+        <w:rPr>
+          <w:rFonts w:ascii="맑은 고딕" w:hAnsi="맑은 고딕" w:eastAsia="맑은 고딕"/>
+          <w:b w:val="0"/>
+          <w:sz w:val="14"/>
+          <w:u w:val="none"/>
+        </w:rPr>
+        <w:t xml:space="preserve"> ‘strictly the same’ 때문에 ‘다른 점이 없다’고 생각해 답할 수 없다고 보기 쉽지만, 출발 시점의 차이(보너스 도장 두 개)는 분명히 적혀 있다.</w:t>
       </w:r>
     </w:p>
     <w:p>
@@ -4769,7 +4789,7 @@
           <w:sz w:val="14"/>
           <w:u w:val="none"/>
         </w:rPr>
-        <w:t>② [핵심 반전]</w:t>
+        <w:t>② [한 끗]</w:t>
       </w:r>
       <w:r>
         <w:rPr>
@@ -4778,7 +4798,25 @@
           <w:sz w:val="14"/>
           <w:u w:val="none"/>
         </w:rPr>
-        <w:t xml:space="preserve"> illusory(착각의)를 실제 이득으로 바꿨다 — 실험 설계의 핵심(identical)을 놓친 반응.</w:t>
+        <w:t xml:space="preserve"> 카드 모양이 달라 ‘different’가 맞아 보이지만 strictly speaking(엄밀히 말하면)은 ‘겉과 달리 사실은 같다’는 신호. </w:t>
+      </w:r>
+      <w:r>
+        <w:rPr>
+          <w:rFonts w:ascii="맑은 고딕" w:hAnsi="맑은 고딕" w:eastAsia="맑은 고딕"/>
+          <w:b/>
+          <w:sz w:val="14"/>
+          <w:u w:val="none"/>
+        </w:rPr>
+        <w:t>① [어휘 함정]</w:t>
+      </w:r>
+      <w:r>
+        <w:rPr>
+          <w:rFonts w:ascii="맑은 고딕" w:hAnsi="맑은 고딕" w:eastAsia="맑은 고딕"/>
+          <w:b w:val="0"/>
+          <w:sz w:val="14"/>
+          <w:u w:val="none"/>
+        </w:rPr>
+        <w:t xml:space="preserve"> illusory를 모르면 부적절해 보일 수 있으나 ‘착각의 진전’이 실험의 핵심.</w:t>
       </w:r>
     </w:p>
     <w:p>
@@ -4803,7 +4841,43 @@
           <w:sz w:val="14"/>
           <w:u w:val="none"/>
         </w:rPr>
-        <w:t xml:space="preserve"> (1) illusory ✕ — 관사 an 뒤 명사. (2) motivated ✕ — 소유격 뒤 명사. (3) nearer ✕ — 본문 형태 그대로, 비교 대상 없음. [채점] 각 1점.</w:t>
+        <w:t xml:space="preserve"> </w:t>
+      </w:r>
+      <w:r>
+        <w:rPr>
+          <w:rFonts w:ascii="맑은 고딕" w:hAnsi="맑은 고딕" w:eastAsia="맑은 고딕"/>
+          <w:b/>
+          <w:sz w:val="14"/>
+          <w:u w:val="none"/>
+        </w:rPr>
+        <w:t>The closer they believed to the reward they were</w:t>
+      </w:r>
+      <w:r>
+        <w:rPr>
+          <w:rFonts w:ascii="맑은 고딕" w:hAnsi="맑은 고딕" w:eastAsia="맑은 고딕"/>
+          <w:b w:val="0"/>
+          <w:sz w:val="14"/>
+          <w:u w:val="none"/>
+        </w:rPr>
+        <w:t xml:space="preserve"> ✕ — they were가 believed의 목적절 안에서 to the reward 앞에 와야 한다. </w:t>
+      </w:r>
+      <w:r>
+        <w:rPr>
+          <w:rFonts w:ascii="맑은 고딕" w:hAnsi="맑은 고딕" w:eastAsia="맑은 고딕"/>
+          <w:b/>
+          <w:sz w:val="14"/>
+          <w:u w:val="none"/>
+        </w:rPr>
+        <w:t>the more they were motivated</w:t>
+      </w:r>
+      <w:r>
+        <w:rPr>
+          <w:rFonts w:ascii="맑은 고딕" w:hAnsi="맑은 고딕" w:eastAsia="맑은 고딕"/>
+          <w:b w:val="0"/>
+          <w:sz w:val="14"/>
+          <w:u w:val="none"/>
+        </w:rPr>
+        <w:t xml:space="preserve"> ✕ — 보기의 the more motivated를 한 묶음으로 절 맨 앞에. [채점] the 비교급 구문 두 절 1.5 / 어순·보기 전부 사용 1 / 철자·단어 수 0.5.</w:t>
       </w:r>
     </w:p>
     <w:p>
@@ -4837,7 +4911,7 @@
           <w:sz w:val="14"/>
           <w:u w:val="none"/>
         </w:rPr>
-        <w:t>Because they believe</w:t>
+        <w:t>motivation</w:t>
       </w:r>
       <w:r>
         <w:rPr>
@@ -4846,7 +4920,7 @@
           <w:sz w:val="14"/>
           <w:u w:val="none"/>
         </w:rPr>
-        <w:t xml:space="preserve"> ✕ — 주절 were와 시제 불일치. </w:t>
+        <w:t xml:space="preserve"> ✕ — (2)는 more 뒤 형용사(분사) 자리. </w:t>
       </w:r>
       <w:r>
         <w:rPr>
@@ -4855,7 +4929,7 @@
           <w:sz w:val="14"/>
           <w:u w:val="none"/>
         </w:rPr>
-        <w:t>Because believing</w:t>
+        <w:t>near</w:t>
       </w:r>
       <w:r>
         <w:rPr>
@@ -4864,7 +4938,43 @@
           <w:sz w:val="14"/>
           <w:u w:val="none"/>
         </w:rPr>
-        <w:t xml:space="preserve"> ✕ — 접속사 뒤 주어 + 동사(조건 위반). [채점] 부사절 1.5 / 시제 1 / 단어 수·철자 0.5.</w:t>
+        <w:t xml:space="preserve"> ✕ — ‘seemed nearer to them’처럼 비교급이어야 ‘(다른 쪽보다) 더 가깝게’가 된다. </w:t>
+      </w:r>
+      <w:r>
+        <w:rPr>
+          <w:rFonts w:ascii="맑은 고딕" w:hAnsi="맑은 고딕" w:eastAsia="맑은 고딕"/>
+          <w:b/>
+          <w:sz w:val="14"/>
+          <w:u w:val="none"/>
+        </w:rPr>
+        <w:t>different</w:t>
+      </w:r>
+      <w:r>
+        <w:rPr>
+          <w:rFonts w:ascii="맑은 고딕" w:hAnsi="맑은 고딕" w:eastAsia="맑은 고딕"/>
+          <w:b w:val="0"/>
+          <w:sz w:val="14"/>
+          <w:u w:val="none"/>
+        </w:rPr>
+        <w:t xml:space="preserve"> ✕ — Although와 in fact가 ‘겉과 달리 사실은 같다’를 요구. </w:t>
+      </w:r>
+      <w:r>
+        <w:rPr>
+          <w:rFonts w:ascii="맑은 고딕" w:hAnsi="맑은 고딕" w:eastAsia="맑은 고딕"/>
+          <w:b/>
+          <w:sz w:val="14"/>
+          <w:u w:val="none"/>
+        </w:rPr>
+        <w:t>complete</w:t>
+      </w:r>
+      <w:r>
+        <w:rPr>
+          <w:rFonts w:ascii="맑은 고딕" w:hAnsi="맑은 고딕" w:eastAsia="맑은 고딕"/>
+          <w:b w:val="0"/>
+          <w:sz w:val="14"/>
+          <w:u w:val="none"/>
+        </w:rPr>
+        <w:t xml:space="preserve"> ✕ — (4)는 toward 뒤 명사 자리. [채점] 각 0.75, 어형 오류는 0.</w:t>
       </w:r>
     </w:p>
     <w:p>
@@ -4898,7 +5008,7 @@
           <w:sz w:val="14"/>
           <w:u w:val="none"/>
         </w:rPr>
-        <w:t>④ [한 끗]</w:t>
+        <w:t>② [한 끗]</w:t>
       </w:r>
       <w:r>
         <w:rPr>
@@ -4907,7 +5017,25 @@
           <w:sz w:val="14"/>
           <w:u w:val="none"/>
         </w:rPr>
-        <w:t xml:space="preserve"> ‘모두 10잔’ 문장 뒤에 두면 identical의 근거가 결론보다 먼저 나와 순서가 뒤집힌다.</w:t>
+        <w:t xml:space="preserve"> ‘identical’ 바로 뒤도 역접이 성립해 보이지만, 그러면 ‘모두 열 번 사야 한다’는 문장이 매력의 결과 자리에 끼어들어 흐름이 끊긴다. </w:t>
+      </w:r>
+      <w:r>
+        <w:rPr>
+          <w:rFonts w:ascii="맑은 고딕" w:hAnsi="맑은 고딕" w:eastAsia="맑은 고딕"/>
+          <w:b/>
+          <w:sz w:val="14"/>
+          <w:u w:val="none"/>
+        </w:rPr>
+        <w:t>④</w:t>
+      </w:r>
+      <w:r>
+        <w:rPr>
+          <w:rFonts w:ascii="맑은 고딕" w:hAnsi="맑은 고딕" w:eastAsia="맑은 고딕"/>
+          <w:b w:val="0"/>
+          <w:sz w:val="14"/>
+          <w:u w:val="none"/>
+        </w:rPr>
+        <w:t xml:space="preserve"> 결과(더 자주 돌아옴)가 이미 나온 뒤라 늦다.</w:t>
       </w:r>
     </w:p>
     <w:p>
@@ -4932,7 +5060,7 @@
           <w:sz w:val="14"/>
           <w:u w:val="none"/>
         </w:rPr>
-        <w:t xml:space="preserve"> Kivetz, Urminsky, Zheng은 착각에 불과한 진전이 동기를 부여하는 효과를 실험으로 시험하기 위해 한 카페와 협력했다. 고객들은 커피 열 잔을 사면 무료 커피 한 잔을 주는 적립 카드를 받았다. 고객의 절반은 빈칸이 열 개인 카드를 받은 반면, 나머지 절반은 빈칸이 열두 개인 카드를 받았다. 그런데 열두 칸짜리 카드에는 미리 찍힌 ‘보너스’ 도장이 두 개 있었으므로, 엄밀히 말하면 이것들은 똑같은 보상 프로그램이었다. 카드를 받은 모든 고객은 무료 커피를 받으려면 커피를 열 번 구매해야(그리고 도장 열 개를 모아야) 했다. 그러나 공짜 도장의 매력은 컸다. 자신이 먼저 출발했다고 생각한 사람들은 카페에 더 자주 돌아와, 다른 사람들보다 더 빨리 적립 카드를 채웠다. 카드가 열두 칸 중 두 칸이 이미 채워진 채로 나왔을 때, 고객들에게는 시작도 하기 전에 이미 목표의 16퍼센트를 끝낸 것처럼 느껴졌다. 자신이 보상에 더 가까이 있다고 믿었기에, 그들은 결승선에 도달하려는 동기가 더 강했다. 위 연구에 따르면, 고객들은 보상을 더 가깝다고 인식할 때 목표를 완수하려는 의욕이 더 컸다.</w:t>
+        <w:t xml:space="preserve"> ['Kivetz, Urminsky, Zheng은 착각에 불과한 진전이 동기를 부여하는 효과를 실험으로 시험하기 위해 한 카페와 협력했다.', '고객들은 커피 열 잔을 사면 무료 커피 한 잔을 주는 적립 카드를 받았다.', '고객의 절반은 빈칸이 열 개인 카드를 받은 반면, 나머지 절반은 빈칸이 열두 개인 카드를 받았다.', '그런데 열두 칸짜리 카드에는 미리 찍힌 ‘보너스’ 도장이 두 개 있었으므로, 엄밀히 말하면 이것들은 똑같은 보상 프로그램이었다.', '카드를 받은 모든 고객은 무료 커피를 받으려면 커피를 열 번 구매해야(그리고 도장 열 개를 모아야) 했다.', '그러나 공짜 도장의 매력은 컸다.', '자신이 먼저 출발했다고 생각한 사람들은 카페에 더 자주 돌아와, 다른 사람들보다 더 빨리 적립 카드를 채웠다.', '카드가 열두 칸 중 두 칸이 이미 채워진 채로 나왔을 때, 고객들에게는 시작도 하기 전에 이미 목표의 16퍼센트를 끝낸 것처럼 느껴졌다.', '자신이 보상에 더 가까이 있다고 믿었기에, 그들은 결승선에 도달하려는 동기가 더 강했다.', '위 연구에 따르면, 고객들은 보상을 더 가깝다고 인식할 때 목표를 완수하려는 의욕이 더 컸다.']</w:t>
       </w:r>
     </w:p>
     <w:p>
@@ -4957,7 +5085,7 @@
           <w:sz w:val="14"/>
           <w:u w:val="none"/>
         </w:rPr>
-        <w:t xml:space="preserve"> 피트니스 앱도 같은 요령을 쓴다. 30일 도전을 시작한 새 사용자는 흔히 첫 이틀이 이미 ‘준비 운동 완료’로 표시된 것을 발견한다. 추가 운동을 한 것은 없지만, 이런 초기 진척을 보는 사용자들은 0에서 시작하는 사람들보다 계속해 나갈 가능성이 더 크다.</w:t>
+        <w:t xml:space="preserve"> ['도서관들도 같은 아이디어를 빌려 썼다.', '아이들에게 열두 칸짜리 차트를 주는 여름 독서 클럽은 흔히 가입만 해도 처음 두 칸을 ‘완료’로 표시해 준다.', '아이들은 평범한 열 칸 차트를 쓰는 클럽의 아이들보다 한 쪽도 더 읽지 않았지만, 미리 도장 찍힌 차트를 든 아이들은 책을 빌리러 더 자주 돌아오는 경향이 있다.', '차트 일부가 이미 채워진 것을 보면 상이 손에 닿을 듯하다고 느끼고, 실제 거리가 아니라 그 느낌이 아이들을 계속 읽게 한다.']</w:t>
       </w:r>
     </w:p>
     <w:sectPr>

--- a/shinmok1/pack/2510/H1MOGO25-10_40_SET.docx
+++ b/shinmok1/pack/2510/H1MOGO25-10_40_SET.docx
@@ -1005,7 +1005,7 @@
           <w:sz w:val="16"/>
           <w:u w:val="none"/>
         </w:rPr>
-        <w:t xml:space="preserve">  주어진 말을 모두 사용 · 필요한 단어 1개만 어형 변형</w:t>
+        <w:t xml:space="preserve">  주어진 말을 모두 사용 · 어형 변형 3곳 · 조건의 단어 수·구문을 지킬 것</w:t>
       </w:r>
     </w:p>
     <w:p>
@@ -1032,6 +1032,8 @@
           <w:u w:val="none"/>
         </w:rPr>
         <w:t>자신이 보상에 더 가까이 있다고 믿었기에, 그들은 결승선에 도달하려는 동기가 더 강했다.</w:t>
+        <w:br/>
+        <w:t>&lt;조건&gt; 구문: 분사구문(Believing …, S V) · 총 16단어</w:t>
       </w:r>
     </w:p>
     <w:p>
@@ -1048,7 +1050,7 @@
           <w:sz w:val="17"/>
           <w:u w:val="none"/>
         </w:rPr>
-        <w:t>they / were / believe / to the reward / were / to reach / closer / the finish line / they / more motivated</w:t>
+        <w:t>they / close / believe / were / to the reward / they / motivate / were / to reach / the finish line / more</w:t>
       </w:r>
     </w:p>
     <w:p>
@@ -2598,7 +2600,25 @@
           <w:sz w:val="17"/>
           <w:u w:val="none"/>
         </w:rPr>
-        <w:t xml:space="preserve"> 다음 글의 밑줄 친 문장과 같은 뜻이 되도록 &lt;보기&gt;의 표현을 모두 사용하여 &lt;조건&gt;에 맞게 영작하시오. [3점] [3.0점]</w:t>
+        <w:t xml:space="preserve"> 다음은 윗글을 읽은 두 학생의 대화이다. 빈칸에 &lt;보기&gt;의 표현을 </w:t>
+      </w:r>
+      <w:r>
+        <w:rPr>
+          <w:rFonts w:ascii="맑은 고딕" w:hAnsi="맑은 고딕" w:eastAsia="맑은 고딕"/>
+          <w:b w:val="0"/>
+          <w:sz w:val="17"/>
+          <w:u w:val="single"/>
+        </w:rPr>
+        <w:t>모두</w:t>
+      </w:r>
+      <w:r>
+        <w:rPr>
+          <w:rFonts w:ascii="맑은 고딕" w:hAnsi="맑은 고딕" w:eastAsia="맑은 고딕"/>
+          <w:b w:val="0"/>
+          <w:sz w:val="17"/>
+          <w:u w:val="none"/>
+        </w:rPr>
+        <w:t xml:space="preserve"> 배열하여 대화를 완성하시오. (필요하면 어형을 바꿀 것) [3점] [3.0점]</w:t>
       </w:r>
     </w:p>
     <w:p>
@@ -2621,16 +2641,53 @@
           <w:sz w:val="17"/>
           <w:u w:val="none"/>
         </w:rPr>
-        <w:t xml:space="preserve">When the card came with two out of twelve slots already filled, it felt to customers like they were already 16 percent finished with the goal before they’d even started. </w:t>
-      </w:r>
+        <w:t>Kivetz, Urminsky, and Zheng teamed up with a café to run an experiment on how the feeling of progress—even when it is only an illusion—motivates people. Each customer was given a loyalty card promising a free coffee once ten coffees had been bought. Half of the customers got a card with ten empty slots; the other half got one with twelve. However, the twelve-slot card already carried two ‘bonus’ stamps, which meant that, in strict terms, the two programs were exactly the same. Whoever held a card had to buy ten coffees (and collect ten stamps) before the free one. Still, the free stamps proved very attractive. Those who felt they had been given a head start returned to the café more often and completed their cards faster than the rest. With two of twelve slots filled from the outset, customers felt they were already 16 percent of the way to the goal before making a single purchase. Since they believed the reward was nearer, they tried harder to get there. The study shows that people work harder toward a goal when the reward seems closer to them.</w:t>
+      </w:r>
+    </w:p>
+    <w:p>
+      <w:pPr>
+        <w:spacing w:before="0" w:after="0" w:line="288" w:lineRule="auto"/>
+        <w:ind w:left="40"/>
+        <w:snapToGrid w:val="0"/>
+        <w:pBdr>
+          <w:top w:val="single" w:sz="4" w:space="2" w:color="999999"/>
+          <w:left w:val="single" w:sz="4" w:space="2" w:color="999999"/>
+          <w:bottom w:val="single" w:sz="4" w:space="2" w:color="999999"/>
+          <w:right w:val="single" w:sz="4" w:space="2" w:color="999999"/>
+        </w:pBdr>
+        <w:shd w:val="clear" w:color="auto" w:fill="F6F3EA"/>
+      </w:pPr>
       <w:r>
         <w:rPr>
           <w:rFonts w:ascii="맑은 고딕" w:hAnsi="맑은 고딕" w:eastAsia="맑은 고딕"/>
           <w:b w:val="0"/>
           <w:sz w:val="17"/>
-          <w:u w:val="single"/>
-        </w:rPr>
-        <w:t>Believing they were closer to the reward, they were more motivated to reach the finish line.</w:t>
+          <w:u w:val="none"/>
+        </w:rPr>
+        <w:t>Jisu: Both cards needed exactly ten purchases, right? So why did the twelve-slot group come back more often?</w:t>
+      </w:r>
+    </w:p>
+    <w:p>
+      <w:pPr>
+        <w:spacing w:before="0" w:after="60" w:line="288" w:lineRule="auto"/>
+        <w:ind w:left="40"/>
+        <w:snapToGrid w:val="0"/>
+        <w:pBdr>
+          <w:top w:val="single" w:sz="4" w:space="2" w:color="999999"/>
+          <w:left w:val="single" w:sz="4" w:space="2" w:color="999999"/>
+          <w:bottom w:val="single" w:sz="4" w:space="2" w:color="999999"/>
+          <w:right w:val="single" w:sz="4" w:space="2" w:color="999999"/>
+        </w:pBdr>
+        <w:shd w:val="clear" w:color="auto" w:fill="F6F3EA"/>
+      </w:pPr>
+      <w:r>
+        <w:rPr>
+          <w:rFonts w:ascii="맑은 고딕" w:hAnsi="맑은 고딕" w:eastAsia="맑은 고딕"/>
+          <w:b w:val="0"/>
+          <w:sz w:val="17"/>
+          <w:u w:val="none"/>
+        </w:rPr>
+        <w:t>Minho: Because the two free stamps changed how they felt about the goal. They felt that ________________________________________ , and that feeling pushed them to finish.</w:t>
       </w:r>
     </w:p>
     <w:p>
@@ -2662,7 +2719,7 @@
           <w:sz w:val="17"/>
           <w:u w:val="none"/>
         </w:rPr>
-        <w:t xml:space="preserve"> the closer / they / believed / they / were / to the reward / the more motivated / they / were / to reach / the finish line</w:t>
+        <w:t xml:space="preserve"> closer / really / they / be / than they / already / to the reward / were</w:t>
       </w:r>
     </w:p>
     <w:p>
@@ -2708,7 +2765,7 @@
           <w:sz w:val="17"/>
           <w:u w:val="none"/>
         </w:rPr>
-        <w:t>1. Use ALL the expressions in the box, each only once.</w:t>
+        <w:t>1. &lt;보기&gt;의 표현을 모두 한 번씩 사용할 것 (다른 단어 추가 금지)</w:t>
       </w:r>
     </w:p>
     <w:p>
@@ -2731,7 +2788,7 @@
           <w:sz w:val="17"/>
           <w:u w:val="none"/>
         </w:rPr>
-        <w:t>2. Do NOT change the form of any word, and do NOT add any other words (do not use ‘believing’ or ‘because’).</w:t>
+        <w:t>2. 필요한 경우 동사의 형태를 바꿀 것(1곳)</w:t>
       </w:r>
     </w:p>
     <w:p>
@@ -2754,7 +2811,7 @@
           <w:sz w:val="17"/>
           <w:u w:val="none"/>
         </w:rPr>
-        <w:t>3. Use the ‘the + 비교급 ~, the + 비교급 ~’ structure, beginning with ‘The closer’.</w:t>
+        <w:t>3. 비교급 + than 구문을 사용할 것</w:t>
       </w:r>
     </w:p>
     <w:p>
@@ -2777,7 +2834,7 @@
           <w:sz w:val="17"/>
           <w:u w:val="none"/>
         </w:rPr>
-        <w:t>4. Write 19 words in total.</w:t>
+        <w:t>4. 빈칸에 들어갈 말은 총 11단어</w:t>
       </w:r>
     </w:p>
     <w:p>
@@ -2815,7 +2872,7 @@
           <w:sz w:val="17"/>
           <w:u w:val="none"/>
         </w:rPr>
-        <w:t>⇒ The closer ________________________________________________________________________ .</w:t>
+        <w:t>⇒ They felt that ________________________________________ ,</w:t>
       </w:r>
     </w:p>
     <w:p>
@@ -3853,7 +3910,7 @@
           <w:sz w:val="15"/>
           <w:u w:val="none"/>
         </w:rPr>
-        <w:t xml:space="preserve"> Believing they were closer to the reward, they were more motivated to reach the finish line. (believe→Believing)</w:t>
+        <w:t xml:space="preserve"> Believing they were closer to the reward, they were more motivated to reach the finish line. (believe→Believing · close→closer · motivate→motivated / 16단어 / 분사구문)</w:t>
       </w:r>
     </w:p>
     <w:p>
@@ -4269,7 +4326,7 @@
           <w:sz w:val="15"/>
           <w:u w:val="none"/>
         </w:rPr>
-        <w:t xml:space="preserve"> The closer they believed they were to the reward, the more motivated they were to reach the finish line.</w:t>
+        <w:t xml:space="preserve"> they were already closer to the reward than they really were</w:t>
       </w:r>
     </w:p>
     <w:p>
@@ -4850,7 +4907,7 @@
           <w:sz w:val="14"/>
           <w:u w:val="none"/>
         </w:rPr>
-        <w:t>The closer they believed to the reward they were</w:t>
+        <w:t>they were closer to the reward than they really were already</w:t>
       </w:r>
       <w:r>
         <w:rPr>
@@ -4859,7 +4916,7 @@
           <w:sz w:val="14"/>
           <w:u w:val="none"/>
         </w:rPr>
-        <w:t xml:space="preserve"> ✕ — they were가 believed의 목적절 안에서 to the reward 앞에 와야 한다. </w:t>
+        <w:t xml:space="preserve"> ✕ — already 위치가 보기 어순·뜻과 어긋남. </w:t>
       </w:r>
       <w:r>
         <w:rPr>
@@ -4868,7 +4925,7 @@
           <w:sz w:val="14"/>
           <w:u w:val="none"/>
         </w:rPr>
-        <w:t>the more they were motivated</w:t>
+        <w:t>they are already closer …</w:t>
       </w:r>
       <w:r>
         <w:rPr>
@@ -4877,7 +4934,25 @@
           <w:sz w:val="14"/>
           <w:u w:val="none"/>
         </w:rPr>
-        <w:t xml:space="preserve"> ✕ — 보기의 the more motivated를 한 묶음으로 절 맨 앞에. [채점] the 비교급 구문 두 절 1.5 / 어순·보기 전부 사용 1 / 철자·단어 수 0.5.</w:t>
+        <w:t xml:space="preserve"> ✕ — felt(과거)와 시제 불일치. </w:t>
+      </w:r>
+      <w:r>
+        <w:rPr>
+          <w:rFonts w:ascii="맑은 고딕" w:hAnsi="맑은 고딕" w:eastAsia="맑은 고딕"/>
+          <w:b/>
+          <w:sz w:val="14"/>
+          <w:u w:val="none"/>
+        </w:rPr>
+        <w:t>they were already close to the reward than …</w:t>
+      </w:r>
+      <w:r>
+        <w:rPr>
+          <w:rFonts w:ascii="맑은 고딕" w:hAnsi="맑은 고딕" w:eastAsia="맑은 고딕"/>
+          <w:b w:val="0"/>
+          <w:sz w:val="14"/>
+          <w:u w:val="none"/>
+        </w:rPr>
+        <w:t xml:space="preserve"> ✕ — than이 있으므로 비교급 closer. [채점] 어순·보기 전부 1.5 / 어형(were) 1 / 철자·단어 수 0.5.</w:t>
       </w:r>
     </w:p>
     <w:p>
